--- a/Introduction.docx
+++ b/Introduction.docx
@@ -29,23 +29,22 @@
           <w:sz w:val="48"/>
           <w:szCs w:val="48"/>
         </w:rPr>
-        <w:t xml:space="preserve">What is a Roleplaying Game (And Why is </w:t>
-      </w:r>
-      <w:proofErr w:type="spellStart"/>
-      <w:r>
+        <w:t>What is a Roleplaying Game (And Why is Hullraker one of them)</w:t>
+      </w:r>
+    </w:p>
+    <w:p>
+      <w:pPr>
         <w:rPr>
           <w:sz w:val="48"/>
           <w:szCs w:val="48"/>
         </w:rPr>
-        <w:t>Hullraker</w:t>
-      </w:r>
-      <w:proofErr w:type="spellEnd"/>
+      </w:pPr>
       <w:r>
         <w:rPr>
           <w:sz w:val="48"/>
           <w:szCs w:val="48"/>
         </w:rPr>
-        <w:t xml:space="preserve"> one of them)</w:t>
+        <w:t>The Ship</w:t>
       </w:r>
     </w:p>
     <w:p>
@@ -60,7 +59,25 @@
           <w:sz w:val="48"/>
           <w:szCs w:val="48"/>
         </w:rPr>
-        <w:t>The Ship</w:t>
+        <w:t>The Job</w:t>
+      </w:r>
+    </w:p>
+    <w:p>
+      <w:r>
+        <w:t xml:space="preserve">Unlike many RPGs, each Player Character in Hullraker takes on one of several Jobs – some </w:t>
+      </w:r>
+      <w:r>
+        <w:rPr>
+          <w:i/>
+          <w:iCs/>
+        </w:rPr>
+        <w:t>have</w:t>
+      </w:r>
+      <w:r>
+        <w:t xml:space="preserve"> to be fulfilled. Also unlike most games, jobs determine very little about your character itself, but provide a lot of narrative and equipment access, as well as guidance on events in narrative mode. </w:t>
+      </w:r>
+      <w:r>
+        <w:t xml:space="preserve"> </w:t>
       </w:r>
     </w:p>
     <w:p>
@@ -75,105 +92,62 @@
           <w:sz w:val="48"/>
           <w:szCs w:val="48"/>
         </w:rPr>
-        <w:t>The Job</w:t>
-      </w:r>
-    </w:p>
-    <w:p>
-      <w:r>
-        <w:t xml:space="preserve">Unlike many RPGs, each Player Character in </w:t>
-      </w:r>
-      <w:proofErr w:type="spellStart"/>
-      <w:r>
-        <w:t>Hullraker</w:t>
-      </w:r>
-      <w:proofErr w:type="spellEnd"/>
-      <w:r>
-        <w:t xml:space="preserve"> takes on one of several Jobs – some </w:t>
+        <w:t>The Character</w:t>
+      </w:r>
+    </w:p>
+    <w:p>
+      <w:pPr>
+        <w:rPr>
+          <w:sz w:val="32"/>
+          <w:szCs w:val="32"/>
+        </w:rPr>
+      </w:pPr>
+      <w:r>
+        <w:rPr>
+          <w:sz w:val="32"/>
+          <w:szCs w:val="32"/>
+        </w:rPr>
+        <w:t>Kinds (of Human)</w:t>
+      </w:r>
+    </w:p>
+    <w:p>
+      <w:pPr>
+        <w:rPr>
+          <w:sz w:val="32"/>
+          <w:szCs w:val="32"/>
+        </w:rPr>
+      </w:pPr>
+      <w:r>
+        <w:rPr>
+          <w:sz w:val="32"/>
+          <w:szCs w:val="32"/>
+        </w:rPr>
+        <w:t>Your Body</w:t>
+      </w:r>
+    </w:p>
+    <w:p>
+      <w:pPr>
+        <w:rPr>
+          <w:sz w:val="22"/>
+          <w:szCs w:val="22"/>
+        </w:rPr>
+      </w:pPr>
+      <w:r>
+        <w:rPr>
+          <w:sz w:val="22"/>
+          <w:szCs w:val="22"/>
+        </w:rPr>
+        <w:t xml:space="preserve">Your characters body is a very important part of </w:t>
       </w:r>
       <w:r>
         <w:rPr>
           <w:i/>
           <w:iCs/>
-        </w:rPr>
-        <w:t>have</w:t>
-      </w:r>
-      <w:r>
-        <w:t xml:space="preserve"> to be fulfilled. Also unlike most games, jobs determine very little about your character itself, but provide a lot of narrative and equipment access, as well as guidance on events in narrative mode. </w:t>
-      </w:r>
-      <w:r>
-        <w:t xml:space="preserve"> </w:t>
-      </w:r>
-    </w:p>
-    <w:p>
-      <w:pPr>
-        <w:rPr>
-          <w:sz w:val="48"/>
-          <w:szCs w:val="48"/>
-        </w:rPr>
-      </w:pPr>
-      <w:r>
-        <w:rPr>
-          <w:sz w:val="48"/>
-          <w:szCs w:val="48"/>
-        </w:rPr>
-        <w:t>The Character</w:t>
-      </w:r>
-    </w:p>
-    <w:p>
-      <w:pPr>
-        <w:rPr>
-          <w:sz w:val="32"/>
-          <w:szCs w:val="32"/>
-        </w:rPr>
-      </w:pPr>
-      <w:r>
-        <w:rPr>
-          <w:sz w:val="32"/>
-          <w:szCs w:val="32"/>
-        </w:rPr>
-        <w:t>Kinds (of Human)</w:t>
-      </w:r>
-    </w:p>
-    <w:p>
-      <w:pPr>
-        <w:rPr>
-          <w:sz w:val="32"/>
-          <w:szCs w:val="32"/>
-        </w:rPr>
-      </w:pPr>
-      <w:r>
-        <w:rPr>
-          <w:sz w:val="32"/>
-          <w:szCs w:val="32"/>
-        </w:rPr>
-        <w:t>Your Body</w:t>
-      </w:r>
-    </w:p>
-    <w:p>
-      <w:pPr>
-        <w:rPr>
-          <w:sz w:val="22"/>
-          <w:szCs w:val="22"/>
-        </w:rPr>
-      </w:pPr>
-      <w:r>
-        <w:rPr>
-          <w:sz w:val="22"/>
-          <w:szCs w:val="22"/>
-        </w:rPr>
-        <w:t xml:space="preserve">Your characters body is a very important part of </w:t>
-      </w:r>
-      <w:proofErr w:type="spellStart"/>
-      <w:r>
-        <w:rPr>
-          <w:i/>
-          <w:iCs/>
           <w:sz w:val="22"/>
           <w:szCs w:val="22"/>
         </w:rPr>
         <w:t>Hullraker</w:t>
       </w:r>
-      <w:proofErr w:type="spellEnd"/>
       <w:r>
         <w:rPr>
           <w:sz w:val="22"/>
@@ -415,15 +389,697 @@
           <w:sz w:val="22"/>
           <w:szCs w:val="22"/>
         </w:rPr>
-        <w:t xml:space="preserve"> on the human body are our two arms, two legs and head. While we generally don’t refer to our head as a limb in real life, </w:t>
+        <w:t xml:space="preserve"> on the human body are our two arms, two legs and head. While we generally don’t refer to our head as a limb in real life, Hullraker does for simplicities sake.</w:t>
+      </w:r>
+      <w:r>
+        <w:rPr>
+          <w:b/>
+          <w:bCs/>
+          <w:sz w:val="22"/>
+          <w:szCs w:val="22"/>
+        </w:rPr>
+        <w:t xml:space="preserve"> </w:t>
+      </w:r>
+    </w:p>
+    <w:p>
+      <w:pPr>
+        <w:rPr>
+          <w:sz w:val="22"/>
+          <w:szCs w:val="22"/>
+        </w:rPr>
+      </w:pPr>
+      <w:r>
+        <w:rPr>
+          <w:sz w:val="22"/>
+          <w:szCs w:val="22"/>
+        </w:rPr>
+        <w:lastRenderedPageBreak/>
+        <w:t xml:space="preserve">Like any object (see Equipment), your body has a Toughness. This is a simple number to determine whether or not the damage from an attack will cause a wound. By default, you have a Toughness of 3 (human skin is actually quite tough). </w:t>
+      </w:r>
+    </w:p>
+    <w:p>
+      <w:pPr>
+        <w:rPr>
+          <w:sz w:val="32"/>
+          <w:szCs w:val="32"/>
+        </w:rPr>
+      </w:pPr>
+      <w:r>
+        <w:rPr>
+          <w:sz w:val="32"/>
+          <w:szCs w:val="32"/>
+        </w:rPr>
+        <w:t>Size</w:t>
+      </w:r>
+    </w:p>
+    <w:p>
+      <w:r>
+        <w:t>All creatures and objects have Size. There is a maximum Size, and a minimum Size, laid out on the table below.</w:t>
+      </w:r>
+    </w:p>
+    <w:tbl>
+      <w:tblPr>
+        <w:tblStyle w:val="TableGrid"/>
+        <w:tblW w:w="10334" w:type="dxa"/>
+        <w:tblInd w:w="-5" w:type="dxa"/>
+        <w:tblLook w:val="04A0" w:firstRow="1" w:lastRow="0" w:firstColumn="1" w:lastColumn="0" w:noHBand="0" w:noVBand="1"/>
+      </w:tblPr>
+      <w:tblGrid>
+        <w:gridCol w:w="685"/>
+        <w:gridCol w:w="1372"/>
+        <w:gridCol w:w="1093"/>
+        <w:gridCol w:w="7184"/>
+      </w:tblGrid>
+      <w:tr>
+        <w:trPr>
+          <w:trHeight w:val="337"/>
+        </w:trPr>
+        <w:tc>
+          <w:tcPr>
+            <w:tcW w:w="685" w:type="dxa"/>
+          </w:tcPr>
+          <w:p>
+            <w:r>
+              <w:t>Size</w:t>
+            </w:r>
+          </w:p>
+        </w:tc>
+        <w:tc>
+          <w:tcPr>
+            <w:tcW w:w="1372" w:type="dxa"/>
+          </w:tcPr>
+          <w:p>
+            <w:r>
+              <w:t>Silhouette</w:t>
+            </w:r>
+          </w:p>
+        </w:tc>
+        <w:tc>
+          <w:tcPr>
+            <w:tcW w:w="1093" w:type="dxa"/>
+          </w:tcPr>
+          <w:p>
+            <w:r>
+              <w:t>Bulk</w:t>
+            </w:r>
+            <w:r>
+              <w:t xml:space="preserve"> (~)</w:t>
+            </w:r>
+          </w:p>
+        </w:tc>
+        <w:tc>
+          <w:tcPr>
+            <w:tcW w:w="7184" w:type="dxa"/>
+          </w:tcPr>
+          <w:p>
+            <w:r>
+              <w:t>Description</w:t>
+            </w:r>
+          </w:p>
+        </w:tc>
+      </w:tr>
+      <w:tr>
+        <w:trPr>
+          <w:trHeight w:val="337"/>
+        </w:trPr>
+        <w:tc>
+          <w:tcPr>
+            <w:tcW w:w="685" w:type="dxa"/>
+          </w:tcPr>
+          <w:p>
+            <w:r>
+              <w:t>1</w:t>
+            </w:r>
+          </w:p>
+        </w:tc>
+        <w:tc>
+          <w:tcPr>
+            <w:tcW w:w="1372" w:type="dxa"/>
+          </w:tcPr>
+          <w:p>
+            <w:r>
+              <w:t>10</w:t>
+            </w:r>
+          </w:p>
+        </w:tc>
+        <w:tc>
+          <w:tcPr>
+            <w:tcW w:w="1093" w:type="dxa"/>
+          </w:tcPr>
+          <w:p>
+            <w:r>
+              <w:t>0</w:t>
+            </w:r>
+          </w:p>
+        </w:tc>
+        <w:tc>
+          <w:tcPr>
+            <w:tcW w:w="7184" w:type="dxa"/>
+          </w:tcPr>
+          <w:p>
+            <w:r>
+              <w:t>Size of a Human Finger: a key, a bullet, a microchip, a coin</w:t>
+            </w:r>
+          </w:p>
+        </w:tc>
+      </w:tr>
+      <w:tr>
+        <w:trPr>
+          <w:trHeight w:val="353"/>
+        </w:trPr>
+        <w:tc>
+          <w:tcPr>
+            <w:tcW w:w="685" w:type="dxa"/>
+          </w:tcPr>
+          <w:p>
+            <w:r>
+              <w:t>2</w:t>
+            </w:r>
+          </w:p>
+        </w:tc>
+        <w:tc>
+          <w:tcPr>
+            <w:tcW w:w="1372" w:type="dxa"/>
+          </w:tcPr>
+          <w:p>
+            <w:r>
+              <w:t>9</w:t>
+            </w:r>
+          </w:p>
+        </w:tc>
+        <w:tc>
+          <w:tcPr>
+            <w:tcW w:w="1093" w:type="dxa"/>
+          </w:tcPr>
+          <w:p>
+            <w:r>
+              <w:t>1-2</w:t>
+            </w:r>
+          </w:p>
+        </w:tc>
+        <w:tc>
+          <w:tcPr>
+            <w:tcW w:w="7184" w:type="dxa"/>
+          </w:tcPr>
+          <w:p>
+            <w:r>
+              <w:t>Size of a Human Hand: a cookie, a grenade, a pack of cigarettes</w:t>
+            </w:r>
+          </w:p>
+        </w:tc>
+      </w:tr>
+      <w:tr>
+        <w:trPr>
+          <w:trHeight w:val="337"/>
+        </w:trPr>
+        <w:tc>
+          <w:tcPr>
+            <w:tcW w:w="685" w:type="dxa"/>
+          </w:tcPr>
+          <w:p>
+            <w:r>
+              <w:t>3</w:t>
+            </w:r>
+          </w:p>
+        </w:tc>
+        <w:tc>
+          <w:tcPr>
+            <w:tcW w:w="1372" w:type="dxa"/>
+          </w:tcPr>
+          <w:p>
+            <w:r>
+              <w:t>8</w:t>
+            </w:r>
+          </w:p>
+        </w:tc>
+        <w:tc>
+          <w:tcPr>
+            <w:tcW w:w="1093" w:type="dxa"/>
+          </w:tcPr>
+          <w:p>
+            <w:r>
+              <w:t>2-4</w:t>
+            </w:r>
+          </w:p>
+        </w:tc>
+        <w:tc>
+          <w:tcPr>
+            <w:tcW w:w="7184" w:type="dxa"/>
+          </w:tcPr>
+          <w:p>
+            <w:r>
+              <w:t xml:space="preserve">Size of a Human Skull: a </w:t>
+            </w:r>
+            <w:proofErr w:type="spellStart"/>
+            <w:r>
+              <w:t>handcomputer</w:t>
+            </w:r>
+            <w:proofErr w:type="spellEnd"/>
+            <w:r>
+              <w:t>, a handgun, an MRE, a ferret</w:t>
+            </w:r>
+          </w:p>
+        </w:tc>
+      </w:tr>
+      <w:tr>
+        <w:trPr>
+          <w:trHeight w:val="337"/>
+        </w:trPr>
+        <w:tc>
+          <w:tcPr>
+            <w:tcW w:w="685" w:type="dxa"/>
+          </w:tcPr>
+          <w:p>
+            <w:r>
+              <w:t>4</w:t>
+            </w:r>
+          </w:p>
+        </w:tc>
+        <w:tc>
+          <w:tcPr>
+            <w:tcW w:w="1372" w:type="dxa"/>
+          </w:tcPr>
+          <w:p>
+            <w:r>
+              <w:t>7</w:t>
+            </w:r>
+          </w:p>
+        </w:tc>
+        <w:tc>
+          <w:tcPr>
+            <w:tcW w:w="1093" w:type="dxa"/>
+          </w:tcPr>
+          <w:p>
+            <w:r>
+              <w:t>5-9</w:t>
+            </w:r>
+          </w:p>
+        </w:tc>
+        <w:tc>
+          <w:tcPr>
+            <w:tcW w:w="7184" w:type="dxa"/>
+          </w:tcPr>
+          <w:p>
+            <w:r>
+              <w:t>Size of a Human Limb: a crowbar, a backpack, a scanner, a rifle</w:t>
+            </w:r>
+          </w:p>
+        </w:tc>
+      </w:tr>
+      <w:tr>
+        <w:trPr>
+          <w:trHeight w:val="337"/>
+        </w:trPr>
+        <w:tc>
+          <w:tcPr>
+            <w:tcW w:w="685" w:type="dxa"/>
+          </w:tcPr>
+          <w:p>
+            <w:r>
+              <w:t>5</w:t>
+            </w:r>
+          </w:p>
+        </w:tc>
+        <w:tc>
+          <w:tcPr>
+            <w:tcW w:w="1372" w:type="dxa"/>
+          </w:tcPr>
+          <w:p>
+            <w:r>
+              <w:t>6</w:t>
+            </w:r>
+          </w:p>
+        </w:tc>
+        <w:tc>
+          <w:tcPr>
+            <w:tcW w:w="1093" w:type="dxa"/>
+          </w:tcPr>
+          <w:p>
+            <w:r>
+              <w:t>10-20</w:t>
+            </w:r>
+          </w:p>
+        </w:tc>
+        <w:tc>
+          <w:tcPr>
+            <w:tcW w:w="7184" w:type="dxa"/>
+          </w:tcPr>
+          <w:p>
+            <w:r>
+              <w:t xml:space="preserve">Size of a Human Being: a </w:t>
+            </w:r>
+            <w:proofErr w:type="spellStart"/>
+            <w:r>
+              <w:t>cybersec</w:t>
+            </w:r>
+            <w:proofErr w:type="spellEnd"/>
+            <w:r>
+              <w:t xml:space="preserve"> drone, a </w:t>
+            </w:r>
+            <w:proofErr w:type="spellStart"/>
+            <w:r>
+              <w:t>Hullraker</w:t>
+            </w:r>
+            <w:proofErr w:type="spellEnd"/>
+            <w:r>
+              <w:t>, a small table</w:t>
+            </w:r>
+          </w:p>
+        </w:tc>
+      </w:tr>
+      <w:tr>
+        <w:trPr>
+          <w:trHeight w:val="337"/>
+        </w:trPr>
+        <w:tc>
+          <w:tcPr>
+            <w:tcW w:w="685" w:type="dxa"/>
+          </w:tcPr>
+          <w:p>
+            <w:r>
+              <w:t>6</w:t>
+            </w:r>
+          </w:p>
+        </w:tc>
+        <w:tc>
+          <w:tcPr>
+            <w:tcW w:w="1372" w:type="dxa"/>
+          </w:tcPr>
+          <w:p>
+            <w:r>
+              <w:t>5</w:t>
+            </w:r>
+          </w:p>
+        </w:tc>
+        <w:tc>
+          <w:tcPr>
+            <w:tcW w:w="1093" w:type="dxa"/>
+          </w:tcPr>
+          <w:p>
+            <w:r>
+              <w:t>20-35</w:t>
+            </w:r>
+          </w:p>
+        </w:tc>
+        <w:tc>
+          <w:tcPr>
+            <w:tcW w:w="7184" w:type="dxa"/>
+          </w:tcPr>
+          <w:p>
+            <w:r>
+              <w:t>Size of a Small Piece of Cover: a computer console, an Assault Suit</w:t>
+            </w:r>
+          </w:p>
+        </w:tc>
+      </w:tr>
+      <w:tr>
+        <w:trPr>
+          <w:trHeight w:val="337"/>
+        </w:trPr>
+        <w:tc>
+          <w:tcPr>
+            <w:tcW w:w="685" w:type="dxa"/>
+          </w:tcPr>
+          <w:p>
+            <w:r>
+              <w:t>7</w:t>
+            </w:r>
+          </w:p>
+        </w:tc>
+        <w:tc>
+          <w:tcPr>
+            <w:tcW w:w="1372" w:type="dxa"/>
+          </w:tcPr>
+          <w:p>
+            <w:r>
+              <w:t>4</w:t>
+            </w:r>
+          </w:p>
+        </w:tc>
+        <w:tc>
+          <w:tcPr>
+            <w:tcW w:w="1093" w:type="dxa"/>
+          </w:tcPr>
+          <w:p>
+            <w:r>
+              <w:t>35-70</w:t>
+            </w:r>
+          </w:p>
+        </w:tc>
+        <w:tc>
+          <w:tcPr>
+            <w:tcW w:w="7184" w:type="dxa"/>
+          </w:tcPr>
+          <w:p>
+            <w:r>
+              <w:t>Size of a Medium Piece of Cover: a carbon barricade, a Feral Hominid</w:t>
+            </w:r>
+          </w:p>
+        </w:tc>
+      </w:tr>
+      <w:tr>
+        <w:trPr>
+          <w:trHeight w:val="337"/>
+        </w:trPr>
+        <w:tc>
+          <w:tcPr>
+            <w:tcW w:w="685" w:type="dxa"/>
+          </w:tcPr>
+          <w:p>
+            <w:r>
+              <w:t>8</w:t>
+            </w:r>
+          </w:p>
+        </w:tc>
+        <w:tc>
+          <w:tcPr>
+            <w:tcW w:w="1372" w:type="dxa"/>
+          </w:tcPr>
+          <w:p>
+            <w:r>
+              <w:t>3</w:t>
+            </w:r>
+          </w:p>
+        </w:tc>
+        <w:tc>
+          <w:tcPr>
+            <w:tcW w:w="1093" w:type="dxa"/>
+          </w:tcPr>
+          <w:p>
+            <w:r>
+              <w:t>70-9</w:t>
+            </w:r>
+            <w:r>
+              <w:t>0</w:t>
+            </w:r>
+          </w:p>
+        </w:tc>
+        <w:tc>
+          <w:tcPr>
+            <w:tcW w:w="7184" w:type="dxa"/>
+          </w:tcPr>
+          <w:p>
+            <w:r>
+              <w:t>Size of a Large Piece of Cover: a cargo crate, a Boarding Drone</w:t>
+            </w:r>
+          </w:p>
+        </w:tc>
+      </w:tr>
+      <w:tr>
+        <w:trPr>
+          <w:trHeight w:val="337"/>
+        </w:trPr>
+        <w:tc>
+          <w:tcPr>
+            <w:tcW w:w="685" w:type="dxa"/>
+          </w:tcPr>
+          <w:p>
+            <w:r>
+              <w:t>9</w:t>
+            </w:r>
+          </w:p>
+        </w:tc>
+        <w:tc>
+          <w:tcPr>
+            <w:tcW w:w="1372" w:type="dxa"/>
+          </w:tcPr>
+          <w:p>
+            <w:r>
+              <w:t>2</w:t>
+            </w:r>
+          </w:p>
+        </w:tc>
+        <w:tc>
+          <w:tcPr>
+            <w:tcW w:w="1093" w:type="dxa"/>
+          </w:tcPr>
+          <w:p>
+            <w:r>
+              <w:t>100-1</w:t>
+            </w:r>
+            <w:r>
+              <w:t>50</w:t>
+            </w:r>
+          </w:p>
+        </w:tc>
+        <w:tc>
+          <w:tcPr>
+            <w:tcW w:w="7184" w:type="dxa"/>
+          </w:tcPr>
+          <w:p>
+            <w:r>
+              <w:t>Size of a Huge Piece of Cover: a reactor, a Hund</w:t>
+            </w:r>
+          </w:p>
+        </w:tc>
+      </w:tr>
+      <w:tr>
+        <w:trPr>
+          <w:trHeight w:val="337"/>
+        </w:trPr>
+        <w:tc>
+          <w:tcPr>
+            <w:tcW w:w="685" w:type="dxa"/>
+          </w:tcPr>
+          <w:p>
+            <w:r>
+              <w:t>10</w:t>
+            </w:r>
+          </w:p>
+        </w:tc>
+        <w:tc>
+          <w:tcPr>
+            <w:tcW w:w="1372" w:type="dxa"/>
+          </w:tcPr>
+          <w:p>
+            <w:r>
+              <w:t>1</w:t>
+            </w:r>
+          </w:p>
+        </w:tc>
+        <w:tc>
+          <w:tcPr>
+            <w:tcW w:w="1093" w:type="dxa"/>
+          </w:tcPr>
+          <w:p>
+            <w:r>
+              <w:t>200</w:t>
+            </w:r>
+            <w:r>
+              <w:t>+</w:t>
+            </w:r>
+          </w:p>
+        </w:tc>
+        <w:tc>
+          <w:tcPr>
+            <w:tcW w:w="7184" w:type="dxa"/>
+          </w:tcPr>
+          <w:p>
+            <w:r>
+              <w:t xml:space="preserve">Size of a Room: largest something can be in </w:t>
+            </w:r>
+            <w:proofErr w:type="spellStart"/>
+            <w:r>
+              <w:rPr>
+                <w:i/>
+                <w:iCs/>
+              </w:rPr>
+              <w:t>Hullraker</w:t>
+            </w:r>
+            <w:proofErr w:type="spellEnd"/>
+          </w:p>
+        </w:tc>
+      </w:tr>
+    </w:tbl>
+    <w:p/>
+    <w:p>
+      <w:r>
+        <w:t xml:space="preserve">As a rough </w:t>
+      </w:r>
+      <w:r>
+        <w:t xml:space="preserve">rule, something of a given size can fit four or five of something one Size smaller than it inside itself. </w:t>
+      </w:r>
+      <w:r>
+        <w:t>Size</w:t>
+      </w:r>
+      <w:r>
+        <w:t xml:space="preserve"> increases</w:t>
+      </w:r>
+      <w:r>
+        <w:t xml:space="preserve"> </w:t>
+      </w:r>
+      <w:r>
+        <w:t>exponentially: the increase from size 9 to size 10 is orders of magnitude more than the increase from size 8 to size 9</w:t>
+      </w:r>
+      <w:r>
+        <w:t xml:space="preserve">, and the increase from size 1-2 is significantly less than that of size 3 to size 4. </w:t>
+      </w:r>
+    </w:p>
+    <w:p>
+      <w:r>
+        <w:t xml:space="preserve">The Silhouette is a derived trait, that is </w:t>
+      </w:r>
+      <w:r>
+        <w:rPr>
+          <w:b/>
+          <w:bCs/>
+        </w:rPr>
+        <w:t>by default</w:t>
+      </w:r>
+      <w:r>
+        <w:t xml:space="preserve"> inversely proportional to the object or characters Size. Silhouette is a rating of how small the cross section of something is (think the size of the shadow cast or of an X-Ray image). It is used to determine AD as well as how easy something in </w:t>
+      </w:r>
+      <w:r>
+        <w:rPr>
+          <w:b/>
+          <w:bCs/>
+        </w:rPr>
+        <w:t>stealth</w:t>
+      </w:r>
+      <w:r>
+        <w:t xml:space="preserve"> is to Spot. </w:t>
+      </w:r>
+      <w:r>
+        <w:rPr>
+          <w:b/>
+          <w:bCs/>
+        </w:rPr>
+        <w:t>Silhouette can change independently of Size, but not vice versa</w:t>
+      </w:r>
+      <w:r>
+        <w:t>. If a characters Size changes, their default Silhouette also changes, and any modifiers to Silhouette are carried over to the new Silhouette.</w:t>
+      </w:r>
+    </w:p>
+    <w:p>
+      <w:r>
+        <w:t xml:space="preserve">The estimated Bulk above (See Equipment) is a rough estimate only. There are many modifiers that would affect the bulk of an object, so these ranges are only here to give you an idea of how difficult something of a given size is to store. </w:t>
+      </w:r>
+    </w:p>
+    <w:p>
+      <w:pPr>
+        <w:rPr>
+          <w:sz w:val="36"/>
+          <w:szCs w:val="36"/>
+        </w:rPr>
+      </w:pPr>
+      <w:r>
+        <w:rPr>
+          <w:sz w:val="36"/>
+          <w:szCs w:val="36"/>
+        </w:rPr>
+        <w:t>Motion</w:t>
+      </w:r>
+    </w:p>
+    <w:p>
+      <w:r>
+        <w:lastRenderedPageBreak/>
+        <w:t xml:space="preserve">In </w:t>
       </w:r>
       <w:proofErr w:type="spellStart"/>
       <w:r>
         <w:rPr>
           <w:i/>
           <w:iCs/>
-          <w:sz w:val="22"/>
-          <w:szCs w:val="22"/>
         </w:rPr>
         <w:t>Hullraker</w:t>
       </w:r>
@@ -432,37 +1088,95 @@
         <w:rPr>
           <w:i/>
           <w:iCs/>
-          <w:sz w:val="22"/>
-          <w:szCs w:val="22"/>
-        </w:rPr>
-        <w:t xml:space="preserve"> does for simplicities sake.</w:t>
+        </w:rPr>
+        <w:t>,</w:t>
+      </w:r>
+      <w:r>
+        <w:t xml:space="preserve"> actions are taken in turns, with each being resolved in order. While this mostly works due to its simplicity, it is important to represent objects that are in motion at the time an action occurs. For this there is a simple statistic, Motion, which represents how quickly a character or object is moving at a given time: though it is used most for characters (objects don’t tend to move). </w:t>
+      </w:r>
+    </w:p>
+    <w:p>
+      <w:r>
+        <w:t>There are a few simple default rules for Motion:</w:t>
+      </w:r>
+    </w:p>
+    <w:p>
+      <w:pPr>
+        <w:pStyle w:val="ListParagraph"/>
+        <w:numPr>
+          <w:ilvl w:val="0"/>
+          <w:numId w:val="13"/>
+        </w:numPr>
+      </w:pPr>
+      <w:r>
+        <w:t>By default, all characters and objects have a Motion of 0</w:t>
+      </w:r>
+    </w:p>
+    <w:p>
+      <w:pPr>
+        <w:pStyle w:val="ListParagraph"/>
+        <w:numPr>
+          <w:ilvl w:val="0"/>
+          <w:numId w:val="13"/>
+        </w:numPr>
+      </w:pPr>
+      <w:r>
+        <w:t xml:space="preserve">Motion refers to a characters Center of Mass (See Body Parts). </w:t>
       </w:r>
       <w:r>
         <w:rPr>
           <w:b/>
           <w:bCs/>
-          <w:sz w:val="22"/>
-          <w:szCs w:val="22"/>
-        </w:rPr>
+        </w:rPr>
+        <w:t>Unless stated otherwise, a characters limbs are treated as having twice the Motion for the purposes of attacks.</w:t>
+      </w:r>
+      <w:r>
         <w:t xml:space="preserve"> </w:t>
       </w:r>
     </w:p>
     <w:p>
       <w:pPr>
-        <w:rPr>
-          <w:sz w:val="22"/>
-          <w:szCs w:val="22"/>
-        </w:rPr>
-      </w:pPr>
-      <w:r>
-        <w:rPr>
-          <w:sz w:val="22"/>
-          <w:szCs w:val="22"/>
-        </w:rPr>
-        <w:lastRenderedPageBreak/>
-        <w:t xml:space="preserve">Like any object (see Equipment), your body has a Toughness. This is a simple number to determine whether or not the damage from an attack will cause a wound. By default, you have a Toughness of 3 (human skin is actually quite tough). </w:t>
-      </w:r>
-    </w:p>
+        <w:pStyle w:val="ListParagraph"/>
+        <w:numPr>
+          <w:ilvl w:val="0"/>
+          <w:numId w:val="13"/>
+        </w:numPr>
+      </w:pPr>
+      <w:r>
+        <w:t>You gain Motion when you move</w:t>
+      </w:r>
+      <w:r>
+        <w:t xml:space="preserve"> using an action, either a Main Action or a Rider</w:t>
+      </w:r>
+      <w:r>
+        <w:t xml:space="preserve">. This can be inter-zone Movement, trans-zone Movement, but not in-place movement (Like with Fall Prone, Hunker Down, or Stand). The amount is determined by your speed and by the action you take. </w:t>
+      </w:r>
+    </w:p>
+    <w:p>
+      <w:pPr>
+        <w:pStyle w:val="ListParagraph"/>
+        <w:numPr>
+          <w:ilvl w:val="0"/>
+          <w:numId w:val="13"/>
+        </w:numPr>
+      </w:pPr>
+      <w:r>
+        <w:t>Your motion is set to 0 when you become Stable, when you haven’</w:t>
+      </w:r>
+      <w:r>
+        <w:t>t</w:t>
+      </w:r>
+      <w:r>
+        <w:t xml:space="preserve"> moved  since the start of a</w:t>
+      </w:r>
+      <w:r>
+        <w:t xml:space="preserve"> turn</w:t>
+      </w:r>
+      <w:r>
+        <w:t xml:space="preserve">, or when you Fall Prone or get immobilized. </w:t>
+      </w:r>
+    </w:p>
+    <w:p/>
     <w:p>
       <w:pPr>
         <w:rPr>
@@ -578,23 +1292,7 @@
           <w:sz w:val="22"/>
           <w:szCs w:val="22"/>
         </w:rPr>
-        <w:t xml:space="preserve">Most attacks will target </w:t>
-      </w:r>
-      <w:proofErr w:type="spellStart"/>
-      <w:r>
-        <w:rPr>
-          <w:sz w:val="22"/>
-          <w:szCs w:val="22"/>
-        </w:rPr>
-        <w:t>CoM</w:t>
-      </w:r>
-      <w:proofErr w:type="spellEnd"/>
-      <w:r>
-        <w:rPr>
-          <w:sz w:val="22"/>
-          <w:szCs w:val="22"/>
-        </w:rPr>
-        <w:t xml:space="preserve"> by default, with the option to target a single limb. </w:t>
+        <w:t xml:space="preserve">Most attacks will target CoM by default, with the option to target a single limb. </w:t>
       </w:r>
       <w:r>
         <w:rPr>
@@ -698,7 +1396,6 @@
         </w:rPr>
         <w:t xml:space="preserve">There are a variety of different damage types in </w:t>
       </w:r>
-      <w:proofErr w:type="spellStart"/>
       <w:r>
         <w:rPr>
           <w:i/>
@@ -708,7 +1405,6 @@
         </w:rPr>
         <w:t>Hullraker</w:t>
       </w:r>
-      <w:proofErr w:type="spellEnd"/>
       <w:r>
         <w:rPr>
           <w:sz w:val="22"/>
@@ -834,6 +1530,7 @@
           <w:sz w:val="22"/>
           <w:szCs w:val="22"/>
         </w:rPr>
+        <w:lastRenderedPageBreak/>
         <w:t xml:space="preserve">Objects that are </w:t>
       </w:r>
       <w:r>
@@ -947,23 +1644,7 @@
           <w:sz w:val="22"/>
           <w:szCs w:val="22"/>
         </w:rPr>
-        <w:t xml:space="preserve">All limbs and </w:t>
-      </w:r>
-      <w:proofErr w:type="spellStart"/>
-      <w:r>
-        <w:rPr>
-          <w:sz w:val="22"/>
-          <w:szCs w:val="22"/>
-        </w:rPr>
-        <w:t>CoM</w:t>
-      </w:r>
-      <w:proofErr w:type="spellEnd"/>
-      <w:r>
-        <w:rPr>
-          <w:sz w:val="22"/>
-          <w:szCs w:val="22"/>
-        </w:rPr>
-        <w:t xml:space="preserve"> have qualities that describe various aspects of them. </w:t>
+        <w:t xml:space="preserve">All limbs and CoM have qualities that describe various aspects of them. </w:t>
       </w:r>
       <w:r>
         <w:rPr>
@@ -1032,7 +1713,21 @@
           <w:sz w:val="22"/>
           <w:szCs w:val="22"/>
         </w:rPr>
-        <w:t xml:space="preserve">Penetrating: the wound goes in one way, out the other. Roll for Collateral </w:t>
+        <w:t xml:space="preserve">Penetrating: the wound goes in one way, out the other. </w:t>
+      </w:r>
+      <w:r>
+        <w:rPr>
+          <w:sz w:val="22"/>
+          <w:szCs w:val="22"/>
+        </w:rPr>
+        <w:t>Determine</w:t>
+      </w:r>
+      <w:r>
+        <w:rPr>
+          <w:sz w:val="22"/>
+          <w:szCs w:val="22"/>
+        </w:rPr>
+        <w:t xml:space="preserve"> Collateral </w:t>
       </w:r>
       <w:r>
         <w:rPr>
@@ -1041,6 +1736,13 @@
         </w:rPr>
         <w:t>(defined by the attack, usually)</w:t>
       </w:r>
+      <w:r>
+        <w:rPr>
+          <w:sz w:val="22"/>
+          <w:szCs w:val="22"/>
+        </w:rPr>
+        <w:t xml:space="preserve"> </w:t>
+      </w:r>
     </w:p>
     <w:p>
       <w:pPr>
@@ -1069,7 +1771,6 @@
           <w:sz w:val="22"/>
           <w:szCs w:val="22"/>
         </w:rPr>
-        <w:lastRenderedPageBreak/>
         <w:t xml:space="preserve">Obliterating: Complete annihilation, nothing left. The limb is completely destroyed, along with all its </w:t>
       </w:r>
       <w:r>
@@ -1152,16 +1853,8 @@
           <w:sz w:val="22"/>
           <w:szCs w:val="22"/>
         </w:rPr>
-        <w:t>Lacerate</w:t>
-      </w:r>
-    </w:p>
-    <w:p>
-      <w:pPr>
-        <w:rPr>
-          <w:sz w:val="22"/>
-          <w:szCs w:val="22"/>
-        </w:rPr>
-      </w:pPr>
+        <w:t>Slice</w:t>
+      </w:r>
     </w:p>
     <w:p>
       <w:pPr>
@@ -1200,6 +1893,28 @@
           <w:szCs w:val="22"/>
         </w:rPr>
       </w:pPr>
+      <w:r>
+        <w:rPr>
+          <w:sz w:val="22"/>
+          <w:szCs w:val="22"/>
+        </w:rPr>
+        <w:t>Burn</w:t>
+      </w:r>
+    </w:p>
+    <w:p>
+      <w:pPr>
+        <w:rPr>
+          <w:sz w:val="22"/>
+          <w:szCs w:val="22"/>
+        </w:rPr>
+      </w:pPr>
+      <w:r>
+        <w:rPr>
+          <w:sz w:val="22"/>
+          <w:szCs w:val="22"/>
+        </w:rPr>
+        <w:t>Radiation</w:t>
+      </w:r>
     </w:p>
     <w:p>
       <w:pPr>
@@ -1228,6 +1943,7 @@
           <w:sz w:val="22"/>
           <w:szCs w:val="22"/>
         </w:rPr>
+        <w:lastRenderedPageBreak/>
         <w:t xml:space="preserve">Senses: </w:t>
       </w:r>
       <w:r>
@@ -1410,21 +2126,12 @@
           <w:szCs w:val="22"/>
         </w:rPr>
       </w:pPr>
-      <w:proofErr w:type="spellStart"/>
-      <w:r>
-        <w:rPr>
-          <w:sz w:val="22"/>
-          <w:szCs w:val="22"/>
-        </w:rPr>
-        <w:t>Tgh</w:t>
-      </w:r>
-      <w:proofErr w:type="spellEnd"/>
-      <w:r>
-        <w:rPr>
-          <w:sz w:val="22"/>
-          <w:szCs w:val="22"/>
-        </w:rPr>
-        <w:t xml:space="preserve">(X): This limb is tougher or weaker than others. When </w:t>
+      <w:r>
+        <w:rPr>
+          <w:sz w:val="22"/>
+          <w:szCs w:val="22"/>
+        </w:rPr>
+        <w:t xml:space="preserve">Tgh(X): This limb is tougher or weaker than others. When </w:t>
       </w:r>
       <w:r>
         <w:rPr>
@@ -1460,23 +2167,7 @@
           <w:sz w:val="22"/>
           <w:szCs w:val="22"/>
         </w:rPr>
-        <w:t xml:space="preserve">Grab: This limbs has hands, pincers or manipulators that allow for the carrying of objects. If the Grab is </w:t>
-      </w:r>
-      <w:proofErr w:type="spellStart"/>
-      <w:r>
-        <w:rPr>
-          <w:sz w:val="22"/>
-          <w:szCs w:val="22"/>
-        </w:rPr>
-        <w:t>Dextrous</w:t>
-      </w:r>
-      <w:proofErr w:type="spellEnd"/>
-      <w:r>
-        <w:rPr>
-          <w:sz w:val="22"/>
-          <w:szCs w:val="22"/>
-        </w:rPr>
-        <w:t>, it may be used to operate more complicated items</w:t>
+        <w:t>Grab: This limbs has hands, pincers or manipulators that allow for the carrying of objects. If the Grab is Dextrous, it may be used to operate more complicated items</w:t>
       </w:r>
       <w:r>
         <w:rPr>
@@ -1551,7 +2242,6 @@
           <w:sz w:val="22"/>
           <w:szCs w:val="22"/>
         </w:rPr>
-        <w:lastRenderedPageBreak/>
         <w:t xml:space="preserve">Speed(X): Meant for moving. Allows </w:t>
       </w:r>
       <w:r>
@@ -1580,11 +2270,13 @@
     <w:tbl>
       <w:tblPr>
         <w:tblStyle w:val="TableGrid"/>
-        <w:tblW w:w="3152" w:type="dxa"/>
+        <w:tblW w:w="4687" w:type="dxa"/>
         <w:tblLook w:val="04A0" w:firstRow="1" w:lastRow="0" w:firstColumn="1" w:lastColumn="0" w:noHBand="0" w:noVBand="1"/>
       </w:tblPr>
       <w:tblGrid>
-        <w:gridCol w:w="3152"/>
+        <w:gridCol w:w="1729"/>
+        <w:gridCol w:w="1661"/>
+        <w:gridCol w:w="1297"/>
       </w:tblGrid>
       <w:tr>
         <w:trPr>
@@ -1592,7 +2284,8 @@
         </w:trPr>
         <w:tc>
           <w:tcPr>
-            <w:tcW w:w="3152" w:type="dxa"/>
+            <w:tcW w:w="4687" w:type="dxa"/>
+            <w:gridSpan w:val="3"/>
           </w:tcPr>
           <w:p>
             <w:pPr>
@@ -1609,10 +2302,16 @@
               </w:rPr>
               <w:t>Head</w:t>
             </w:r>
+            <w:r>
+              <w:rPr>
+                <w:sz w:val="22"/>
+                <w:szCs w:val="22"/>
+              </w:rPr>
+              <w:t xml:space="preserve"> (Size 2)</w:t>
+            </w:r>
           </w:p>
           <w:p>
             <w:pPr>
-              <w:jc w:val="center"/>
               <w:rPr>
                 <w:b/>
                 <w:bCs/>
@@ -1622,26 +2321,19 @@
             </w:pPr>
             <w:r>
               <w:rPr>
+                <w:sz w:val="22"/>
+                <w:szCs w:val="22"/>
+              </w:rPr>
+              <w:t xml:space="preserve">                       </w:t>
+            </w:r>
+            <w:r>
+              <w:rPr>
                 <w:b/>
                 <w:bCs/>
                 <w:sz w:val="22"/>
                 <w:szCs w:val="22"/>
               </w:rPr>
-              <w:t>Small</w:t>
-            </w:r>
-            <w:r>
-              <w:rPr>
-                <w:sz w:val="22"/>
-                <w:szCs w:val="22"/>
-              </w:rPr>
-              <w:t>,</w:t>
-            </w:r>
-            <w:r>
-              <w:rPr>
-                <w:sz w:val="22"/>
-                <w:szCs w:val="22"/>
-              </w:rPr>
-              <w:t xml:space="preserve"> </w:t>
+              <w:t>Delicate 1</w:t>
             </w:r>
             <w:r>
               <w:rPr>
@@ -1650,7 +2342,7 @@
                 <w:sz w:val="22"/>
                 <w:szCs w:val="22"/>
               </w:rPr>
-              <w:t>Delicate 1</w:t>
+              <w:t xml:space="preserve">, </w:t>
             </w:r>
             <w:r>
               <w:rPr>
@@ -1659,17 +2351,8 @@
                 <w:sz w:val="22"/>
                 <w:szCs w:val="22"/>
               </w:rPr>
-              <w:t xml:space="preserve">, </w:t>
-            </w:r>
-          </w:p>
-          <w:p>
-            <w:pPr>
-              <w:jc w:val="center"/>
-              <w:rPr>
-                <w:sz w:val="22"/>
-                <w:szCs w:val="22"/>
-              </w:rPr>
-            </w:pPr>
+              <w:t xml:space="preserve"> </w:t>
+            </w:r>
             <w:r>
               <w:rPr>
                 <w:sz w:val="22"/>
@@ -1725,17 +2408,14 @@
         </w:trPr>
         <w:tc>
           <w:tcPr>
-            <w:tcW w:w="3152" w:type="dxa"/>
+            <w:tcW w:w="1861" w:type="dxa"/>
           </w:tcPr>
           <w:p>
             <w:pPr>
               <w:jc w:val="center"/>
             </w:pPr>
             <w:r>
-              <w:t>Arm</w:t>
-            </w:r>
-            <w:r>
-              <w:t xml:space="preserve"> x 2</w:t>
+              <w:t>Arm (Size 3)</w:t>
             </w:r>
           </w:p>
           <w:p>
@@ -1743,20 +2423,14 @@
               <w:jc w:val="center"/>
             </w:pPr>
             <w:r>
-              <w:t>Grab</w:t>
-            </w:r>
-            <w:r>
-              <w:t>(</w:t>
-            </w:r>
-            <w:proofErr w:type="spellStart"/>
-            <w:r>
-              <w:t>Dextrous</w:t>
-            </w:r>
-            <w:proofErr w:type="spellEnd"/>
-            <w:r>
-              <w:t>), Brawl(2)</w:t>
-            </w:r>
-          </w:p>
+              <w:t>Grab(DEX), Brawl(2)</w:t>
+            </w:r>
+          </w:p>
+        </w:tc>
+        <w:tc>
+          <w:tcPr>
+            <w:tcW w:w="1914" w:type="dxa"/>
+          </w:tcPr>
           <w:p>
             <w:pPr>
               <w:jc w:val="center"/>
@@ -1770,35 +2444,51 @@
                 <w:b/>
                 <w:bCs/>
               </w:rPr>
-              <w:t>Center of Mass</w:t>
-            </w:r>
-          </w:p>
+              <w:t xml:space="preserve">Center of Mass (Size 5) </w:t>
+            </w:r>
+            <w:proofErr w:type="spellStart"/>
+            <w:r>
+              <w:rPr>
+                <w:b/>
+                <w:bCs/>
+              </w:rPr>
+              <w:t>Tgh</w:t>
+            </w:r>
+            <w:proofErr w:type="spellEnd"/>
+            <w:r>
+              <w:rPr>
+                <w:b/>
+                <w:bCs/>
+              </w:rPr>
+              <w:t xml:space="preserve">(4), </w:t>
+            </w:r>
+            <w:r>
+              <w:rPr>
+                <w:b/>
+                <w:bCs/>
+              </w:rPr>
+              <w:t>Vitals</w:t>
+            </w:r>
+          </w:p>
+        </w:tc>
+        <w:tc>
+          <w:tcPr>
+            <w:tcW w:w="912" w:type="dxa"/>
+          </w:tcPr>
           <w:p>
             <w:pPr>
               <w:jc w:val="center"/>
             </w:pPr>
-            <w:proofErr w:type="spellStart"/>
-            <w:r>
-              <w:rPr>
-                <w:b/>
-                <w:bCs/>
-              </w:rPr>
-              <w:t>Tgh</w:t>
-            </w:r>
-            <w:proofErr w:type="spellEnd"/>
-            <w:r>
-              <w:rPr>
-                <w:b/>
-                <w:bCs/>
-              </w:rPr>
-              <w:t xml:space="preserve">(4), </w:t>
-            </w:r>
-            <w:r>
-              <w:rPr>
-                <w:b/>
-                <w:bCs/>
-              </w:rPr>
-              <w:t>Vitals</w:t>
+            <w:r>
+              <w:t>Arm (Size 3)</w:t>
+            </w:r>
+          </w:p>
+          <w:p>
+            <w:pPr>
+              <w:jc w:val="center"/>
+            </w:pPr>
+            <w:r>
+              <w:t>Grab(DEX) Brawl(2)</w:t>
             </w:r>
           </w:p>
         </w:tc>
@@ -1809,7 +2499,8 @@
         </w:trPr>
         <w:tc>
           <w:tcPr>
-            <w:tcW w:w="3152" w:type="dxa"/>
+            <w:tcW w:w="4687" w:type="dxa"/>
+            <w:gridSpan w:val="3"/>
           </w:tcPr>
           <w:p>
             <w:pPr>
@@ -1825,6 +2516,13 @@
                 <w:szCs w:val="22"/>
               </w:rPr>
               <w:t>Legs</w:t>
+            </w:r>
+            <w:r>
+              <w:rPr>
+                <w:sz w:val="22"/>
+                <w:szCs w:val="22"/>
+              </w:rPr>
+              <w:t xml:space="preserve"> (Size 5)</w:t>
             </w:r>
           </w:p>
           <w:p>
@@ -1866,493 +2564,6 @@
     <w:p>
       <w:pPr>
         <w:rPr>
-          <w:sz w:val="22"/>
-          <w:szCs w:val="22"/>
-        </w:rPr>
-      </w:pPr>
-      <w:r>
-        <w:rPr>
-          <w:sz w:val="22"/>
-          <w:szCs w:val="22"/>
-        </w:rPr>
-        <w:t>Kobold</w:t>
-      </w:r>
-    </w:p>
-    <w:tbl>
-      <w:tblPr>
-        <w:tblStyle w:val="TableGrid"/>
-        <w:tblW w:w="3152" w:type="dxa"/>
-        <w:tblLook w:val="04A0" w:firstRow="1" w:lastRow="0" w:firstColumn="1" w:lastColumn="0" w:noHBand="0" w:noVBand="1"/>
-      </w:tblPr>
-      <w:tblGrid>
-        <w:gridCol w:w="3152"/>
-      </w:tblGrid>
-      <w:tr>
-        <w:trPr>
-          <w:trHeight w:val="792"/>
-        </w:trPr>
-        <w:tc>
-          <w:tcPr>
-            <w:tcW w:w="3152" w:type="dxa"/>
-          </w:tcPr>
-          <w:p>
-            <w:pPr>
-              <w:jc w:val="center"/>
-              <w:rPr>
-                <w:sz w:val="22"/>
-                <w:szCs w:val="22"/>
-              </w:rPr>
-            </w:pPr>
-          </w:p>
-          <w:p>
-            <w:pPr>
-              <w:jc w:val="center"/>
-              <w:rPr>
-                <w:sz w:val="22"/>
-                <w:szCs w:val="22"/>
-              </w:rPr>
-            </w:pPr>
-          </w:p>
-        </w:tc>
-      </w:tr>
-      <w:tr>
-        <w:trPr>
-          <w:trHeight w:val="792"/>
-        </w:trPr>
-        <w:tc>
-          <w:tcPr>
-            <w:tcW w:w="3152" w:type="dxa"/>
-          </w:tcPr>
-          <w:p>
-            <w:pPr>
-              <w:jc w:val="center"/>
-            </w:pPr>
-            <w:r>
-              <w:t>Arm x 4</w:t>
-            </w:r>
-          </w:p>
-          <w:p>
-            <w:pPr>
-              <w:jc w:val="center"/>
-            </w:pPr>
-            <w:r>
-              <w:t>Grab, Brawl(5)</w:t>
-            </w:r>
-          </w:p>
-          <w:p>
-            <w:pPr>
-              <w:jc w:val="center"/>
-              <w:rPr>
-                <w:b/>
-                <w:bCs/>
-              </w:rPr>
-            </w:pPr>
-            <w:r>
-              <w:rPr>
-                <w:b/>
-                <w:bCs/>
-              </w:rPr>
-              <w:t>Center of Mass</w:t>
-            </w:r>
-          </w:p>
-          <w:p>
-            <w:pPr>
-              <w:jc w:val="center"/>
-            </w:pPr>
-            <w:proofErr w:type="spellStart"/>
-            <w:r>
-              <w:rPr>
-                <w:b/>
-                <w:bCs/>
-              </w:rPr>
-              <w:t>Tgh</w:t>
-            </w:r>
-            <w:proofErr w:type="spellEnd"/>
-            <w:r>
-              <w:rPr>
-                <w:b/>
-                <w:bCs/>
-              </w:rPr>
-              <w:t xml:space="preserve">(4), </w:t>
-            </w:r>
-            <w:r>
-              <w:t>Vitals</w:t>
-            </w:r>
-            <w:r>
-              <w:t>, Senses (</w:t>
-            </w:r>
-            <w:proofErr w:type="spellStart"/>
-            <w:r>
-              <w:t>Tremorsense</w:t>
-            </w:r>
-            <w:proofErr w:type="spellEnd"/>
-            <w:r>
-              <w:t>, hearing)</w:t>
-            </w:r>
-          </w:p>
-        </w:tc>
-      </w:tr>
-      <w:tr>
-        <w:trPr>
-          <w:trHeight w:val="792"/>
-        </w:trPr>
-        <w:tc>
-          <w:tcPr>
-            <w:tcW w:w="3152" w:type="dxa"/>
-          </w:tcPr>
-          <w:p>
-            <w:pPr>
-              <w:jc w:val="center"/>
-              <w:rPr>
-                <w:sz w:val="22"/>
-                <w:szCs w:val="22"/>
-              </w:rPr>
-            </w:pPr>
-            <w:r>
-              <w:rPr>
-                <w:sz w:val="22"/>
-                <w:szCs w:val="22"/>
-              </w:rPr>
-              <w:t>Legs (x</w:t>
-            </w:r>
-            <w:r>
-              <w:rPr>
-                <w:sz w:val="22"/>
-                <w:szCs w:val="22"/>
-              </w:rPr>
-              <w:t>2</w:t>
-            </w:r>
-            <w:r>
-              <w:rPr>
-                <w:sz w:val="22"/>
-                <w:szCs w:val="22"/>
-              </w:rPr>
-              <w:t>)</w:t>
-            </w:r>
-          </w:p>
-          <w:p>
-            <w:pPr>
-              <w:jc w:val="center"/>
-              <w:rPr>
-                <w:sz w:val="22"/>
-                <w:szCs w:val="22"/>
-              </w:rPr>
-            </w:pPr>
-            <w:r>
-              <w:rPr>
-                <w:sz w:val="22"/>
-                <w:szCs w:val="22"/>
-              </w:rPr>
-              <w:t>Paired, Speed (</w:t>
-            </w:r>
-            <w:r>
-              <w:rPr>
-                <w:sz w:val="22"/>
-                <w:szCs w:val="22"/>
-              </w:rPr>
-              <w:t>20), Grab(Dex)</w:t>
-            </w:r>
-          </w:p>
-        </w:tc>
-      </w:tr>
-    </w:tbl>
-    <w:p>
-      <w:pPr>
-        <w:rPr>
-          <w:sz w:val="22"/>
-          <w:szCs w:val="22"/>
-        </w:rPr>
-      </w:pPr>
-    </w:p>
-    <w:p>
-      <w:pPr>
-        <w:rPr>
-          <w:sz w:val="22"/>
-          <w:szCs w:val="22"/>
-        </w:rPr>
-      </w:pPr>
-      <w:r>
-        <w:rPr>
-          <w:sz w:val="22"/>
-          <w:szCs w:val="22"/>
-        </w:rPr>
-        <w:t>Cyborg</w:t>
-      </w:r>
-    </w:p>
-    <w:p>
-      <w:pPr>
-        <w:rPr>
-          <w:sz w:val="22"/>
-          <w:szCs w:val="22"/>
-        </w:rPr>
-      </w:pPr>
-    </w:p>
-    <w:tbl>
-      <w:tblPr>
-        <w:tblStyle w:val="TableGrid"/>
-        <w:tblW w:w="3152" w:type="dxa"/>
-        <w:tblLook w:val="04A0" w:firstRow="1" w:lastRow="0" w:firstColumn="1" w:lastColumn="0" w:noHBand="0" w:noVBand="1"/>
-      </w:tblPr>
-      <w:tblGrid>
-        <w:gridCol w:w="3152"/>
-      </w:tblGrid>
-      <w:tr>
-        <w:trPr>
-          <w:trHeight w:val="792"/>
-        </w:trPr>
-        <w:tc>
-          <w:tcPr>
-            <w:tcW w:w="3152" w:type="dxa"/>
-          </w:tcPr>
-          <w:p>
-            <w:pPr>
-              <w:jc w:val="center"/>
-              <w:rPr>
-                <w:sz w:val="22"/>
-                <w:szCs w:val="22"/>
-              </w:rPr>
-            </w:pPr>
-            <w:r>
-              <w:rPr>
-                <w:sz w:val="22"/>
-                <w:szCs w:val="22"/>
-              </w:rPr>
-              <w:t>Head</w:t>
-            </w:r>
-          </w:p>
-          <w:p>
-            <w:pPr>
-              <w:jc w:val="center"/>
-              <w:rPr>
-                <w:sz w:val="22"/>
-                <w:szCs w:val="22"/>
-              </w:rPr>
-            </w:pPr>
-            <w:r>
-              <w:rPr>
-                <w:b/>
-                <w:bCs/>
-                <w:sz w:val="22"/>
-                <w:szCs w:val="22"/>
-              </w:rPr>
-              <w:t>Small</w:t>
-            </w:r>
-            <w:r>
-              <w:rPr>
-                <w:sz w:val="22"/>
-                <w:szCs w:val="22"/>
-              </w:rPr>
-              <w:t xml:space="preserve">, </w:t>
-            </w:r>
-            <w:r>
-              <w:rPr>
-                <w:b/>
-                <w:bCs/>
-                <w:sz w:val="22"/>
-                <w:szCs w:val="22"/>
-              </w:rPr>
-              <w:t>Delicate 1</w:t>
-            </w:r>
-            <w:r>
-              <w:rPr>
-                <w:b/>
-                <w:bCs/>
-                <w:sz w:val="22"/>
-                <w:szCs w:val="22"/>
-              </w:rPr>
-              <w:t xml:space="preserve">, </w:t>
-            </w:r>
-          </w:p>
-          <w:p>
-            <w:pPr>
-              <w:jc w:val="center"/>
-              <w:rPr>
-                <w:sz w:val="22"/>
-                <w:szCs w:val="22"/>
-              </w:rPr>
-            </w:pPr>
-            <w:r>
-              <w:rPr>
-                <w:sz w:val="22"/>
-                <w:szCs w:val="22"/>
-              </w:rPr>
-              <w:t xml:space="preserve"> Senses (</w:t>
-            </w:r>
-            <w:r>
-              <w:rPr>
-                <w:sz w:val="22"/>
-                <w:szCs w:val="22"/>
-              </w:rPr>
-              <w:t>Thermal Sight, Hearing</w:t>
-            </w:r>
-            <w:r>
-              <w:rPr>
-                <w:sz w:val="22"/>
-                <w:szCs w:val="22"/>
-              </w:rPr>
-              <w:t xml:space="preserve">), </w:t>
-            </w:r>
-          </w:p>
-          <w:p>
-            <w:pPr>
-              <w:jc w:val="center"/>
-              <w:rPr>
-                <w:sz w:val="22"/>
-                <w:szCs w:val="22"/>
-              </w:rPr>
-            </w:pPr>
-          </w:p>
-        </w:tc>
-      </w:tr>
-      <w:tr>
-        <w:trPr>
-          <w:trHeight w:val="792"/>
-        </w:trPr>
-        <w:tc>
-          <w:tcPr>
-            <w:tcW w:w="3152" w:type="dxa"/>
-          </w:tcPr>
-          <w:p>
-            <w:pPr>
-              <w:jc w:val="center"/>
-            </w:pPr>
-            <w:r>
-              <w:t>Arm x 2</w:t>
-            </w:r>
-          </w:p>
-          <w:p>
-            <w:pPr>
-              <w:jc w:val="center"/>
-            </w:pPr>
-            <w:r>
-              <w:t>Grab(</w:t>
-            </w:r>
-            <w:proofErr w:type="spellStart"/>
-            <w:r>
-              <w:t>Dextrous</w:t>
-            </w:r>
-            <w:proofErr w:type="spellEnd"/>
-            <w:r>
-              <w:t>), Brawl(2)</w:t>
-            </w:r>
-          </w:p>
-          <w:p>
-            <w:pPr>
-              <w:jc w:val="center"/>
-              <w:rPr>
-                <w:b/>
-                <w:bCs/>
-              </w:rPr>
-            </w:pPr>
-            <w:r>
-              <w:rPr>
-                <w:b/>
-                <w:bCs/>
-              </w:rPr>
-              <w:t>Center of Mass</w:t>
-            </w:r>
-          </w:p>
-          <w:p>
-            <w:pPr>
-              <w:jc w:val="center"/>
-            </w:pPr>
-            <w:proofErr w:type="spellStart"/>
-            <w:r>
-              <w:rPr>
-                <w:b/>
-                <w:bCs/>
-              </w:rPr>
-              <w:t>Tgh</w:t>
-            </w:r>
-            <w:proofErr w:type="spellEnd"/>
-            <w:r>
-              <w:rPr>
-                <w:b/>
-                <w:bCs/>
-              </w:rPr>
-              <w:t xml:space="preserve">(4), </w:t>
-            </w:r>
-            <w:r>
-              <w:t>Nerve Center</w:t>
-            </w:r>
-            <w:r>
-              <w:t xml:space="preserve"> </w:t>
-            </w:r>
-          </w:p>
-        </w:tc>
-      </w:tr>
-      <w:tr>
-        <w:trPr>
-          <w:trHeight w:val="792"/>
-        </w:trPr>
-        <w:tc>
-          <w:tcPr>
-            <w:tcW w:w="3152" w:type="dxa"/>
-          </w:tcPr>
-          <w:p>
-            <w:pPr>
-              <w:jc w:val="center"/>
-              <w:rPr>
-                <w:sz w:val="22"/>
-                <w:szCs w:val="22"/>
-              </w:rPr>
-            </w:pPr>
-            <w:r>
-              <w:rPr>
-                <w:sz w:val="22"/>
-                <w:szCs w:val="22"/>
-              </w:rPr>
-              <w:lastRenderedPageBreak/>
-              <w:t>Legs</w:t>
-            </w:r>
-          </w:p>
-          <w:p>
-            <w:pPr>
-              <w:jc w:val="center"/>
-              <w:rPr>
-                <w:sz w:val="22"/>
-                <w:szCs w:val="22"/>
-              </w:rPr>
-            </w:pPr>
-            <w:r>
-              <w:rPr>
-                <w:b/>
-                <w:bCs/>
-                <w:sz w:val="22"/>
-                <w:szCs w:val="22"/>
-              </w:rPr>
-              <w:t>Paired</w:t>
-            </w:r>
-            <w:r>
-              <w:rPr>
-                <w:sz w:val="22"/>
-                <w:szCs w:val="22"/>
-              </w:rPr>
-              <w:t>, Speed (30)</w:t>
-            </w:r>
-          </w:p>
-        </w:tc>
-      </w:tr>
-    </w:tbl>
-    <w:p>
-      <w:pPr>
-        <w:rPr>
-          <w:sz w:val="22"/>
-          <w:szCs w:val="22"/>
-        </w:rPr>
-      </w:pPr>
-    </w:p>
-    <w:p>
-      <w:pPr>
-        <w:rPr>
-          <w:sz w:val="22"/>
-          <w:szCs w:val="22"/>
-        </w:rPr>
-      </w:pPr>
-    </w:p>
-    <w:p>
-      <w:pPr>
-        <w:rPr>
           <w:sz w:val="32"/>
           <w:szCs w:val="32"/>
         </w:rPr>
@@ -2414,6 +2625,7 @@
           <w:sz w:val="22"/>
           <w:szCs w:val="22"/>
         </w:rPr>
+        <w:lastRenderedPageBreak/>
         <w:t>Training can have the following values</w:t>
       </w:r>
       <w:r>
@@ -2560,7 +2772,7 @@
                 <w:sz w:val="22"/>
                 <w:szCs w:val="22"/>
               </w:rPr>
-              <w:t>2</w:t>
+              <w:t>1</w:t>
             </w:r>
           </w:p>
         </w:tc>
@@ -2606,7 +2818,7 @@
                 <w:sz w:val="22"/>
                 <w:szCs w:val="22"/>
               </w:rPr>
-              <w:t>4</w:t>
+              <w:t>3</w:t>
             </w:r>
           </w:p>
         </w:tc>
@@ -2652,7 +2864,7 @@
                 <w:sz w:val="22"/>
                 <w:szCs w:val="22"/>
               </w:rPr>
-              <w:t>6</w:t>
+              <w:t>5</w:t>
             </w:r>
           </w:p>
         </w:tc>
@@ -2697,7 +2909,7 @@
                 <w:sz w:val="22"/>
                 <w:szCs w:val="22"/>
               </w:rPr>
-              <w:t>8</w:t>
+              <w:t>7</w:t>
             </w:r>
           </w:p>
         </w:tc>
@@ -2742,7 +2954,7 @@
                 <w:sz w:val="22"/>
                 <w:szCs w:val="22"/>
               </w:rPr>
-              <w:t>10</w:t>
+              <w:t>9</w:t>
             </w:r>
           </w:p>
         </w:tc>
@@ -2787,6 +2999,7 @@
                 <w:szCs w:val="22"/>
               </w:rPr>
             </w:pPr>
+            <w:commentRangeStart w:id="0"/>
             <w:r>
               <w:rPr>
                 <w:sz w:val="22"/>
@@ -3592,13 +3805,20 @@
         </w:tc>
       </w:tr>
     </w:tbl>
-    <w:p>
-      <w:pPr>
-        <w:rPr>
-          <w:sz w:val="22"/>
-          <w:szCs w:val="22"/>
-        </w:rPr>
-      </w:pPr>
+    <w:commentRangeEnd w:id="0"/>
+    <w:p>
+      <w:pPr>
+        <w:rPr>
+          <w:sz w:val="22"/>
+          <w:szCs w:val="22"/>
+        </w:rPr>
+      </w:pPr>
+      <w:r>
+        <w:rPr>
+          <w:rStyle w:val="CommentReference"/>
+        </w:rPr>
+        <w:commentReference w:id="0"/>
+      </w:r>
     </w:p>
     <w:p>
       <w:pPr>
@@ -3698,6 +3918,29 @@
           <w:szCs w:val="22"/>
         </w:rPr>
       </w:pPr>
+      <w:r>
+        <w:rPr>
+          <w:sz w:val="22"/>
+          <w:szCs w:val="22"/>
+        </w:rPr>
+        <w:t xml:space="preserve">You may </w:t>
+      </w:r>
+      <w:r>
+        <w:rPr>
+          <w:b/>
+          <w:bCs/>
+          <w:sz w:val="22"/>
+          <w:szCs w:val="22"/>
+        </w:rPr>
+        <w:t xml:space="preserve">train </w:t>
+      </w:r>
+      <w:r>
+        <w:rPr>
+          <w:sz w:val="22"/>
+          <w:szCs w:val="22"/>
+        </w:rPr>
+        <w:t>during downtime, attempting to acquire a training</w:t>
+      </w:r>
     </w:p>
     <w:p>
       <w:pPr>
@@ -3711,7 +3954,6 @@
           <w:sz w:val="32"/>
           <w:szCs w:val="32"/>
         </w:rPr>
-        <w:lastRenderedPageBreak/>
         <w:t>Perks</w:t>
       </w:r>
     </w:p>
@@ -3752,42 +3994,35 @@
           <w:szCs w:val="22"/>
         </w:rPr>
       </w:pPr>
-      <w:r>
-        <w:rPr>
-          <w:sz w:val="22"/>
-          <w:szCs w:val="22"/>
-        </w:rPr>
-        <w:t xml:space="preserve">On occasion, </w:t>
-      </w:r>
-      <w:proofErr w:type="spellStart"/>
-      <w:r>
-        <w:rPr>
-          <w:sz w:val="22"/>
-          <w:szCs w:val="22"/>
-        </w:rPr>
-        <w:t>Hullraker</w:t>
-      </w:r>
-      <w:proofErr w:type="spellEnd"/>
-      <w:r>
-        <w:rPr>
-          <w:sz w:val="22"/>
-          <w:szCs w:val="22"/>
-        </w:rPr>
-        <w:t xml:space="preserve"> deals with situations of grave uncertainty or of extraordinary skill and determination on the part of the characters. For determining the outcomes of these situations, this book may ask you to defer to the Deck.</w:t>
-      </w:r>
-    </w:p>
-    <w:p>
-      <w:pPr>
-        <w:rPr>
-          <w:sz w:val="22"/>
-          <w:szCs w:val="22"/>
-        </w:rPr>
-      </w:pPr>
-      <w:r>
-        <w:rPr>
-          <w:sz w:val="22"/>
-          <w:szCs w:val="22"/>
-        </w:rPr>
+      <w:commentRangeStart w:id="1"/>
+      <w:r>
+        <w:rPr>
+          <w:sz w:val="22"/>
+          <w:szCs w:val="22"/>
+        </w:rPr>
+        <w:t>On occasion, Hullraker deals with situations of grave uncertainty or of extraordinary skill and determination on the part of the characters. For determining the outcomes of these situations, this book may ask you to defer to the Deck.</w:t>
+      </w:r>
+      <w:commentRangeEnd w:id="1"/>
+      <w:r>
+        <w:rPr>
+          <w:rStyle w:val="CommentReference"/>
+        </w:rPr>
+        <w:commentReference w:id="1"/>
+      </w:r>
+    </w:p>
+    <w:p>
+      <w:pPr>
+        <w:rPr>
+          <w:sz w:val="22"/>
+          <w:szCs w:val="22"/>
+        </w:rPr>
+      </w:pPr>
+      <w:r>
+        <w:rPr>
+          <w:sz w:val="22"/>
+          <w:szCs w:val="22"/>
+        </w:rPr>
+        <w:lastRenderedPageBreak/>
         <w:t xml:space="preserve">Each character has one 52 standard playing card deck with the face cards dealt out. There should also be one Master Deck, which instead has all 52 cards. </w:t>
       </w:r>
     </w:p>
@@ -3810,17 +4045,8 @@
           <w:sz w:val="22"/>
           <w:szCs w:val="22"/>
         </w:rPr>
-        <w:t xml:space="preserve">is used to manage the cold and dangerous world of </w:t>
-      </w:r>
-      <w:proofErr w:type="spellStart"/>
-      <w:r>
-        <w:rPr>
-          <w:sz w:val="22"/>
-          <w:szCs w:val="22"/>
-        </w:rPr>
-        <w:t>Hullraker</w:t>
-      </w:r>
-      <w:proofErr w:type="spellEnd"/>
+        <w:t>is used to manage the cold and dangerous world of Hullraker</w:t>
+      </w:r>
       <w:r>
         <w:rPr>
           <w:sz w:val="22"/>
@@ -4027,7 +4253,14 @@
           <w:sz w:val="22"/>
           <w:szCs w:val="22"/>
         </w:rPr>
-        <w:t xml:space="preserve">Aces can be spent either high (as a 10) or low (as a 1). If spent low, you may Retain it as opposed to discarding it. </w:t>
+        <w:t xml:space="preserve">Aces can be spent either high (as a 10) or low (as a 1). If spent low, you may </w:t>
+      </w:r>
+      <w:r>
+        <w:rPr>
+          <w:sz w:val="22"/>
+          <w:szCs w:val="22"/>
+        </w:rPr>
+        <w:t xml:space="preserve">draw a card, and play it if you wish.  </w:t>
       </w:r>
     </w:p>
     <w:p>
@@ -4047,23 +4280,7 @@
           <w:sz w:val="22"/>
           <w:szCs w:val="22"/>
         </w:rPr>
-        <w:t xml:space="preserve">Face cards may be played on-suit for any total. You cannot Retain face cards, and when discarded they are not shuffled into the main deck (referred to as </w:t>
-      </w:r>
-      <w:r>
-        <w:rPr>
-          <w:b/>
-          <w:bCs/>
-          <w:sz w:val="22"/>
-          <w:szCs w:val="22"/>
-        </w:rPr>
-        <w:t>burnt</w:t>
-      </w:r>
-      <w:r>
-        <w:rPr>
-          <w:sz w:val="22"/>
-          <w:szCs w:val="22"/>
-        </w:rPr>
-        <w:t xml:space="preserve">). </w:t>
+        <w:t xml:space="preserve">Face cards may be played on-suit for any total. </w:t>
       </w:r>
     </w:p>
     <w:p>
@@ -4080,41 +4297,59 @@
       </w:pPr>
       <w:r>
         <w:rPr>
-          <w:b/>
-          <w:bCs/>
-          <w:sz w:val="22"/>
-          <w:szCs w:val="22"/>
-        </w:rPr>
-        <w:t xml:space="preserve">Critical Success: </w:t>
-      </w:r>
-      <w:r>
-        <w:rPr>
-          <w:sz w:val="22"/>
-          <w:szCs w:val="22"/>
-        </w:rPr>
-        <w:t xml:space="preserve">Spend twice the TN, and you get this effect. </w:t>
-      </w:r>
-    </w:p>
-    <w:p>
-      <w:pPr>
-        <w:rPr>
-          <w:sz w:val="22"/>
-          <w:szCs w:val="22"/>
-        </w:rPr>
-      </w:pPr>
-      <w:r>
-        <w:rPr>
-          <w:sz w:val="22"/>
-          <w:szCs w:val="22"/>
-        </w:rPr>
-        <w:t xml:space="preserve">Retain X and discard – You may set aside up to X in total value of cards and discard the rest (Usually </w:t>
-      </w:r>
-      <w:r>
-        <w:rPr>
-          <w:sz w:val="22"/>
-          <w:szCs w:val="22"/>
-        </w:rPr>
-        <w:t>at the end of a Driver action)</w:t>
+          <w:sz w:val="22"/>
+          <w:szCs w:val="22"/>
+        </w:rPr>
+        <w:t>For any Target Number, you may Reveal any one card to pay the cost, so long as it has a value double that of the TN</w:t>
+      </w:r>
+    </w:p>
+    <w:p>
+      <w:pPr>
+        <w:pStyle w:val="ListParagraph"/>
+        <w:numPr>
+          <w:ilvl w:val="1"/>
+          <w:numId w:val="2"/>
+        </w:numPr>
+        <w:rPr>
+          <w:sz w:val="22"/>
+          <w:szCs w:val="22"/>
+        </w:rPr>
+      </w:pPr>
+      <w:r>
+        <w:rPr>
+          <w:i/>
+          <w:iCs/>
+          <w:sz w:val="22"/>
+          <w:szCs w:val="22"/>
+        </w:rPr>
+        <w:t>For instance, if an ability is triggered on Spend[</w:t>
+      </w:r>
+      <w:r>
+        <w:rPr>
+          <w:i/>
+          <w:iCs/>
+          <w:sz w:val="22"/>
+          <w:szCs w:val="22"/>
+        </w:rPr>
+        <w:t xml:space="preserve">Clubs] for 4, you could reveal an 8 of Clubs without discarding to pay that cost. You could not reveal a combination of a 2 of Clubs and a 6 of Clubs – it must be a single card. Once revealed, the card remains played for the duration of the Action, where it is then put back into your hand – not discard. </w:t>
+      </w:r>
+      <w:r>
+        <w:rPr>
+          <w:i/>
+          <w:iCs/>
+          <w:sz w:val="22"/>
+          <w:szCs w:val="22"/>
+        </w:rPr>
+        <w:t xml:space="preserve">  </w:t>
+      </w:r>
+      <w:r>
+        <w:rPr>
+          <w:i/>
+          <w:iCs/>
+          <w:sz w:val="22"/>
+          <w:szCs w:val="22"/>
+        </w:rPr>
+        <w:t xml:space="preserve">  </w:t>
       </w:r>
     </w:p>
     <w:p>
@@ -4146,7 +4381,6 @@
         </w:numPr>
       </w:pPr>
       <w:r>
-        <w:lastRenderedPageBreak/>
         <w:t xml:space="preserve">Hearts – </w:t>
       </w:r>
       <w:r>
@@ -4159,7 +4393,16 @@
         <w:t>brilliance</w:t>
       </w:r>
       <w:r>
-        <w:t xml:space="preserve">. Hearts represents the heroic derring-do, frequently at great risk to oneself. </w:t>
+        <w:t xml:space="preserve">. Hearts represents </w:t>
+      </w:r>
+      <w:r>
+        <w:rPr>
+          <w:highlight w:val="yellow"/>
+        </w:rPr>
+        <w:t>the</w:t>
+      </w:r>
+      <w:r>
+        <w:t xml:space="preserve"> heroic derring-do, frequently at great risk to oneself. </w:t>
       </w:r>
       <w:r>
         <w:t>U</w:t>
@@ -4172,16 +4415,57 @@
           <w:b/>
           <w:bCs/>
         </w:rPr>
-        <w:t>courage or charisma</w:t>
+        <w:t>courage</w:t>
+      </w:r>
+      <w:r>
+        <w:rPr>
+          <w:b/>
+          <w:bCs/>
+        </w:rPr>
+        <w:t xml:space="preserve">, </w:t>
+      </w:r>
+      <w:r>
+        <w:rPr>
+          <w:b/>
+          <w:bCs/>
+        </w:rPr>
+        <w:t>charisma</w:t>
+      </w:r>
+      <w:r>
+        <w:rPr>
+          <w:b/>
+          <w:bCs/>
+        </w:rPr>
+        <w:t xml:space="preserve"> and empathy</w:t>
       </w:r>
       <w:r>
         <w:t xml:space="preserve"> is needed most. If it were an element, it would be fire – welcoming and warming, </w:t>
       </w:r>
       <w:r>
-        <w:t>burning bright, lighting and clearing the way ahead until it sputters out.</w:t>
+        <w:t xml:space="preserve">burning bright, </w:t>
+      </w:r>
+      <w:r>
+        <w:t>clearing the way up to the point it sputters out</w:t>
+      </w:r>
+      <w:r>
+        <w:t>.</w:t>
       </w:r>
       <w:r>
         <w:t xml:space="preserve"> </w:t>
+      </w:r>
+    </w:p>
+    <w:p>
+      <w:pPr>
+        <w:pStyle w:val="ListParagraph"/>
+      </w:pPr>
+      <w:r>
+        <w:t>Actions which use Hearts are frequently dependent on your allies or other characters but can help you or others avoid nasty consequences and work in concert</w:t>
+      </w:r>
+      <w:r>
+        <w:t xml:space="preserve"> to great effect</w:t>
+      </w:r>
+      <w:r>
+        <w:t xml:space="preserve">. </w:t>
       </w:r>
     </w:p>
     <w:p>
@@ -4193,6 +4477,7 @@
         </w:numPr>
       </w:pPr>
       <w:r>
+        <w:lastRenderedPageBreak/>
         <w:t xml:space="preserve">Clubs – Bluntness &amp; directness, strength and persistence. Clubs represents the straightforward approach, the march on the gates and the storming of the beaches. Used when </w:t>
       </w:r>
       <w:r>
@@ -4215,6 +4500,17 @@
       <w:proofErr w:type="spellEnd"/>
       <w:r>
         <w:t xml:space="preserve"> else to go.</w:t>
+      </w:r>
+    </w:p>
+    <w:p>
+      <w:pPr>
+        <w:pStyle w:val="ListParagraph"/>
+      </w:pPr>
+      <w:r>
+        <w:t xml:space="preserve">Actions that use Clubs are often readily available and require little setup, but </w:t>
+      </w:r>
+      <w:r>
+        <w:t xml:space="preserve">have a steep cost to usage, frequently breaking equipment or expending many valuable resources to accomplish tasks. </w:t>
       </w:r>
     </w:p>
     <w:p>
@@ -4251,10 +4547,42 @@
           <w:b/>
           <w:bCs/>
         </w:rPr>
-        <w:t>swiftness and dexterity</w:t>
+        <w:t>swiftness</w:t>
+      </w:r>
+      <w:r>
+        <w:rPr>
+          <w:b/>
+          <w:bCs/>
+        </w:rPr>
+        <w:t xml:space="preserve">, </w:t>
+      </w:r>
+      <w:r>
+        <w:rPr>
+          <w:b/>
+          <w:bCs/>
+        </w:rPr>
+        <w:t>dexterity</w:t>
+      </w:r>
+      <w:r>
+        <w:rPr>
+          <w:b/>
+          <w:bCs/>
+        </w:rPr>
+        <w:t xml:space="preserve"> and cunning</w:t>
       </w:r>
       <w:r>
         <w:t xml:space="preserve"> are needed most. If it were an element it would be air – light, quick and weightless, flitting easily whichever way and uncontainable.</w:t>
+      </w:r>
+    </w:p>
+    <w:p>
+      <w:pPr>
+        <w:pStyle w:val="ListParagraph"/>
+      </w:pPr>
+      <w:r>
+        <w:t>Actions that use Diamonds are easy to use so long as you keep succeeding, and frequently allow you to avoid consequences or take initiative. However</w:t>
+      </w:r>
+      <w:r>
+        <w:t xml:space="preserve">, the cost of failure is steep, and many actions that use Diamonds cannot be used when injured, immobilized, or similar. </w:t>
       </w:r>
     </w:p>
     <w:p>
@@ -4272,7 +4600,27 @@
         <w:t xml:space="preserve">alm &amp; </w:t>
       </w:r>
       <w:r>
-        <w:t xml:space="preserve">perceptive, steel nerves and discipline. Spades represents the by-numbers, slow-is-fast approach, the stone-cold operator and the simple logician. </w:t>
+        <w:t xml:space="preserve">perceptive, steel nerves and discipline. Spades represents the by-numbers, slow-is-fast approach, the stone-cold operator and the </w:t>
+      </w:r>
+      <w:r>
+        <w:t>keen</w:t>
+      </w:r>
+      <w:r>
+        <w:t xml:space="preserve"> logician.</w:t>
+      </w:r>
+      <w:r>
+        <w:t xml:space="preserve"> If it were an element, it would be earth – steadfast and reliable, but inflexible in the face of change. </w:t>
+      </w:r>
+      <w:r>
+        <w:t xml:space="preserve"> </w:t>
+      </w:r>
+    </w:p>
+    <w:p>
+      <w:pPr>
+        <w:pStyle w:val="ListParagraph"/>
+      </w:pPr>
+      <w:r>
+        <w:t xml:space="preserve">Actions that use Spades are reliable, generally strong, and cost-effective, but are highly reliant on positioning, and rarely allow you to move before the enemy does. </w:t>
       </w:r>
     </w:p>
     <w:p>
@@ -4287,62 +4635,47 @@
           <w:sz w:val="32"/>
           <w:szCs w:val="32"/>
         </w:rPr>
-        <w:t>Mission Cycle</w:t>
-      </w:r>
-    </w:p>
-    <w:p>
-      <w:pPr>
+        <w:t>Use</w:t>
+      </w:r>
+      <w:r>
         <w:rPr>
           <w:sz w:val="32"/>
           <w:szCs w:val="32"/>
         </w:rPr>
-      </w:pPr>
+        <w:t>s</w:t>
+      </w:r>
       <w:r>
         <w:rPr>
           <w:sz w:val="32"/>
           <w:szCs w:val="32"/>
         </w:rPr>
-        <w:t>Interludes</w:t>
-      </w:r>
-    </w:p>
-    <w:p>
-      <w:pPr>
-        <w:rPr>
-          <w:sz w:val="32"/>
-          <w:szCs w:val="32"/>
-        </w:rPr>
-      </w:pPr>
-      <w:r>
-        <w:rPr>
-          <w:sz w:val="32"/>
-          <w:szCs w:val="32"/>
-        </w:rPr>
-        <w:t>Prepare to Board!</w:t>
-      </w:r>
-    </w:p>
-    <w:p>
-      <w:pPr>
-        <w:rPr>
-          <w:sz w:val="32"/>
-          <w:szCs w:val="32"/>
-        </w:rPr>
-      </w:pPr>
-      <w:r>
-        <w:rPr>
-          <w:sz w:val="32"/>
-          <w:szCs w:val="32"/>
-        </w:rPr>
-        <w:t>The Raid</w:t>
-      </w:r>
-    </w:p>
-    <w:p>
-      <w:r>
-        <w:t>The Hull</w:t>
-      </w:r>
-    </w:p>
-    <w:p>
-      <w:r>
-        <w:t>All play that happens during the raid happens within the Hull. During tactical play</w:t>
+        <w:t xml:space="preserve"> of Cards</w:t>
+      </w:r>
+    </w:p>
+    <w:p>
+      <w:r>
+        <w:t xml:space="preserve">As you prepare cards, you may use them in a variety of ways to shift the odds of survival and success in </w:t>
+      </w:r>
+      <w:proofErr w:type="spellStart"/>
+      <w:r>
+        <w:rPr>
+          <w:i/>
+          <w:iCs/>
+        </w:rPr>
+        <w:t>Hullraker</w:t>
+      </w:r>
+      <w:proofErr w:type="spellEnd"/>
+      <w:r>
+        <w:rPr>
+          <w:i/>
+          <w:iCs/>
+        </w:rPr>
+        <w:t>.</w:t>
+      </w:r>
+    </w:p>
+    <w:p>
+      <w:r>
+        <w:t xml:space="preserve">Cards are used for the following – </w:t>
       </w:r>
     </w:p>
     <w:p>
@@ -4350,11 +4683,11 @@
         <w:pStyle w:val="ListParagraph"/>
         <w:numPr>
           <w:ilvl w:val="0"/>
-          <w:numId w:val="1"/>
+          <w:numId w:val="12"/>
         </w:numPr>
       </w:pPr>
       <w:r>
-        <w:t>Raiders will swap between two frames of time, Investigative and Reactive</w:t>
+        <w:t xml:space="preserve">Outmaneuver – playing X[Suit] after selecting a Threat card from the top row, where X is a number higher than the Threat Card, and the Suit is matching. </w:t>
       </w:r>
     </w:p>
     <w:p>
@@ -4362,11 +4695,266 @@
         <w:pStyle w:val="ListParagraph"/>
         <w:numPr>
           <w:ilvl w:val="0"/>
-          <w:numId w:val="1"/>
+          <w:numId w:val="12"/>
         </w:numPr>
       </w:pPr>
       <w:r>
-        <w:t>Raiders will progress play by taking Actions, with one player at a time taking a Driver, while others play Riders</w:t>
+        <w:t xml:space="preserve">Ignore Malus – there are 5 Maluses in </w:t>
+      </w:r>
+      <w:proofErr w:type="spellStart"/>
+      <w:r>
+        <w:rPr>
+          <w:i/>
+          <w:iCs/>
+        </w:rPr>
+        <w:t>Hullraker</w:t>
+      </w:r>
+      <w:proofErr w:type="spellEnd"/>
+      <w:r>
+        <w:t xml:space="preserve"> that directly affect your trainings and can be ignored for the course of an action by playing a card</w:t>
+      </w:r>
+      <w:r>
+        <w:t xml:space="preserve"> of the appropriate suit .</w:t>
+      </w:r>
+    </w:p>
+    <w:p>
+      <w:pPr>
+        <w:pStyle w:val="ListParagraph"/>
+        <w:numPr>
+          <w:ilvl w:val="1"/>
+          <w:numId w:val="12"/>
+        </w:numPr>
+      </w:pPr>
+      <w:r>
+        <w:t xml:space="preserve">Pain is gained from injuries, so while a bit easier to clear with medicine, </w:t>
+      </w:r>
+      <w:r>
+        <w:rPr>
+          <w:i/>
+          <w:iCs/>
+        </w:rPr>
+        <w:t>affects all trainings equally, and stacks with other malus’s</w:t>
+      </w:r>
+      <w:r>
+        <w:t xml:space="preserve">, but can be ignored with a card of any suit. </w:t>
+      </w:r>
+    </w:p>
+    <w:p>
+      <w:pPr>
+        <w:pStyle w:val="ListParagraph"/>
+        <w:numPr>
+          <w:ilvl w:val="2"/>
+          <w:numId w:val="12"/>
+        </w:numPr>
+      </w:pPr>
+      <w:r>
+        <w:lastRenderedPageBreak/>
+        <w:t xml:space="preserve">There are four Maluses that are acquired outside of tactical play, that </w:t>
+      </w:r>
+      <w:r>
+        <w:t xml:space="preserve">are harder to obtain, last longer, and can only be </w:t>
+      </w:r>
+      <w:r>
+        <w:t>ignored</w:t>
+      </w:r>
+      <w:r>
+        <w:t xml:space="preserve"> with cards of a matching suit. Whenever you are suffering from two malus’s, you suffer from the higher of the two, but must Ignore both (or all) to suffer no penalties. </w:t>
+      </w:r>
+    </w:p>
+    <w:p>
+      <w:pPr>
+        <w:pStyle w:val="ListParagraph"/>
+        <w:numPr>
+          <w:ilvl w:val="3"/>
+          <w:numId w:val="12"/>
+        </w:numPr>
+      </w:pPr>
+      <w:r>
+        <w:rPr>
+          <w:i/>
+          <w:iCs/>
+        </w:rPr>
+        <w:t xml:space="preserve">E.g. if one </w:t>
+      </w:r>
+      <w:r>
+        <w:rPr>
+          <w:i/>
+          <w:iCs/>
+        </w:rPr>
+        <w:t>had</w:t>
+      </w:r>
+      <w:r>
+        <w:rPr>
+          <w:i/>
+          <w:iCs/>
+        </w:rPr>
+        <w:t xml:space="preserve"> both </w:t>
+      </w:r>
+      <w:r>
+        <w:rPr>
+          <w:i/>
+          <w:iCs/>
+        </w:rPr>
+        <w:t>Terror</w:t>
+      </w:r>
+      <w:r>
+        <w:rPr>
+          <w:i/>
+          <w:iCs/>
+        </w:rPr>
+        <w:t xml:space="preserve"> 3 and </w:t>
+      </w:r>
+      <w:r>
+        <w:rPr>
+          <w:i/>
+          <w:iCs/>
+        </w:rPr>
+        <w:t>Confusion</w:t>
+      </w:r>
+      <w:r>
+        <w:rPr>
+          <w:i/>
+          <w:iCs/>
+        </w:rPr>
+        <w:t xml:space="preserve"> 1, you would suffer the higher of the two values on your check ( in this case, -3 for </w:t>
+      </w:r>
+      <w:r>
+        <w:rPr>
+          <w:i/>
+          <w:iCs/>
+        </w:rPr>
+        <w:t>Terror</w:t>
+      </w:r>
+      <w:r>
+        <w:rPr>
+          <w:i/>
+          <w:iCs/>
+        </w:rPr>
+        <w:t xml:space="preserve">). You could spend a </w:t>
+      </w:r>
+      <w:r>
+        <w:rPr>
+          <w:i/>
+          <w:iCs/>
+        </w:rPr>
+        <w:t>Hearts</w:t>
+      </w:r>
+      <w:r>
+        <w:rPr>
+          <w:i/>
+          <w:iCs/>
+        </w:rPr>
+        <w:t xml:space="preserve"> higher than 3 to clear it, but then you still suffer -1 for Confused, when you can spend any card or reveal a </w:t>
+      </w:r>
+      <w:r>
+        <w:rPr>
+          <w:i/>
+          <w:iCs/>
+        </w:rPr>
+        <w:t>Clubs</w:t>
+      </w:r>
+      <w:r>
+        <w:rPr>
+          <w:i/>
+          <w:iCs/>
+        </w:rPr>
+        <w:t xml:space="preserve"> to clear it. </w:t>
+      </w:r>
+    </w:p>
+    <w:p>
+      <w:pPr>
+        <w:pStyle w:val="ListParagraph"/>
+        <w:numPr>
+          <w:ilvl w:val="2"/>
+          <w:numId w:val="12"/>
+        </w:numPr>
+      </w:pPr>
+      <w:r>
+        <w:t>They are as follows</w:t>
+      </w:r>
+    </w:p>
+    <w:p>
+      <w:pPr>
+        <w:pStyle w:val="ListParagraph"/>
+        <w:numPr>
+          <w:ilvl w:val="3"/>
+          <w:numId w:val="12"/>
+        </w:numPr>
+      </w:pPr>
+      <w:r>
+        <w:t xml:space="preserve">Terror – You are wracked with fear, and it keeps you from performing your best. </w:t>
+      </w:r>
+      <w:r>
+        <w:t>Ignore</w:t>
+      </w:r>
+      <w:r>
+        <w:t xml:space="preserve"> with Hearts</w:t>
+      </w:r>
+      <w:r>
+        <w:t xml:space="preserve">, clear by confessing your fear to a comrade in downtime. </w:t>
+      </w:r>
+    </w:p>
+    <w:p>
+      <w:pPr>
+        <w:pStyle w:val="ListParagraph"/>
+        <w:numPr>
+          <w:ilvl w:val="3"/>
+          <w:numId w:val="12"/>
+        </w:numPr>
+      </w:pPr>
+      <w:r>
+        <w:t xml:space="preserve">Confusion – Things are just a bit too difficult to wrap your head around right now. </w:t>
+      </w:r>
+      <w:r>
+        <w:t xml:space="preserve">Ignore </w:t>
+      </w:r>
+      <w:r>
+        <w:t>with Clubs</w:t>
+      </w:r>
+      <w:r>
+        <w:t>, clear by having an ally sort things out for you in downtime.</w:t>
+      </w:r>
+    </w:p>
+    <w:p>
+      <w:pPr>
+        <w:pStyle w:val="ListParagraph"/>
+        <w:numPr>
+          <w:ilvl w:val="3"/>
+          <w:numId w:val="12"/>
+        </w:numPr>
+      </w:pPr>
+      <w:r>
+        <w:t>Guilt – You did something that leaves a knot in your stomach, and it’s hard to confront. Ignore with Diamonds</w:t>
+      </w:r>
+      <w:r>
+        <w:t xml:space="preserve">, and clear by apologizing to a friend in downtime. </w:t>
+      </w:r>
+    </w:p>
+    <w:p>
+      <w:pPr>
+        <w:pStyle w:val="ListParagraph"/>
+        <w:numPr>
+          <w:ilvl w:val="3"/>
+          <w:numId w:val="12"/>
+        </w:numPr>
+      </w:pPr>
+      <w:r>
+        <w:t>Agitation – Someone or something pissed you off and its left you in a bad state. Ignore with Spades</w:t>
+      </w:r>
+      <w:r>
+        <w:t>, and</w:t>
+      </w:r>
+      <w:r>
+        <w:t xml:space="preserve"> clear by</w:t>
+      </w:r>
+      <w:r>
+        <w:t xml:space="preserve"> vent</w:t>
+      </w:r>
+      <w:r>
+        <w:t>ing</w:t>
+      </w:r>
+      <w:r>
+        <w:t xml:space="preserve"> your anger to someone understanding in downtime. </w:t>
       </w:r>
     </w:p>
     <w:p>
@@ -4374,11 +4962,44 @@
         <w:pStyle w:val="ListParagraph"/>
         <w:numPr>
           <w:ilvl w:val="0"/>
-          <w:numId w:val="1"/>
+          <w:numId w:val="12"/>
         </w:numPr>
       </w:pPr>
       <w:r>
-        <w:t xml:space="preserve">The Threat will attempt to thwart the Raiders and keep them from securing the Hull all while incrementing the Countdown (total disaster). </w:t>
+        <w:t>Riders</w:t>
+      </w:r>
+    </w:p>
+    <w:p>
+      <w:pPr>
+        <w:pStyle w:val="ListParagraph"/>
+        <w:numPr>
+          <w:ilvl w:val="1"/>
+          <w:numId w:val="12"/>
+        </w:numPr>
+      </w:pPr>
+      <w:r>
+        <w:t xml:space="preserve">Most actions in </w:t>
+      </w:r>
+      <w:proofErr w:type="spellStart"/>
+      <w:r>
+        <w:rPr>
+          <w:i/>
+          <w:iCs/>
+        </w:rPr>
+        <w:t>Hullraker</w:t>
+      </w:r>
+      <w:proofErr w:type="spellEnd"/>
+      <w:r>
+        <w:t xml:space="preserve"> can be accomplished without the expenditure of cards, by simply relying on training</w:t>
+      </w:r>
+      <w:r>
+        <w:t xml:space="preserve"> and good tactics</w:t>
+      </w:r>
+      <w:r>
+        <w:t>. However, many actions</w:t>
+      </w:r>
+      <w:r>
+        <w:t xml:space="preserve"> have options for riders – spending cards to gain new effects. These are specified under the action, and do what they say.</w:t>
       </w:r>
     </w:p>
     <w:p>
@@ -4386,11 +5007,23 @@
         <w:pStyle w:val="ListParagraph"/>
         <w:numPr>
           <w:ilvl w:val="0"/>
-          <w:numId w:val="1"/>
+          <w:numId w:val="12"/>
         </w:numPr>
       </w:pPr>
       <w:r>
-        <w:t>Raiders may die.</w:t>
+        <w:t>Bolster</w:t>
+      </w:r>
+    </w:p>
+    <w:p>
+      <w:pPr>
+        <w:pStyle w:val="ListParagraph"/>
+        <w:numPr>
+          <w:ilvl w:val="1"/>
+          <w:numId w:val="12"/>
+        </w:numPr>
+      </w:pPr>
+      <w:r>
+        <w:t xml:space="preserve">Similar to Riders, your character may have options to spend cards to boost certain Trainings. These allow you to push beyond your limits and succeed where you normally could not. </w:t>
       </w:r>
     </w:p>
     <w:p>
@@ -4405,10 +5038,14 @@
           <w:sz w:val="32"/>
           <w:szCs w:val="32"/>
         </w:rPr>
-        <w:t>Rounds &amp; Actions</w:t>
-      </w:r>
-    </w:p>
-    <w:p>
+        <w:t>Attacks</w:t>
+      </w:r>
+    </w:p>
+    <w:p>
+      <w:r>
+        <w:lastRenderedPageBreak/>
+        <w:t xml:space="preserve">There are many dangers in </w:t>
+      </w:r>
       <w:proofErr w:type="spellStart"/>
       <w:r>
         <w:rPr>
@@ -4419,10 +5056,36 @@
       </w:r>
       <w:proofErr w:type="spellEnd"/>
       <w:r>
-        <w:t xml:space="preserve">, like many games, is played in Rounds, </w:t>
-      </w:r>
-      <w:r>
-        <w:t xml:space="preserve">repeating until play is concluded. A round is structured as follows. </w:t>
+        <w:t xml:space="preserve">, and a lot of them can be rendered not-dangerous by stabbing, smacking, shooting, vaporizing or exploding them. These some of the many kinds of </w:t>
+      </w:r>
+      <w:r>
+        <w:rPr>
+          <w:b/>
+          <w:bCs/>
+        </w:rPr>
+        <w:t>attacks</w:t>
+      </w:r>
+      <w:r>
+        <w:t xml:space="preserve"> that a character can make, and while many </w:t>
+      </w:r>
+      <w:r>
+        <w:rPr>
+          <w:b/>
+          <w:bCs/>
+        </w:rPr>
+        <w:t>actions</w:t>
+      </w:r>
+      <w:r>
+        <w:t xml:space="preserve"> allow you to make attacks, all </w:t>
+      </w:r>
+      <w:commentRangeStart w:id="2"/>
+      <w:r>
+        <w:t xml:space="preserve">attacks follow a general set of rules for the sake of simplicity. </w:t>
+      </w:r>
+    </w:p>
+    <w:p>
+      <w:r>
+        <w:t>All attacks</w:t>
       </w:r>
     </w:p>
     <w:p>
@@ -4430,11 +5093,73 @@
         <w:pStyle w:val="ListParagraph"/>
         <w:numPr>
           <w:ilvl w:val="0"/>
-          <w:numId w:val="9"/>
+          <w:numId w:val="3"/>
         </w:numPr>
       </w:pPr>
       <w:r>
-        <w:t xml:space="preserve"># of Players + Heat cards are drawn from the Master Deck and placed on the Board. </w:t>
+        <w:t xml:space="preserve">Use a </w:t>
+      </w:r>
+      <w:r>
+        <w:rPr>
+          <w:b/>
+          <w:bCs/>
+        </w:rPr>
+        <w:t>weapon</w:t>
+      </w:r>
+      <w:r>
+        <w:rPr>
+          <w:b/>
+          <w:bCs/>
+        </w:rPr>
+        <w:t xml:space="preserve"> or limb</w:t>
+      </w:r>
+      <w:r>
+        <w:t xml:space="preserve">: a weapon is anything that you are using to make the attack. A bare hand, teeth, a pistol, a knife, a backpack that you swing around by the straps – these are all considered a </w:t>
+      </w:r>
+      <w:r>
+        <w:rPr>
+          <w:b/>
+          <w:bCs/>
+        </w:rPr>
+        <w:t>weapon</w:t>
+      </w:r>
+      <w:r>
+        <w:t xml:space="preserve"> in the context of the attack. If you are using an object, you must be </w:t>
+      </w:r>
+      <w:r>
+        <w:rPr>
+          <w:b/>
+          <w:bCs/>
+        </w:rPr>
+        <w:t>wielding</w:t>
+      </w:r>
+      <w:r>
+        <w:t xml:space="preserve"> the object (See Equipment). If you are using a </w:t>
+      </w:r>
+      <w:r>
+        <w:t xml:space="preserve">limb </w:t>
+      </w:r>
+      <w:r>
+        <w:t>it is always consider</w:t>
+      </w:r>
+      <w:r>
+        <w:t>ed</w:t>
+      </w:r>
+      <w:r>
+        <w:t xml:space="preserve"> </w:t>
+      </w:r>
+      <w:r>
+        <w:rPr>
+          <w:b/>
+          <w:bCs/>
+        </w:rPr>
+        <w:t>wielded</w:t>
+      </w:r>
+      <w:r>
+        <w:t xml:space="preserve"> for the purpose of an attack, </w:t>
+      </w:r>
+      <w:r>
+        <w:t>so long as you could use the limb otherwise.</w:t>
       </w:r>
     </w:p>
     <w:p>
@@ -4442,12 +5167,27 @@
         <w:pStyle w:val="ListParagraph"/>
         <w:numPr>
           <w:ilvl w:val="0"/>
-          <w:numId w:val="9"/>
+          <w:numId w:val="3"/>
         </w:numPr>
       </w:pPr>
       <w:r>
-        <w:lastRenderedPageBreak/>
-        <w:t>One player takes one card from the board</w:t>
+        <w:t xml:space="preserve">Have a target: The character, object or area being affected by the attack. The number of possible targets is determined by the attack, but by default it is </w:t>
+      </w:r>
+      <w:r>
+        <w:rPr>
+          <w:b/>
+          <w:bCs/>
+        </w:rPr>
+        <w:t xml:space="preserve">one character or object. </w:t>
+      </w:r>
+      <w:r>
+        <w:t xml:space="preserve">Any attack you can make against a character you can also make against a freestanding object (not worn or wielded by a character). </w:t>
+      </w:r>
+      <w:r>
+        <w:t>Any attack you make against a character is made against Center of Mass by default, but any attack can be made against a limb instead</w:t>
+      </w:r>
+      <w:r>
+        <w:t xml:space="preserve">. </w:t>
       </w:r>
     </w:p>
     <w:p>
@@ -4455,11 +5195,29 @@
         <w:pStyle w:val="ListParagraph"/>
         <w:numPr>
           <w:ilvl w:val="0"/>
-          <w:numId w:val="9"/>
+          <w:numId w:val="3"/>
         </w:numPr>
       </w:pPr>
       <w:r>
-        <w:t xml:space="preserve">(Optional) A player may spend an Action suit to take their action now. </w:t>
+        <w:t>Has an Attack Difficult</w:t>
+      </w:r>
+      <w:r>
+        <w:t>y</w:t>
+      </w:r>
+      <w:r>
+        <w:t xml:space="preserve"> (AD): The Attack </w:t>
+      </w:r>
+      <w:r>
+        <w:t>D</w:t>
+      </w:r>
+      <w:r>
+        <w:t xml:space="preserve">ifficulty is how hard it is to hit the attack. Many things can affect AD, </w:t>
+      </w:r>
+      <w:r>
+        <w:t xml:space="preserve">and is mostly dependent on the attack. However, most </w:t>
+      </w:r>
+      <w:r>
+        <w:t xml:space="preserve">AD’s add the target Silhouette and the Targets Motion. </w:t>
       </w:r>
     </w:p>
     <w:p>
@@ -4467,21 +5225,75 @@
         <w:pStyle w:val="ListParagraph"/>
         <w:numPr>
           <w:ilvl w:val="0"/>
-          <w:numId w:val="9"/>
+          <w:numId w:val="3"/>
         </w:numPr>
       </w:pPr>
       <w:r>
-        <w:t xml:space="preserve"> They </w:t>
+        <w:t>Have an Accuracy Rating: To check if an attack hits, the character will always add a Training</w:t>
+      </w:r>
+      <w:r>
+        <w:t xml:space="preserve"> </w:t>
+      </w:r>
+      <w:r>
+        <w:t xml:space="preserve">– the highest relevant Training they possess – and potentially an opportunity to add a card. For instance, being Stable allows you to prepare a card for your next Shoot Action. </w:t>
       </w:r>
       <w:r>
         <w:rPr>
           <w:b/>
           <w:bCs/>
         </w:rPr>
-        <w:t xml:space="preserve">must </w:t>
-      </w:r>
-      <w:r>
-        <w:t xml:space="preserve">perform the Threat action on it, or spend a </w:t>
+        <w:t xml:space="preserve">You compare AD to the AR, and if they are even, or the AR is higher, the attack hits. </w:t>
+      </w:r>
+      <w:commentRangeEnd w:id="2"/>
+      <w:r>
+        <w:rPr>
+          <w:rStyle w:val="CommentReference"/>
+        </w:rPr>
+        <w:commentReference w:id="2"/>
+      </w:r>
+    </w:p>
+    <w:p>
+      <w:r>
+        <w:t xml:space="preserve">There are some other rules governing Attacks that are important to go over </w:t>
+      </w:r>
+      <w:r>
+        <w:t>below.</w:t>
+      </w:r>
+    </w:p>
+    <w:p>
+      <w:pPr>
+        <w:rPr>
+          <w:sz w:val="28"/>
+          <w:szCs w:val="28"/>
+        </w:rPr>
+      </w:pPr>
+      <w:r>
+        <w:rPr>
+          <w:sz w:val="28"/>
+          <w:szCs w:val="28"/>
+        </w:rPr>
+        <w:t>Multiple Targets</w:t>
+      </w:r>
+    </w:p>
+    <w:p>
+      <w:r>
+        <w:t xml:space="preserve">Some attacks can have multiple targets. For instance, </w:t>
+      </w:r>
+      <w:r>
+        <w:t xml:space="preserve">many explosives affect all targets </w:t>
+      </w:r>
+      <w:r>
+        <w:rPr>
+          <w:b/>
+          <w:bCs/>
+        </w:rPr>
+        <w:t>engaged</w:t>
+      </w:r>
+      <w:r>
+        <w:t xml:space="preserve"> with one another, while </w:t>
+      </w:r>
+      <w:r>
+        <w:t>many attacks permit additional targets. These are always listed under the attack action you make. All targets are targeted with the same AR, but each maintain their own AD. Some notes:</w:t>
       </w:r>
     </w:p>
     <w:p>
@@ -4489,11 +5301,11 @@
         <w:pStyle w:val="ListParagraph"/>
         <w:numPr>
           <w:ilvl w:val="0"/>
-          <w:numId w:val="9"/>
+          <w:numId w:val="14"/>
         </w:numPr>
       </w:pPr>
       <w:r>
-        <w:t xml:space="preserve">That player may then take a Main Action (or Driver) after it resolves, unless they took step 3. </w:t>
+        <w:t xml:space="preserve">If an action says “up to X targets”, then you may target X, less than X, or 1 target. You cannot target 0 targets for any action. </w:t>
       </w:r>
     </w:p>
     <w:p>
@@ -4501,303 +5313,166 @@
         <w:pStyle w:val="ListParagraph"/>
         <w:numPr>
           <w:ilvl w:val="0"/>
-          <w:numId w:val="9"/>
+          <w:numId w:val="14"/>
         </w:numPr>
-      </w:pPr>
-      <w:r>
-        <w:t xml:space="preserve">Every *other* player may perform a Minor Action (or Rider) at this point. </w:t>
-      </w:r>
-    </w:p>
-    <w:p>
-      <w:pPr>
-        <w:pStyle w:val="ListParagraph"/>
-        <w:numPr>
-          <w:ilvl w:val="0"/>
-          <w:numId w:val="9"/>
-        </w:numPr>
-      </w:pPr>
-      <w:r>
-        <w:t xml:space="preserve">Repeat steps 2-6 until all players have gone. </w:t>
-      </w:r>
-    </w:p>
-    <w:p>
-      <w:pPr>
-        <w:pStyle w:val="ListParagraph"/>
-        <w:numPr>
-          <w:ilvl w:val="0"/>
-          <w:numId w:val="9"/>
-        </w:numPr>
-      </w:pPr>
-      <w:r>
-        <w:t xml:space="preserve">Using the remaining cards on the board, either Stack or Blitz (see Threats) </w:t>
-      </w:r>
-    </w:p>
-    <w:p>
+        <w:rPr>
+          <w:sz w:val="28"/>
+          <w:szCs w:val="28"/>
+        </w:rPr>
+      </w:pPr>
+      <w:r>
+        <w:lastRenderedPageBreak/>
+        <w:t xml:space="preserve">If an action says “all targets with [Y condition]”, it targets all targets, objects or characters. If it says “any targets with [Y condition]” you may select any number of them, with a minimum of course of one. </w:t>
+      </w:r>
+    </w:p>
+    <w:p>
+      <w:pPr>
+        <w:rPr>
+          <w:sz w:val="28"/>
+          <w:szCs w:val="28"/>
+        </w:rPr>
+      </w:pPr>
+      <w:r>
+        <w:rPr>
+          <w:sz w:val="28"/>
+          <w:szCs w:val="28"/>
+        </w:rPr>
+        <w:t xml:space="preserve">Multiple </w:t>
+      </w:r>
+      <w:r>
+        <w:rPr>
+          <w:sz w:val="28"/>
+          <w:szCs w:val="28"/>
+        </w:rPr>
+        <w:t>Hits</w:t>
+      </w:r>
+    </w:p>
+    <w:p>
+      <w:r>
+        <w:t xml:space="preserve">Some Attack Actions </w:t>
+      </w:r>
+      <w:r>
+        <w:t>will trigger multiple hits</w:t>
+      </w:r>
+      <w:r>
+        <w:t xml:space="preserve">. These can be items with the </w:t>
+      </w:r>
       <w:r>
         <w:rPr>
           <w:b/>
           <w:bCs/>
         </w:rPr>
-        <w:t>Stack or Blitz</w:t>
-      </w:r>
-    </w:p>
-    <w:p>
-      <w:r>
-        <w:t xml:space="preserve">At the end of every round, the players choose if they wish to Stack or Blitz. Stacking means they keep the board cards in play (which are then added to at the start of the next round), Blitz means the board is discarded, and a new set of cards are drawn and played. </w:t>
-      </w:r>
-    </w:p>
-    <w:p>
-      <w:r>
-        <w:t xml:space="preserve">Blitz is a special action each threat has which represents a confluence of cooperation by all its elements. Here is an example, from the Security Cyborg Takeover Threat. </w:t>
-      </w:r>
-    </w:p>
-    <w:p/>
-    <w:p>
-      <w:pPr>
+        <w:t xml:space="preserve">burst </w:t>
+      </w:r>
+      <w:r>
+        <w:t xml:space="preserve">trait, </w:t>
+      </w:r>
+      <w:r>
         <w:rPr>
           <w:b/>
           <w:bCs/>
         </w:rPr>
-      </w:pPr>
+        <w:t>follow-up shots</w:t>
+      </w:r>
+      <w:r>
+        <w:t xml:space="preserve">, or as a result of Collateral (see below). </w:t>
+      </w:r>
+      <w:r>
+        <w:t>All hits that are a part of the same</w:t>
+      </w:r>
+      <w:r>
+        <w:t xml:space="preserve"> attack, deal the same damage, and are of the same damage type </w:t>
+      </w:r>
       <w:r>
         <w:rPr>
           <w:b/>
           <w:bCs/>
         </w:rPr>
-        <w:t>Blitz – [</w:t>
-      </w:r>
-      <w:proofErr w:type="spellStart"/>
+        <w:t xml:space="preserve">stack </w:t>
+      </w:r>
+      <w:r>
+        <w:t xml:space="preserve">their damage – they deal damage once, and then each subsequent hit upgrades the wound by 1. </w:t>
+      </w:r>
+    </w:p>
+    <w:p>
+      <w:pPr>
+        <w:rPr>
+          <w:sz w:val="36"/>
+          <w:szCs w:val="36"/>
+        </w:rPr>
+      </w:pPr>
+      <w:r>
+        <w:rPr>
+          <w:sz w:val="36"/>
+          <w:szCs w:val="36"/>
+        </w:rPr>
+        <w:t>Collateral</w:t>
+      </w:r>
+    </w:p>
+    <w:p>
+      <w:r>
+        <w:t xml:space="preserve">No shot is a true miss inside of a Hull – every bullet and beam lands somewhere. </w:t>
+      </w:r>
+      <w:r>
+        <w:t xml:space="preserve">These missed, random shots are referred to as </w:t>
+      </w:r>
       <w:r>
         <w:rPr>
           <w:b/>
           <w:bCs/>
         </w:rPr>
-        <w:t>expunge_recursive</w:t>
-      </w:r>
-      <w:proofErr w:type="spellEnd"/>
+        <w:t>collateral</w:t>
+      </w:r>
+      <w:r>
+        <w:t xml:space="preserve"> and meant to endanger anyone around particularly volatile attacks. </w:t>
+      </w:r>
+    </w:p>
+    <w:p>
+      <w:r>
+        <w:t>Collateral is generated per attack, but it has its own means of calculating AR</w:t>
+      </w:r>
+      <w:r>
+        <w:t xml:space="preserve"> – by the </w:t>
+      </w:r>
       <w:r>
         <w:rPr>
           <w:b/>
           <w:bCs/>
         </w:rPr>
-        <w:t xml:space="preserve">] </w:t>
-      </w:r>
-    </w:p>
-    <w:p>
-      <w:r>
-        <w:t xml:space="preserve">Locate the nearest unopened doorway, or if the Factory Room is discovered use that instead. Create [Clubs] stun grenades [20 electrical, large burst, debilitating]  in all adjacent zones. Then </w:t>
+        <w:t>volume of fire</w:t>
+      </w:r>
+      <w:r>
+        <w:t xml:space="preserve">, or number of shots etc. in the Collateral Attack. </w:t>
+      </w:r>
+    </w:p>
+    <w:p>
+      <w:r>
+        <w:t xml:space="preserve">There are three different types of Collateral which determine the valid Collateral Targets. </w:t>
+      </w:r>
+    </w:p>
+    <w:p>
+      <w:r>
+        <w:t xml:space="preserve">Downrange Collateral is anyone </w:t>
       </w:r>
       <w:r>
         <w:rPr>
           <w:b/>
           <w:bCs/>
         </w:rPr>
-        <w:t>move</w:t>
-      </w:r>
-      <w:r>
-        <w:t xml:space="preserve"> [Hearts] + 2 Drones into those spaces – they make as many attacks as [Spades] collectively, then move and Strike for [Diamonds] total. </w:t>
-      </w:r>
-    </w:p>
-    <w:p>
-      <w:pPr>
-        <w:rPr>
-          <w:b/>
-          <w:bCs/>
-        </w:rPr>
-      </w:pPr>
-      <w:r>
-        <w:rPr>
-          <w:b/>
-          <w:bCs/>
-        </w:rPr>
-        <w:t>Twist of Fate</w:t>
-      </w:r>
-    </w:p>
-    <w:p>
-      <w:r>
-        <w:t xml:space="preserve">When the board card is drawn, or a card is played by a player, check that card with the current board to see if a Twist of Fate is triggered. </w:t>
-      </w:r>
-      <w:r>
-        <w:rPr>
-          <w:b/>
-          <w:bCs/>
-        </w:rPr>
-        <w:t xml:space="preserve">Twists of Fate are immediate, dangerous consequences levied by the threat. </w:t>
-      </w:r>
-      <w:r>
-        <w:t xml:space="preserve"> They are listed on the Threat, and are very dangerous indeed. </w:t>
-      </w:r>
-    </w:p>
-    <w:p>
-      <w:pPr>
-        <w:rPr>
-          <w:sz w:val="32"/>
-          <w:szCs w:val="32"/>
-        </w:rPr>
-      </w:pPr>
-    </w:p>
-    <w:p>
-      <w:pPr>
-        <w:rPr>
-          <w:sz w:val="32"/>
-          <w:szCs w:val="32"/>
-        </w:rPr>
-      </w:pPr>
-      <w:r>
-        <w:rPr>
-          <w:sz w:val="32"/>
-          <w:szCs w:val="32"/>
-        </w:rPr>
-        <w:t>DEPRECATED</w:t>
-      </w:r>
-    </w:p>
-    <w:p>
-      <w:r>
-        <w:t>Every character has access to Action</w:t>
-      </w:r>
-      <w:r>
-        <w:t xml:space="preserve">s – activities that your characters make that influences the game of </w:t>
-      </w:r>
-      <w:proofErr w:type="spellStart"/>
-      <w:r>
-        <w:rPr>
-          <w:i/>
-          <w:iCs/>
-        </w:rPr>
-        <w:t>Hullraker</w:t>
-      </w:r>
-      <w:proofErr w:type="spellEnd"/>
-      <w:r>
-        <w:t xml:space="preserve">. </w:t>
-      </w:r>
-    </w:p>
-    <w:p>
-      <w:pPr>
-        <w:rPr>
-          <w:b/>
-          <w:bCs/>
-        </w:rPr>
-      </w:pPr>
-      <w:r>
-        <w:t xml:space="preserve">There are two types of Actions, </w:t>
-      </w:r>
-      <w:r>
-        <w:rPr>
-          <w:b/>
-          <w:bCs/>
-        </w:rPr>
-        <w:t>Drivers and Riders</w:t>
-      </w:r>
-    </w:p>
-    <w:p>
-      <w:r>
-        <w:lastRenderedPageBreak/>
-        <w:t>The Driver is the focal point of actio</w:t>
-      </w:r>
-      <w:r>
-        <w:t xml:space="preserve">n, whereas Riders are additional actions taken in tandem, assisting with or in reaction to the Driver. Think of it in terms of how the camera may follow an intense fight scene in a film – the camera will usually focus on one character, but others may loop in and participate, and the focus will shift from one character to another. </w:t>
-      </w:r>
-      <w:r>
-        <w:t>The character performing the driver is the Focus Character, and others are the Reactive characters.</w:t>
-      </w:r>
-    </w:p>
-    <w:p>
-      <w:r>
-        <w:t xml:space="preserve">Drivers consist of three parts – Start, Main, and  End. You perform </w:t>
-      </w:r>
-      <w:r>
-        <w:t xml:space="preserve">each of these in order. Before each stage, you may start a Rider. Riders usually list when during an action they can be performed, in addition to a trigger. </w:t>
-      </w:r>
-      <w:r>
-        <w:rPr>
-          <w:b/>
-          <w:bCs/>
-        </w:rPr>
-        <w:t>Riders are performed before the Driver action</w:t>
-      </w:r>
-      <w:r>
-        <w:t xml:space="preserve">, so if you perform a Start Rider, you do its action, then complete the Start text of the Driver. </w:t>
-      </w:r>
-    </w:p>
-    <w:p>
-      <w:r>
-        <w:t xml:space="preserve">Some Riders can also be performed off of Drivers or actions that </w:t>
-      </w:r>
-      <w:r>
-        <w:rPr>
-          <w:i/>
-          <w:iCs/>
-        </w:rPr>
-        <w:t>other</w:t>
-      </w:r>
-      <w:r>
-        <w:t xml:space="preserve"> characters have made. If that is the case, </w:t>
-      </w:r>
-      <w:r>
-        <w:rPr>
-          <w:b/>
-          <w:bCs/>
-        </w:rPr>
-        <w:t>they resolve afterwards.</w:t>
-      </w:r>
-      <w:r>
-        <w:t xml:space="preserve"> To simplify</w:t>
-      </w:r>
-      <w:r>
-        <w:t xml:space="preserve"> - </w:t>
-      </w:r>
-      <w:r>
-        <w:t xml:space="preserve"> </w:t>
-      </w:r>
-      <w:r>
-        <w:rPr>
-          <w:b/>
-          <w:bCs/>
-        </w:rPr>
-        <w:t xml:space="preserve">Riders are completed before drivers, but </w:t>
-      </w:r>
-      <w:r>
-        <w:rPr>
-          <w:b/>
-          <w:bCs/>
-        </w:rPr>
-        <w:t>Focus Character Actions</w:t>
-      </w:r>
-      <w:r>
-        <w:rPr>
-          <w:b/>
-          <w:bCs/>
-        </w:rPr>
-        <w:t xml:space="preserve"> are completed before </w:t>
-      </w:r>
-      <w:r>
-        <w:rPr>
-          <w:b/>
-          <w:bCs/>
-        </w:rPr>
-        <w:t>Reactive Character Actions</w:t>
-      </w:r>
-      <w:r>
-        <w:rPr>
-          <w:b/>
-          <w:bCs/>
-        </w:rPr>
-        <w:t xml:space="preserve">. </w:t>
-      </w:r>
-    </w:p>
-    <w:p>
-      <w:r>
-        <w:t xml:space="preserve">There are Basic Drivers and Riders, which all PCs have access to. There are Equipment Actions, which can only be done when you </w:t>
-      </w:r>
-      <w:r>
-        <w:rPr>
-          <w:b/>
-          <w:bCs/>
-        </w:rPr>
-        <w:t>wield</w:t>
-      </w:r>
-      <w:r>
-        <w:t xml:space="preserve"> specific equipment that grants said action (see Equipment), and there are Unique Riders, which are usually a part of a Driver, and can only be taken as part of a Driver.</w:t>
+        <w:t xml:space="preserve">in front of </w:t>
+      </w:r>
+      <w:r>
+        <w:t xml:space="preserve">the attacker (minus the target of the attack). That is to say that they are in a zone greater than (if the attacker is firing to a higher zone), less than (if the target is in a zone lower than the attacker). If the attacker is in the same zone, it is treated as Close Collateral instead. </w:t>
+      </w:r>
+    </w:p>
+    <w:p>
+      <w:r>
+        <w:t xml:space="preserve">Close Collateral targets everyone within engagement with the target. </w:t>
+      </w:r>
+    </w:p>
+    <w:p>
+      <w:r>
+        <w:t xml:space="preserve">Long Collateral targets everyone in a room. </w:t>
       </w:r>
     </w:p>
     <w:p>
@@ -4805,201 +5480,82 @@
         <w:rPr>
           <w:noProof/>
         </w:rPr>
-        <w:lastRenderedPageBreak/>
         <mc:AlternateContent>
           <mc:Choice Requires="wps">
             <w:drawing>
-              <wp:anchor distT="0" distB="0" distL="114300" distR="114300" simplePos="0" relativeHeight="251659264" behindDoc="0" locked="0" layoutInCell="1" allowOverlap="1" wp14:anchorId="7C839469" wp14:editId="339F6CBA">
+              <wp:anchor distT="45720" distB="45720" distL="114300" distR="114300" simplePos="0" relativeHeight="251659264" behindDoc="0" locked="0" layoutInCell="1" allowOverlap="1" wp14:anchorId="13F21B0F" wp14:editId="6E5F20B2">
                 <wp:simplePos x="0" y="0"/>
-                <wp:positionH relativeFrom="margin">
-                  <wp:align>left</wp:align>
+                <wp:positionH relativeFrom="column">
+                  <wp:posOffset>-16510</wp:posOffset>
                 </wp:positionH>
                 <wp:positionV relativeFrom="paragraph">
-                  <wp:posOffset>305411</wp:posOffset>
+                  <wp:posOffset>552450</wp:posOffset>
                 </wp:positionV>
-                <wp:extent cx="5669280" cy="4189730"/>
-                <wp:effectExtent l="0" t="0" r="26670" b="20320"/>
-                <wp:wrapTopAndBottom/>
-                <wp:docPr id="1364579261" name="Text Box 1"/>
-                <wp:cNvGraphicFramePr/>
+                <wp:extent cx="6026785" cy="1404620"/>
+                <wp:effectExtent l="0" t="0" r="12065" b="15240"/>
+                <wp:wrapSquare wrapText="bothSides"/>
+                <wp:docPr id="217" name="Text Box 2"/>
+                <wp:cNvGraphicFramePr>
+                  <a:graphicFrameLocks xmlns:a="http://schemas.openxmlformats.org/drawingml/2006/main"/>
+                </wp:cNvGraphicFramePr>
                 <a:graphic xmlns:a="http://schemas.openxmlformats.org/drawingml/2006/main">
                   <a:graphicData uri="http://schemas.microsoft.com/office/word/2010/wordprocessingShape">
                     <wps:wsp>
-                      <wps:cNvSpPr txBox="1"/>
-                      <wps:spPr>
+                      <wps:cNvSpPr txBox="1">
+                        <a:spLocks noChangeArrowheads="1"/>
+                      </wps:cNvSpPr>
+                      <wps:spPr bwMode="auto">
                         <a:xfrm>
                           <a:off x="0" y="0"/>
-                          <a:ext cx="5669280" cy="4190337"/>
+                          <a:ext cx="6026785" cy="1404620"/>
                         </a:xfrm>
                         <a:prstGeom prst="rect">
                           <a:avLst/>
                         </a:prstGeom>
-                        <a:noFill/>
-                        <a:ln w="6350">
+                        <a:solidFill>
+                          <a:srgbClr val="FFFFFF"/>
+                        </a:solidFill>
+                        <a:ln w="9525">
                           <a:solidFill>
-                            <a:schemeClr val="bg1">
-                              <a:lumMod val="95000"/>
-                            </a:schemeClr>
+                            <a:srgbClr val="000000"/>
                           </a:solidFill>
+                          <a:miter lim="800000"/>
+                          <a:headEnd/>
+                          <a:tailEnd/>
                         </a:ln>
                       </wps:spPr>
                       <wps:txbx>
                         <w:txbxContent>
                           <w:p>
-                            <w:pPr>
-                              <w:rPr>
-                                <w:sz w:val="36"/>
-                                <w:szCs w:val="36"/>
-                              </w:rPr>
-                            </w:pPr>
                             <w:r>
-                              <w:rPr>
-                                <w:sz w:val="36"/>
-                                <w:szCs w:val="36"/>
-                              </w:rPr>
-                              <w:t>Sprint</w:t>
-                            </w:r>
-                            <w:r>
-                              <w:rPr>
-                                <w:sz w:val="36"/>
-                                <w:szCs w:val="36"/>
-                              </w:rPr>
-                              <w:t xml:space="preserve"> [Driver</w:t>
-                            </w:r>
-                            <w:r>
-                              <w:rPr>
-                                <w:sz w:val="36"/>
-                                <w:szCs w:val="36"/>
-                              </w:rPr>
-                              <w:t xml:space="preserve"> ®</w:t>
-                            </w:r>
-                            <w:r>
-                              <w:rPr>
-                                <w:sz w:val="36"/>
-                                <w:szCs w:val="36"/>
-                              </w:rPr>
-                              <w:t xml:space="preserve">] </w:t>
+                              <w:t>SHOOT – Main Action, Attack</w:t>
                             </w:r>
                           </w:p>
                           <w:p>
                             <w:r>
-                              <w:t xml:space="preserve">Start: </w:t>
-                            </w:r>
-                            <w:r>
-                              <w:t>Pick a zone in the same room. It cannot be the one you are in, and it must be connected by some way to yours</w:t>
-                            </w:r>
-                            <w:r>
-                              <w:t xml:space="preserve"> </w:t>
+                              <w:t xml:space="preserve">Target: One target in any zone which you can see. </w:t>
                             </w:r>
                           </w:p>
                           <w:p>
                             <w:r>
-                              <w:t xml:space="preserve">Main: </w:t>
+                              <w:t xml:space="preserve">Attack (AR: </w:t>
                             </w:r>
                             <w:r>
-                              <w:t>Move through any number of zones. You must end your move in the zone you selected, and you cannot move through a zone you already had during this action</w:t>
+                              <w:t xml:space="preserve">4 + </w:t>
                             </w:r>
                             <w:r>
-                              <w:t xml:space="preserve">, and you cannot leave the room. </w:t>
-                            </w:r>
-                            <w:r>
-                              <w:t xml:space="preserve"> </w:t>
+                              <w:t>Training AD: Tgt. Silhouette + Tgt. Motion + Your Motion)</w:t>
                             </w:r>
                           </w:p>
                           <w:p>
                             <w:r>
-                              <w:t>End</w:t>
-                            </w:r>
-                            <w:r>
-                              <w:t>: Draw 1</w:t>
-                            </w:r>
-                            <w:r>
-                              <w:t>.</w:t>
+                              <w:t xml:space="preserve">Expend AMM ammo to fire your wielded weapon at your target. If you hit, deal the damage listed for the weapons ammo type. </w:t>
                             </w:r>
                           </w:p>
-                          <w:p>
-                            <w:pPr>
-                              <w:rPr>
-                                <w:sz w:val="32"/>
-                                <w:szCs w:val="32"/>
-                              </w:rPr>
-                            </w:pPr>
-                            <w:r>
-                              <w:rPr>
-                                <w:sz w:val="32"/>
-                                <w:szCs w:val="32"/>
-                              </w:rPr>
-                              <w:t>Unique Riders</w:t>
-                            </w:r>
-                          </w:p>
-                          <w:p>
-                            <w:r>
-                              <w:t xml:space="preserve">Start: Spend 2[Diamonds] You may choose a zone adjacent to a door, even if it is in another room. </w:t>
-                            </w:r>
-                          </w:p>
-                          <w:p>
-                            <w:r>
-                              <w:t xml:space="preserve">Main: </w:t>
-                            </w:r>
-                            <w:r>
-                              <w:t xml:space="preserve">(Repeat) </w:t>
-                            </w:r>
-                            <w:r>
-                              <w:t xml:space="preserve">Spend </w:t>
-                            </w:r>
-                            <w:r>
-                              <w:t>2</w:t>
-                            </w:r>
-                            <w:r>
-                              <w:t xml:space="preserve">[Diamonds] Choose </w:t>
-                            </w:r>
-                            <w:r>
-                              <w:t>an object in any zone that you could be in</w:t>
-                            </w:r>
-                            <w:r>
-                              <w:t xml:space="preserve">. For the duration of the action, if you are attacked, you may select </w:t>
-                            </w:r>
-                            <w:r>
-                              <w:t>that</w:t>
-                            </w:r>
-                            <w:r>
-                              <w:t xml:space="preserve"> object to </w:t>
-                            </w:r>
-                            <w:r>
-                              <w:t>treat as cover</w:t>
-                            </w:r>
-                            <w:r>
-                              <w:t xml:space="preserve">. </w:t>
-                            </w:r>
-                          </w:p>
-                          <w:p>
-                            <w:r>
-                              <w:t xml:space="preserve">End: </w:t>
-                            </w:r>
-                            <w:r>
-                              <w:t xml:space="preserve">(Target) </w:t>
-                            </w:r>
-                            <w:r>
-                              <w:t xml:space="preserve">Spend </w:t>
-                            </w:r>
-                            <w:r>
-                              <w:t>(Target AT)</w:t>
-                            </w:r>
-                            <w:r>
-                              <w:t xml:space="preserve">[Clubs] You may deal Brawl damage + the number of spaces you traveled to a target in the same zone. </w:t>
-                            </w:r>
-                          </w:p>
-                          <w:p/>
-                          <w:p/>
-                          <w:p/>
-                          <w:p/>
                         </w:txbxContent>
                       </wps:txbx>
-                      <wps:bodyPr rot="0" spcFirstLastPara="0" vertOverflow="overflow" horzOverflow="overflow" vert="horz" wrap="square" lIns="91440" tIns="45720" rIns="91440" bIns="45720" numCol="1" spcCol="0" rtlCol="0" fromWordArt="0" anchor="t" anchorCtr="0" forceAA="0" compatLnSpc="1">
-                        <a:prstTxWarp prst="textNoShape">
-                          <a:avLst/>
-                        </a:prstTxWarp>
-                        <a:noAutofit/>
+                      <wps:bodyPr rot="0" vert="horz" wrap="square" lIns="91440" tIns="45720" rIns="91440" bIns="45720" anchor="t" anchorCtr="0">
+                        <a:spAutoFit/>
                       </wps:bodyPr>
                     </wps:wsp>
                   </a:graphicData>
@@ -5008,280 +5564,61 @@
                   <wp14:pctWidth>0</wp14:pctWidth>
                 </wp14:sizeRelH>
                 <wp14:sizeRelV relativeFrom="margin">
-                  <wp14:pctHeight>0</wp14:pctHeight>
+                  <wp14:pctHeight>20000</wp14:pctHeight>
                 </wp14:sizeRelV>
               </wp:anchor>
             </w:drawing>
           </mc:Choice>
           <mc:Fallback>
             <w:pict>
-              <v:shapetype w14:anchorId="7C839469" id="_x0000_t202" coordsize="21600,21600" o:spt="202" path="m,l,21600r21600,l21600,xe">
+              <v:shapetype w14:anchorId="13F21B0F" id="_x0000_t202" coordsize="21600,21600" o:spt="202" path="m,l,21600r21600,l21600,xe">
                 <v:stroke joinstyle="miter"/>
                 <v:path gradientshapeok="t" o:connecttype="rect"/>
               </v:shapetype>
-              <v:shape id="Text Box 1" o:spid="_x0000_s1026" type="#_x0000_t202" style="position:absolute;margin-left:0;margin-top:24.05pt;width:446.4pt;height:329.9pt;z-index:251659264;visibility:visible;mso-wrap-style:square;mso-width-percent:0;mso-height-percent:0;mso-wrap-distance-left:9pt;mso-wrap-distance-top:0;mso-wrap-distance-right:9pt;mso-wrap-distance-bottom:0;mso-position-horizontal:left;mso-position-horizontal-relative:margin;mso-position-vertical:absolute;mso-position-vertical-relative:text;mso-width-percent:0;mso-height-percent:0;mso-width-relative:margin;mso-height-relative:margin;v-text-anchor:top" o:gfxdata="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" filled="f" strokecolor="#f2f2f2 [3052]" strokeweight=".5pt">
-                <v:textbox>
+              <v:shape id="Text Box 2" o:spid="_x0000_s1026" type="#_x0000_t202" style="position:absolute;margin-left:-1.3pt;margin-top:43.5pt;width:474.55pt;height:110.6pt;z-index:251659264;visibility:visible;mso-wrap-style:square;mso-width-percent:0;mso-height-percent:200;mso-wrap-distance-left:9pt;mso-wrap-distance-top:3.6pt;mso-wrap-distance-right:9pt;mso-wrap-distance-bottom:3.6pt;mso-position-horizontal:absolute;mso-position-horizontal-relative:text;mso-position-vertical:absolute;mso-position-vertical-relative:text;mso-width-percent:0;mso-height-percent:200;mso-width-relative:margin;mso-height-relative:margin;v-text-anchor:top" o:gfxdata="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">
+                <v:textbox style="mso-fit-shape-to-text:t">
                   <w:txbxContent>
                     <w:p>
-                      <w:pPr>
-                        <w:rPr>
-                          <w:sz w:val="36"/>
-                          <w:szCs w:val="36"/>
-                        </w:rPr>
-                      </w:pPr>
                       <w:r>
-                        <w:rPr>
-                          <w:sz w:val="36"/>
-                          <w:szCs w:val="36"/>
-                        </w:rPr>
-                        <w:t>Sprint</w:t>
-                      </w:r>
-                      <w:r>
-                        <w:rPr>
-                          <w:sz w:val="36"/>
-                          <w:szCs w:val="36"/>
-                        </w:rPr>
-                        <w:t xml:space="preserve"> [Driver</w:t>
-                      </w:r>
-                      <w:r>
-                        <w:rPr>
-                          <w:sz w:val="36"/>
-                          <w:szCs w:val="36"/>
-                        </w:rPr>
-                        <w:t xml:space="preserve"> ®</w:t>
-                      </w:r>
-                      <w:r>
-                        <w:rPr>
-                          <w:sz w:val="36"/>
-                          <w:szCs w:val="36"/>
-                        </w:rPr>
-                        <w:t xml:space="preserve">] </w:t>
+                        <w:t>SHOOT – Main Action, Attack</w:t>
                       </w:r>
                     </w:p>
                     <w:p>
                       <w:r>
-                        <w:t xml:space="preserve">Start: </w:t>
-                      </w:r>
-                      <w:r>
-                        <w:t>Pick a zone in the same room. It cannot be the one you are in, and it must be connected by some way to yours</w:t>
-                      </w:r>
-                      <w:r>
-                        <w:t xml:space="preserve"> </w:t>
+                        <w:t xml:space="preserve">Target: One target in any zone which you can see. </w:t>
                       </w:r>
                     </w:p>
                     <w:p>
                       <w:r>
-                        <w:t xml:space="preserve">Main: </w:t>
+                        <w:t xml:space="preserve">Attack (AR: </w:t>
                       </w:r>
                       <w:r>
-                        <w:t>Move through any number of zones. You must end your move in the zone you selected, and you cannot move through a zone you already had during this action</w:t>
+                        <w:t xml:space="preserve">4 + </w:t>
                       </w:r>
                       <w:r>
-                        <w:t xml:space="preserve">, and you cannot leave the room. </w:t>
-                      </w:r>
-                      <w:r>
-                        <w:t xml:space="preserve"> </w:t>
+                        <w:t>Training AD: Tgt. Silhouette + Tgt. Motion + Your Motion)</w:t>
                       </w:r>
                     </w:p>
                     <w:p>
                       <w:r>
-                        <w:t>End</w:t>
-                      </w:r>
-                      <w:r>
-                        <w:t>: Draw 1</w:t>
-                      </w:r>
-                      <w:r>
-                        <w:t>.</w:t>
+                        <w:t xml:space="preserve">Expend AMM ammo to fire your wielded weapon at your target. If you hit, deal the damage listed for the weapons ammo type. </w:t>
                       </w:r>
                     </w:p>
-                    <w:p>
-                      <w:pPr>
-                        <w:rPr>
-                          <w:sz w:val="32"/>
-                          <w:szCs w:val="32"/>
-                        </w:rPr>
-                      </w:pPr>
-                      <w:r>
-                        <w:rPr>
-                          <w:sz w:val="32"/>
-                          <w:szCs w:val="32"/>
-                        </w:rPr>
-                        <w:t>Unique Riders</w:t>
-                      </w:r>
-                    </w:p>
-                    <w:p>
-                      <w:r>
-                        <w:t xml:space="preserve">Start: Spend 2[Diamonds] You may choose a zone adjacent to a door, even if it is in another room. </w:t>
-                      </w:r>
-                    </w:p>
-                    <w:p>
-                      <w:r>
-                        <w:t xml:space="preserve">Main: </w:t>
-                      </w:r>
-                      <w:r>
-                        <w:t xml:space="preserve">(Repeat) </w:t>
-                      </w:r>
-                      <w:r>
-                        <w:t xml:space="preserve">Spend </w:t>
-                      </w:r>
-                      <w:r>
-                        <w:t>2</w:t>
-                      </w:r>
-                      <w:r>
-                        <w:t xml:space="preserve">[Diamonds] Choose </w:t>
-                      </w:r>
-                      <w:r>
-                        <w:t>an object in any zone that you could be in</w:t>
-                      </w:r>
-                      <w:r>
-                        <w:t xml:space="preserve">. For the duration of the action, if you are attacked, you may select </w:t>
-                      </w:r>
-                      <w:r>
-                        <w:t>that</w:t>
-                      </w:r>
-                      <w:r>
-                        <w:t xml:space="preserve"> object to </w:t>
-                      </w:r>
-                      <w:r>
-                        <w:t>treat as cover</w:t>
-                      </w:r>
-                      <w:r>
-                        <w:t xml:space="preserve">. </w:t>
-                      </w:r>
-                    </w:p>
-                    <w:p>
-                      <w:r>
-                        <w:t xml:space="preserve">End: </w:t>
-                      </w:r>
-                      <w:r>
-                        <w:t xml:space="preserve">(Target) </w:t>
-                      </w:r>
-                      <w:r>
-                        <w:t xml:space="preserve">Spend </w:t>
-                      </w:r>
-                      <w:r>
-                        <w:t>(Target AT)</w:t>
-                      </w:r>
-                      <w:r>
-                        <w:t xml:space="preserve">[Clubs] You may deal Brawl damage + the number of spaces you traveled to a target in the same zone. </w:t>
-                      </w:r>
-                    </w:p>
-                    <w:p/>
-                    <w:p/>
-                    <w:p/>
-                    <w:p/>
                   </w:txbxContent>
                 </v:textbox>
-                <w10:wrap type="topAndBottom" anchorx="margin"/>
+                <w10:wrap type="square"/>
               </v:shape>
             </w:pict>
           </mc:Fallback>
         </mc:AlternateContent>
       </w:r>
       <w:r>
-        <w:t xml:space="preserve">Here is an example of a Driver Action – </w:t>
-      </w:r>
-      <w:r>
-        <w:t>Sprint</w:t>
-      </w:r>
-      <w:r>
-        <w:t xml:space="preserve">. </w:t>
+        <w:t>All target ADs that are beaten by the Collateral AR receive one hit based on the attacks damage – if the AR is equal to double the targets AD, they receive a second hit, and so forth.</w:t>
       </w:r>
     </w:p>
     <w:p/>
-    <w:p>
-      <w:pPr>
-        <w:rPr>
-          <w:sz w:val="36"/>
-          <w:szCs w:val="36"/>
-        </w:rPr>
-      </w:pPr>
-      <w:r>
-        <w:rPr>
-          <w:sz w:val="36"/>
-          <w:szCs w:val="36"/>
-        </w:rPr>
-        <w:t>Terms –</w:t>
-      </w:r>
-    </w:p>
-    <w:p>
-      <w:pPr>
-        <w:pStyle w:val="ListParagraph"/>
-        <w:numPr>
-          <w:ilvl w:val="0"/>
-          <w:numId w:val="8"/>
-        </w:numPr>
-        <w:rPr>
-          <w:sz w:val="36"/>
-          <w:szCs w:val="36"/>
-        </w:rPr>
-      </w:pPr>
-      <w:r>
-        <w:t xml:space="preserve">Move: Remove your character from one zone and place them in a connected zone. While moving, they are considered Exposed, and are not considered to be engaged with any object or character. </w:t>
-      </w:r>
-    </w:p>
-    <w:p>
-      <w:pPr>
-        <w:pStyle w:val="ListParagraph"/>
-        <w:numPr>
-          <w:ilvl w:val="0"/>
-          <w:numId w:val="8"/>
-        </w:numPr>
-        <w:rPr>
-          <w:sz w:val="36"/>
-          <w:szCs w:val="36"/>
-        </w:rPr>
-      </w:pPr>
-      <w:r>
-        <w:t xml:space="preserve">(Target Y)[Suit] When you spend for Target, you spend based on the listed property of the Target (usually Attack Threshold (AT)). </w:t>
-      </w:r>
-    </w:p>
-    <w:p>
-      <w:pPr>
-        <w:pStyle w:val="ListParagraph"/>
-        <w:numPr>
-          <w:ilvl w:val="0"/>
-          <w:numId w:val="8"/>
-        </w:numPr>
-        <w:rPr>
-          <w:sz w:val="36"/>
-          <w:szCs w:val="36"/>
-        </w:rPr>
-      </w:pPr>
-      <w:r>
-        <w:t xml:space="preserve">(Target) This action requires a target. Targets are objects or characters, and all in the same Room are available unless stated otherwise.  </w:t>
-      </w:r>
-    </w:p>
-    <w:p>
-      <w:r>
-        <w:t xml:space="preserve">There is no turn order in </w:t>
-      </w:r>
-      <w:proofErr w:type="spellStart"/>
-      <w:r>
-        <w:rPr>
-          <w:i/>
-          <w:iCs/>
-        </w:rPr>
-        <w:t>Hullraker</w:t>
-      </w:r>
-      <w:proofErr w:type="spellEnd"/>
-      <w:r>
-        <w:t>, but every player must take a Driver before someone may play a second Driver.</w:t>
-      </w:r>
-      <w:r>
-        <w:t xml:space="preserve"> </w:t>
-      </w:r>
-    </w:p>
-    <w:p>
-      <w:r>
-        <w:t>DEPRECATION ENDS</w:t>
-      </w:r>
-    </w:p>
-    <w:p>
-      <w:r>
-        <w:t xml:space="preserve">The Actions you may play depends on the Time Frame that you are in – there are two – </w:t>
-      </w:r>
-    </w:p>
+    <w:p/>
+    <w:p/>
     <w:p>
       <w:pPr>
         <w:rPr>
@@ -5289,13 +5626,83 @@
           <w:szCs w:val="32"/>
         </w:rPr>
       </w:pPr>
-      <w:r>
+    </w:p>
+    <w:p>
+      <w:pPr>
         <w:rPr>
           <w:sz w:val="32"/>
           <w:szCs w:val="32"/>
         </w:rPr>
-        <w:lastRenderedPageBreak/>
-        <w:t>Investigative</w:t>
+      </w:pPr>
+    </w:p>
+    <w:p>
+      <w:pPr>
+        <w:rPr>
+          <w:sz w:val="32"/>
+          <w:szCs w:val="32"/>
+        </w:rPr>
+      </w:pPr>
+      <w:r>
+        <w:rPr>
+          <w:sz w:val="32"/>
+          <w:szCs w:val="32"/>
+        </w:rPr>
+        <w:t>Mission Cycle</w:t>
+      </w:r>
+    </w:p>
+    <w:p>
+      <w:pPr>
+        <w:rPr>
+          <w:sz w:val="32"/>
+          <w:szCs w:val="32"/>
+        </w:rPr>
+      </w:pPr>
+      <w:r>
+        <w:rPr>
+          <w:sz w:val="32"/>
+          <w:szCs w:val="32"/>
+        </w:rPr>
+        <w:t>Interludes</w:t>
+      </w:r>
+    </w:p>
+    <w:p>
+      <w:pPr>
+        <w:rPr>
+          <w:sz w:val="32"/>
+          <w:szCs w:val="32"/>
+        </w:rPr>
+      </w:pPr>
+      <w:r>
+        <w:rPr>
+          <w:sz w:val="32"/>
+          <w:szCs w:val="32"/>
+        </w:rPr>
+        <w:t>Prepare to Board!</w:t>
+      </w:r>
+    </w:p>
+    <w:p>
+      <w:pPr>
+        <w:rPr>
+          <w:sz w:val="32"/>
+          <w:szCs w:val="32"/>
+        </w:rPr>
+      </w:pPr>
+      <w:r>
+        <w:rPr>
+          <w:sz w:val="32"/>
+          <w:szCs w:val="32"/>
+        </w:rPr>
+        <w:t>The Raid</w:t>
+      </w:r>
+    </w:p>
+    <w:p>
+      <w:r>
+        <w:t>The Hull</w:t>
+      </w:r>
+    </w:p>
+    <w:p>
+      <w:r>
+        <w:t>All play that happens during the raid happens within the Hull. During tactical play</w:t>
       </w:r>
     </w:p>
     <w:p>
@@ -5305,16 +5712,9 @@
           <w:ilvl w:val="0"/>
           <w:numId w:val="1"/>
         </w:numPr>
-        <w:rPr>
-          <w:sz w:val="32"/>
-          <w:szCs w:val="32"/>
-        </w:rPr>
-      </w:pPr>
-      <w:r>
-        <w:t>In Investigative mode, actions conclude generally over the course of minutes</w:t>
-      </w:r>
-      <w:r>
-        <w:t xml:space="preserve">. </w:t>
+      </w:pPr>
+      <w:r>
+        <w:t>Raiders will swap between two frames of time, Investigative and Reactive</w:t>
       </w:r>
     </w:p>
     <w:p>
@@ -5324,16 +5724,9 @@
           <w:ilvl w:val="0"/>
           <w:numId w:val="1"/>
         </w:numPr>
-        <w:rPr>
-          <w:sz w:val="32"/>
-          <w:szCs w:val="32"/>
-        </w:rPr>
-      </w:pPr>
-      <w:r>
-        <w:t>The characters are not under any immediate pressure (Though the looming Threat will always have a Countdown, and</w:t>
-      </w:r>
-      <w:r>
-        <w:t xml:space="preserve"> will try to start an encounter to slow the party down).</w:t>
+      </w:pPr>
+      <w:r>
+        <w:t>Raiders will progress play by taking Actions, with one player at a time taking a Driver, while others play Riders</w:t>
       </w:r>
     </w:p>
     <w:p>
@@ -5343,35 +5736,9 @@
           <w:ilvl w:val="0"/>
           <w:numId w:val="1"/>
         </w:numPr>
-        <w:rPr>
-          <w:sz w:val="32"/>
-          <w:szCs w:val="32"/>
-        </w:rPr>
-      </w:pPr>
-      <w:r>
-        <w:t>The characters have time to take a breather, move freely about</w:t>
-      </w:r>
-      <w:r>
-        <w:t xml:space="preserve"> areas of the ship they have cleared, and engage in more time consuming activities like hacking, shipbreaking and field investigation. </w:t>
-      </w:r>
-      <w:r>
-        <w:t xml:space="preserve"> </w:t>
-      </w:r>
-    </w:p>
-    <w:p>
-      <w:pPr>
-        <w:ind w:left="360"/>
-        <w:rPr>
-          <w:sz w:val="32"/>
-          <w:szCs w:val="32"/>
-        </w:rPr>
-      </w:pPr>
-      <w:r>
-        <w:rPr>
-          <w:sz w:val="32"/>
-          <w:szCs w:val="32"/>
-        </w:rPr>
-        <w:t>Reactive</w:t>
+      </w:pPr>
+      <w:r>
+        <w:t xml:space="preserve">The Threat will attempt to thwart the Raiders and keep them from securing the Hull all while incrementing the Countdown (total disaster). </w:t>
       </w:r>
     </w:p>
     <w:p>
@@ -5383,10 +5750,33 @@
         </w:numPr>
       </w:pPr>
       <w:r>
-        <w:t>In reactive mode, actions conclude over a matter of seconds</w:t>
-      </w:r>
-      <w:r>
-        <w:t>.</w:t>
+        <w:t>Raiders may die.</w:t>
+      </w:r>
+    </w:p>
+    <w:p>
+      <w:pPr>
+        <w:rPr>
+          <w:sz w:val="32"/>
+          <w:szCs w:val="32"/>
+        </w:rPr>
+      </w:pPr>
+      <w:r>
+        <w:t>There are two timeframes of tactical play that one may engage in</w:t>
+      </w:r>
+    </w:p>
+    <w:p>
+      <w:pPr>
+        <w:rPr>
+          <w:sz w:val="32"/>
+          <w:szCs w:val="32"/>
+        </w:rPr>
+      </w:pPr>
+      <w:r>
+        <w:rPr>
+          <w:sz w:val="32"/>
+          <w:szCs w:val="32"/>
+        </w:rPr>
+        <w:t>Investigative</w:t>
       </w:r>
     </w:p>
     <w:p>
@@ -5396,9 +5786,13 @@
           <w:ilvl w:val="0"/>
           <w:numId w:val="1"/>
         </w:numPr>
-      </w:pPr>
-      <w:r>
-        <w:t xml:space="preserve">The characters are in immediate danger, such as combat, a depressurization incident, or defusing a bomb. </w:t>
+        <w:rPr>
+          <w:sz w:val="32"/>
+          <w:szCs w:val="32"/>
+        </w:rPr>
+      </w:pPr>
+      <w:r>
+        <w:t xml:space="preserve">In Investigative mode, actions conclude generally over the course of minutes. </w:t>
       </w:r>
     </w:p>
     <w:p>
@@ -5408,6 +5802,79 @@
           <w:ilvl w:val="0"/>
           <w:numId w:val="1"/>
         </w:numPr>
+        <w:rPr>
+          <w:sz w:val="32"/>
+          <w:szCs w:val="32"/>
+        </w:rPr>
+      </w:pPr>
+      <w:r>
+        <w:t>The characters are not under any immediate pressure (Though the looming Threat will always have a Countdown, and will try to start an encounter to slow the party down).</w:t>
+      </w:r>
+    </w:p>
+    <w:p>
+      <w:pPr>
+        <w:pStyle w:val="ListParagraph"/>
+        <w:numPr>
+          <w:ilvl w:val="0"/>
+          <w:numId w:val="1"/>
+        </w:numPr>
+        <w:rPr>
+          <w:sz w:val="32"/>
+          <w:szCs w:val="32"/>
+        </w:rPr>
+      </w:pPr>
+      <w:r>
+        <w:t xml:space="preserve">The characters have time to take a breather, move freely about areas of the ship they have cleared, and engage in more time consuming activities like hacking, shipbreaking and field investigation.  </w:t>
+      </w:r>
+    </w:p>
+    <w:p>
+      <w:pPr>
+        <w:ind w:left="360"/>
+        <w:rPr>
+          <w:sz w:val="32"/>
+          <w:szCs w:val="32"/>
+        </w:rPr>
+      </w:pPr>
+      <w:r>
+        <w:rPr>
+          <w:sz w:val="32"/>
+          <w:szCs w:val="32"/>
+        </w:rPr>
+        <w:t>Reactive</w:t>
+      </w:r>
+    </w:p>
+    <w:p>
+      <w:pPr>
+        <w:pStyle w:val="ListParagraph"/>
+        <w:numPr>
+          <w:ilvl w:val="0"/>
+          <w:numId w:val="1"/>
+        </w:numPr>
+      </w:pPr>
+      <w:r>
+        <w:t>In reactive mode, actions conclude over a matter of seconds.</w:t>
+      </w:r>
+    </w:p>
+    <w:p>
+      <w:pPr>
+        <w:pStyle w:val="ListParagraph"/>
+        <w:numPr>
+          <w:ilvl w:val="0"/>
+          <w:numId w:val="1"/>
+        </w:numPr>
+      </w:pPr>
+      <w:r>
+        <w:lastRenderedPageBreak/>
+        <w:t xml:space="preserve">The characters are in immediate danger, such as combat, a depressurization incident, or defusing a bomb. </w:t>
+      </w:r>
+    </w:p>
+    <w:p>
+      <w:pPr>
+        <w:pStyle w:val="ListParagraph"/>
+        <w:numPr>
+          <w:ilvl w:val="0"/>
+          <w:numId w:val="1"/>
+        </w:numPr>
       </w:pPr>
       <w:r>
         <w:t>The characters have time only to take the quickest actions, and cannot initiate Investigative actions (though they can continue investigative actions they were pursuing after they move back into Investigative mode)</w:t>
@@ -5460,6 +5927,7 @@
         <w:t>you are engaged in combat with hostile characters</w:t>
       </w:r>
     </w:p>
+    <w:p/>
     <w:p>
       <w:pPr>
         <w:rPr>
@@ -5472,69 +5940,331 @@
           <w:sz w:val="32"/>
           <w:szCs w:val="32"/>
         </w:rPr>
-        <w:t>Rooms</w:t>
-      </w:r>
-    </w:p>
-    <w:p>
-      <w:pPr>
+        <w:t>Rounds &amp; Actions</w:t>
+      </w:r>
+    </w:p>
+    <w:p>
+      <w:r>
+        <w:rPr>
+          <w:i/>
+          <w:iCs/>
+        </w:rPr>
+        <w:t>Hullraker</w:t>
+      </w:r>
+      <w:r>
+        <w:t xml:space="preserve">, like many games, is played in Rounds, </w:t>
+      </w:r>
+      <w:r>
+        <w:t xml:space="preserve">repeating until play is concluded. A round is structured as follows. </w:t>
+      </w:r>
+    </w:p>
+    <w:p>
+      <w:pPr>
+        <w:pStyle w:val="ListParagraph"/>
+        <w:numPr>
+          <w:ilvl w:val="0"/>
+          <w:numId w:val="9"/>
+        </w:numPr>
+      </w:pPr>
+      <w:r>
+        <w:t xml:space="preserve"># of Players + Heat cards are drawn from the Master Deck and placed on the Board. </w:t>
+      </w:r>
+    </w:p>
+    <w:p>
+      <w:pPr>
+        <w:pStyle w:val="ListParagraph"/>
+        <w:numPr>
+          <w:ilvl w:val="0"/>
+          <w:numId w:val="9"/>
+        </w:numPr>
+      </w:pPr>
+      <w:r>
+        <w:t>One player takes one card from the board</w:t>
+      </w:r>
+      <w:r>
+        <w:t>. They then</w:t>
+      </w:r>
+    </w:p>
+    <w:p>
+      <w:pPr>
+        <w:pStyle w:val="ListParagraph"/>
+        <w:numPr>
+          <w:ilvl w:val="1"/>
+          <w:numId w:val="9"/>
+        </w:numPr>
+      </w:pPr>
+      <w:r>
         <w:rPr>
           <w:b/>
           <w:bCs/>
-          <w:sz w:val="22"/>
-          <w:szCs w:val="22"/>
-        </w:rPr>
-      </w:pPr>
-      <w:r>
-        <w:rPr>
-          <w:sz w:val="22"/>
-          <w:szCs w:val="22"/>
-        </w:rPr>
-        <w:t xml:space="preserve">As all tactical play takes place inside of Hulls – great derelict freighters, stations and science vessels from the deep </w:t>
-      </w:r>
-      <w:r>
-        <w:rPr>
-          <w:sz w:val="22"/>
-          <w:szCs w:val="22"/>
-        </w:rPr>
-        <w:t xml:space="preserve">reaches of the Sol System. Therefore, all space is conceptualized as a series of </w:t>
+        </w:rPr>
+        <w:t xml:space="preserve">must </w:t>
+      </w:r>
+      <w:r>
+        <w:t xml:space="preserve">perform the Threat action on it, </w:t>
+      </w:r>
+    </w:p>
+    <w:p>
+      <w:pPr>
+        <w:pStyle w:val="ListParagraph"/>
+        <w:numPr>
+          <w:ilvl w:val="1"/>
+          <w:numId w:val="9"/>
+        </w:numPr>
+      </w:pPr>
+      <w:r>
+        <w:t xml:space="preserve">or spend a </w:t>
+      </w:r>
+      <w:r>
+        <w:t xml:space="preserve">higher card to </w:t>
       </w:r>
       <w:r>
         <w:rPr>
           <w:b/>
           <w:bCs/>
-          <w:sz w:val="22"/>
-          <w:szCs w:val="22"/>
-        </w:rPr>
-        <w:t>rooms</w:t>
-      </w:r>
+        </w:rPr>
+        <w:t>Outmaneuver and take your Main Action first.</w:t>
+      </w:r>
+    </w:p>
+    <w:p>
+      <w:pPr>
+        <w:pStyle w:val="ListParagraph"/>
+        <w:numPr>
+          <w:ilvl w:val="0"/>
+          <w:numId w:val="9"/>
+        </w:numPr>
+      </w:pPr>
+      <w:r>
+        <w:t xml:space="preserve">Resolve the Threat Action and Player Main Action accordingly to Outmaneuver rules. </w:t>
+      </w:r>
+    </w:p>
+    <w:p>
+      <w:pPr>
+        <w:pStyle w:val="ListParagraph"/>
+        <w:numPr>
+          <w:ilvl w:val="0"/>
+          <w:numId w:val="9"/>
+        </w:numPr>
+      </w:pPr>
+      <w:r>
+        <w:t>Every</w:t>
+      </w:r>
+      <w:r>
+        <w:t xml:space="preserve"> </w:t>
+      </w:r>
+      <w:r>
+        <w:t xml:space="preserve">player may perform a Minor Action (or Rider) at this point. </w:t>
+      </w:r>
+    </w:p>
+    <w:p>
+      <w:pPr>
+        <w:pStyle w:val="ListParagraph"/>
+        <w:numPr>
+          <w:ilvl w:val="0"/>
+          <w:numId w:val="9"/>
+        </w:numPr>
+      </w:pPr>
+      <w:r>
+        <w:t xml:space="preserve">Repeat steps 2-6 until all players have gone. </w:t>
+      </w:r>
+    </w:p>
+    <w:p>
+      <w:pPr>
+        <w:pStyle w:val="ListParagraph"/>
+        <w:numPr>
+          <w:ilvl w:val="0"/>
+          <w:numId w:val="9"/>
+        </w:numPr>
+      </w:pPr>
+      <w:r>
+        <w:t xml:space="preserve">Using the remaining cards on the board, either Stack or Blitz (see Threats) </w:t>
+      </w:r>
+    </w:p>
+    <w:p>
       <w:r>
         <w:rPr>
           <w:b/>
           <w:bCs/>
-          <w:sz w:val="22"/>
-          <w:szCs w:val="22"/>
-        </w:rPr>
-        <w:t xml:space="preserve">. </w:t>
-      </w:r>
-    </w:p>
-    <w:p>
-      <w:pPr>
-        <w:rPr>
-          <w:sz w:val="22"/>
-          <w:szCs w:val="22"/>
-        </w:rPr>
-      </w:pPr>
-      <w:r>
-        <w:rPr>
-          <w:sz w:val="22"/>
-          <w:szCs w:val="22"/>
-        </w:rPr>
-        <w:t xml:space="preserve">The </w:t>
+        </w:rPr>
+        <w:t>Stack or Blitz</w:t>
+      </w:r>
+    </w:p>
+    <w:p>
+      <w:r>
+        <w:t xml:space="preserve">At the end of every round, the players choose if they wish to Stack or Blitz. Stacking means they keep the board cards in play (which are then added to at the start of the next round), Blitz means the board is discarded, </w:t>
+      </w:r>
+      <w:r>
+        <w:t xml:space="preserve">the Threat takes its </w:t>
       </w:r>
       <w:r>
         <w:rPr>
           <w:b/>
           <w:bCs/>
+        </w:rPr>
+        <w:t xml:space="preserve">Blitz Action, </w:t>
+      </w:r>
+      <w:r>
+        <w:t>and</w:t>
+      </w:r>
+      <w:r>
+        <w:t xml:space="preserve"> a new set of cards are drawn and played. </w:t>
+      </w:r>
+    </w:p>
+    <w:p>
+      <w:r>
+        <w:t xml:space="preserve">Blitz is a special action each threat has which represents a confluence of cooperation by all its elements. Here is an example, from the Security Cyborg Takeover Threat. </w:t>
+      </w:r>
+    </w:p>
+    <w:p/>
+    <w:p>
+      <w:pPr>
+        <w:rPr>
+          <w:b/>
+          <w:bCs/>
+        </w:rPr>
+      </w:pPr>
+      <w:r>
+        <w:rPr>
+          <w:b/>
+          <w:bCs/>
+        </w:rPr>
+        <w:lastRenderedPageBreak/>
+        <w:t>Blitz – [</w:t>
+      </w:r>
+      <w:r>
+        <w:rPr>
+          <w:b/>
+          <w:bCs/>
+        </w:rPr>
+        <w:t xml:space="preserve">expunge_recursive] </w:t>
+      </w:r>
+    </w:p>
+    <w:p>
+      <w:r>
+        <w:t xml:space="preserve">Locate the nearest unopened doorway, or if the Factory Room is discovered use that instead. Create [Clubs] stun grenades [20 electrical, large burst, debilitating]  in all adjacent zones. Then </w:t>
+      </w:r>
+      <w:r>
+        <w:rPr>
+          <w:b/>
+          <w:bCs/>
+        </w:rPr>
+        <w:t>move</w:t>
+      </w:r>
+      <w:r>
+        <w:t xml:space="preserve"> [Hearts] + 2 Drones into those spaces – they make as many attacks as [Spades] collectively, then move and Strike for [Diamonds] total. </w:t>
+      </w:r>
+    </w:p>
+    <w:p>
+      <w:pPr>
+        <w:rPr>
+          <w:b/>
+          <w:bCs/>
+        </w:rPr>
+      </w:pPr>
+      <w:r>
+        <w:rPr>
+          <w:b/>
+          <w:bCs/>
+        </w:rPr>
+        <w:t>Twist of Fate</w:t>
+      </w:r>
+    </w:p>
+    <w:p>
+      <w:r>
+        <w:t xml:space="preserve">When the board card is drawn, or a card is played by a player, check that card with the current board to see if a Twist of Fate is triggered. </w:t>
+      </w:r>
+      <w:r>
+        <w:rPr>
+          <w:b/>
+          <w:bCs/>
+        </w:rPr>
+        <w:t xml:space="preserve">Twists of Fate are immediate, dangerous consequences levied by the threat. </w:t>
+      </w:r>
+      <w:r>
+        <w:t xml:space="preserve"> They are listed on the Threat</w:t>
+      </w:r>
+      <w:r>
+        <w:t xml:space="preserve"> Sheet</w:t>
+      </w:r>
+      <w:r>
+        <w:t xml:space="preserve"> and are very dangerous indeed. </w:t>
+      </w:r>
+    </w:p>
+    <w:p>
+      <w:pPr>
+        <w:rPr>
+          <w:sz w:val="32"/>
+          <w:szCs w:val="32"/>
+        </w:rPr>
+      </w:pPr>
+      <w:r>
+        <w:rPr>
+          <w:sz w:val="32"/>
+          <w:szCs w:val="32"/>
+        </w:rPr>
+        <w:t>Rooms</w:t>
+      </w:r>
+    </w:p>
+    <w:p>
+      <w:pPr>
+        <w:rPr>
+          <w:b/>
+          <w:bCs/>
+          <w:sz w:val="22"/>
+          <w:szCs w:val="22"/>
+        </w:rPr>
+      </w:pPr>
+      <w:r>
+        <w:rPr>
+          <w:sz w:val="22"/>
+          <w:szCs w:val="22"/>
+        </w:rPr>
+        <w:t xml:space="preserve">As all tactical play takes place inside of Hulls – great derelict freighters, stations and science vessels from the deep </w:t>
+      </w:r>
+      <w:r>
+        <w:rPr>
+          <w:sz w:val="22"/>
+          <w:szCs w:val="22"/>
+        </w:rPr>
+        <w:t xml:space="preserve">reaches of the Sol System. Therefore, all space is conceptualized as a series of </w:t>
+      </w:r>
+      <w:r>
+        <w:rPr>
+          <w:b/>
+          <w:bCs/>
+          <w:sz w:val="22"/>
+          <w:szCs w:val="22"/>
+        </w:rPr>
+        <w:t>rooms</w:t>
+      </w:r>
+      <w:r>
+        <w:rPr>
+          <w:b/>
+          <w:bCs/>
+          <w:sz w:val="22"/>
+          <w:szCs w:val="22"/>
+        </w:rPr>
+        <w:t xml:space="preserve">. </w:t>
+      </w:r>
+    </w:p>
+    <w:p>
+      <w:pPr>
+        <w:rPr>
+          <w:sz w:val="22"/>
+          <w:szCs w:val="22"/>
+        </w:rPr>
+      </w:pPr>
+      <w:r>
+        <w:rPr>
+          <w:sz w:val="22"/>
+          <w:szCs w:val="22"/>
+        </w:rPr>
+        <w:t xml:space="preserve">The </w:t>
+      </w:r>
+      <w:r>
+        <w:rPr>
+          <w:b/>
+          <w:bCs/>
           <w:sz w:val="22"/>
           <w:szCs w:val="22"/>
         </w:rPr>
@@ -5545,23 +6275,77 @@
           <w:sz w:val="22"/>
           <w:szCs w:val="22"/>
         </w:rPr>
-        <w:t xml:space="preserve"> refers to rooms and how they are connected. Most ships your team will encounter are </w:t>
-      </w:r>
-      <w:proofErr w:type="spellStart"/>
-      <w:r>
-        <w:rPr>
-          <w:sz w:val="22"/>
-          <w:szCs w:val="22"/>
-        </w:rPr>
-        <w:t>pregenerated</w:t>
-      </w:r>
-      <w:proofErr w:type="spellEnd"/>
-      <w:r>
-        <w:rPr>
-          <w:sz w:val="22"/>
-          <w:szCs w:val="22"/>
-        </w:rPr>
-        <w:t xml:space="preserve"> and can be found at the back of this book – you can also find rules for generating your own custom ship map there. </w:t>
+        <w:t xml:space="preserve"> refers to rooms and how they are connected. Most ships your team will encounter are pregenerated and can be found at the back of this book – you can also find rules for generating your own custom ship map there. </w:t>
+      </w:r>
+    </w:p>
+    <w:p>
+      <w:pPr>
+        <w:rPr>
+          <w:sz w:val="22"/>
+          <w:szCs w:val="22"/>
+        </w:rPr>
+      </w:pPr>
+      <w:r>
+        <w:rPr>
+          <w:sz w:val="22"/>
+          <w:szCs w:val="22"/>
+        </w:rPr>
+        <w:t>Any character can only be in one room at a time</w:t>
+      </w:r>
+      <w:r>
+        <w:rPr>
+          <w:sz w:val="22"/>
+          <w:szCs w:val="22"/>
+        </w:rPr>
+        <w:t xml:space="preserve">, and can only access new rooms through </w:t>
+      </w:r>
+      <w:r>
+        <w:rPr>
+          <w:b/>
+          <w:bCs/>
+          <w:sz w:val="22"/>
+          <w:szCs w:val="22"/>
+        </w:rPr>
+        <w:t xml:space="preserve">doors, </w:t>
+      </w:r>
+      <w:r>
+        <w:rPr>
+          <w:sz w:val="22"/>
+          <w:szCs w:val="22"/>
+        </w:rPr>
+        <w:t xml:space="preserve">whether they be </w:t>
+      </w:r>
+      <w:r>
+        <w:rPr>
+          <w:b/>
+          <w:bCs/>
+          <w:sz w:val="22"/>
+          <w:szCs w:val="22"/>
+        </w:rPr>
+        <w:t xml:space="preserve">bulkheads </w:t>
+      </w:r>
+      <w:r>
+        <w:rPr>
+          <w:sz w:val="22"/>
+          <w:szCs w:val="22"/>
+        </w:rPr>
+        <w:t xml:space="preserve">or </w:t>
+      </w:r>
+      <w:r>
+        <w:rPr>
+          <w:b/>
+          <w:bCs/>
+          <w:sz w:val="22"/>
+          <w:szCs w:val="22"/>
+        </w:rPr>
+        <w:t>corridors.</w:t>
+      </w:r>
+      <w:r>
+        <w:rPr>
+          <w:sz w:val="22"/>
+          <w:szCs w:val="22"/>
+        </w:rPr>
+        <w:t xml:space="preserve"> </w:t>
       </w:r>
     </w:p>
     <w:p>
@@ -5598,8 +6382,89 @@
           <w:sz w:val="22"/>
           <w:szCs w:val="22"/>
         </w:rPr>
-        <w:lastRenderedPageBreak/>
         <w:t xml:space="preserve">Once you have chosen a Docking Port, place your ship as a Large Room on the Ship Map. </w:t>
+      </w:r>
+      <w:r>
+        <w:rPr>
+          <w:sz w:val="22"/>
+          <w:szCs w:val="22"/>
+        </w:rPr>
+        <w:t>Then, all PCs may place their character token on that space, and begin play.</w:t>
+      </w:r>
+    </w:p>
+    <w:p>
+      <w:pPr>
+        <w:rPr>
+          <w:sz w:val="40"/>
+          <w:szCs w:val="40"/>
+        </w:rPr>
+      </w:pPr>
+      <w:r>
+        <w:rPr>
+          <w:sz w:val="40"/>
+          <w:szCs w:val="40"/>
+        </w:rPr>
+        <w:t>Moving into a New Room</w:t>
+      </w:r>
+    </w:p>
+    <w:p>
+      <w:r>
+        <w:t xml:space="preserve">When a group of PCs move into a new room, it is being </w:t>
+      </w:r>
+      <w:r>
+        <w:rPr>
+          <w:b/>
+          <w:bCs/>
+        </w:rPr>
+        <w:t>discovered</w:t>
+      </w:r>
+      <w:r>
+        <w:t xml:space="preserve">. When a room is discovered, a </w:t>
+      </w:r>
+      <w:r>
+        <w:rPr>
+          <w:b/>
+          <w:bCs/>
+        </w:rPr>
+        <w:t>room map</w:t>
+      </w:r>
+      <w:r>
+        <w:t xml:space="preserve"> is made. This map shows us the layout of a room, and where the characters are oriented on it. </w:t>
+      </w:r>
+    </w:p>
+    <w:p>
+      <w:r>
+        <w:t xml:space="preserve">Every room has </w:t>
+      </w:r>
+      <w:r>
+        <w:rPr>
+          <w:b/>
+          <w:bCs/>
+        </w:rPr>
+        <w:t>doors</w:t>
+      </w:r>
+      <w:r>
+        <w:t xml:space="preserve"> or </w:t>
+      </w:r>
+      <w:r>
+        <w:rPr>
+          <w:b/>
+          <w:bCs/>
+        </w:rPr>
+        <w:t xml:space="preserve">corridors </w:t>
+      </w:r>
+      <w:r>
+        <w:t xml:space="preserve">connecting them. </w:t>
+      </w:r>
+      <w:r>
+        <w:rPr>
+          <w:b/>
+          <w:bCs/>
+        </w:rPr>
+        <w:t>Doors</w:t>
+      </w:r>
+      <w:r>
+        <w:t xml:space="preserve"> are great, tight blast-steel bulkheads that divide rooms</w:t>
       </w:r>
     </w:p>
     <w:p/>
@@ -5764,6 +6629,9 @@
       <w:r>
         <w:t xml:space="preserve">“Worn” items are wielded with no hands, and do not benefit from hands. </w:t>
       </w:r>
+      <w:r>
+        <w:t xml:space="preserve">They instead denote an equipment slot for a limb, which you must a) have and b) not have an overlapping piece of equipment on. </w:t>
+      </w:r>
     </w:p>
     <w:p>
       <w:pPr>
@@ -5884,6 +6752,7 @@
           <w:sz w:val="32"/>
           <w:szCs w:val="32"/>
         </w:rPr>
+        <w:lastRenderedPageBreak/>
         <w:t>Wearable Weapons</w:t>
       </w:r>
     </w:p>
@@ -6089,6 +6958,93 @@
 </w:document>
 </file>
 
+<file path=word/comments.xml><?xml version="1.0" encoding="utf-8"?>
+<w:comments xmlns:wpc="http://schemas.microsoft.com/office/word/2010/wordprocessingCanvas" xmlns:cx="http://schemas.microsoft.com/office/drawing/2014/chartex" xmlns:cx1="http://schemas.microsoft.com/office/drawing/2015/9/8/chartex" xmlns:cx2="http://schemas.microsoft.com/office/drawing/2015/10/21/chartex" xmlns:cx3="http://schemas.microsoft.com/office/drawing/2016/5/9/chartex" xmlns:cx4="http://schemas.microsoft.com/office/drawing/2016/5/10/chartex" xmlns:cx5="http://schemas.microsoft.com/office/drawing/2016/5/11/chartex" xmlns:cx6="http://schemas.microsoft.com/office/drawing/2016/5/12/chartex" xmlns:cx7="http://schemas.microsoft.com/office/drawing/2016/5/13/chartex" xmlns:cx8="http://schemas.microsoft.com/office/drawing/2016/5/14/chartex" xmlns:mc="http://schemas.openxmlformats.org/markup-compatibility/2006" xmlns:aink="http://schemas.microsoft.com/office/drawing/2016/ink" xmlns:am3d="http://schemas.microsoft.com/office/drawing/2017/model3d" xmlns:o="urn:schemas-microsoft-com:office:office" xmlns:oel="http://schemas.microsoft.com/office/2019/extlst" xmlns:r="http://schemas.openxmlformats.org/officeDocument/2006/relationships" xmlns:m="http://schemas.openxmlformats.org/officeDocument/2006/math" xmlns:v="urn:schemas-microsoft-com:vml" xmlns:wp14="http://schemas.microsoft.com/office/word/2010/wordprocessingDrawing" xmlns:wp="http://schemas.openxmlformats.org/drawingml/2006/wordprocessingDrawing" xmlns:w10="urn:schemas-microsoft-com:office:word" xmlns:w="http://schemas.openxmlformats.org/wordprocessingml/2006/main" xmlns:w14="http://schemas.microsoft.com/office/word/2010/wordml" xmlns:w15="http://schemas.microsoft.com/office/word/2012/wordml" xmlns:w16cex="http://schemas.microsoft.com/office/word/2018/wordml/cex" xmlns:w16cid="http://schemas.microsoft.com/office/word/2016/wordml/cid" xmlns:w16="http://schemas.microsoft.com/office/word/2018/wordml" xmlns:w16du="http://schemas.microsoft.com/office/word/2023/wordml/word16du" xmlns:w16sdtdh="http://schemas.microsoft.com/office/word/2020/wordml/sdtdatahash" xmlns:w16sdtfl="http://schemas.microsoft.com/office/word/2024/wordml/sdtformatlock" xmlns:w16se="http://schemas.microsoft.com/office/word/2015/wordml/symex" xmlns:wpg="http://schemas.microsoft.com/office/word/2010/wordprocessingGroup" xmlns:wpi="http://schemas.microsoft.com/office/word/2010/wordprocessingInk" xmlns:wne="http://schemas.microsoft.com/office/word/2006/wordml" xmlns:wps="http://schemas.microsoft.com/office/word/2010/wordprocessingShape" mc:Ignorable="w14 w15 w16se w16cid w16 w16cex w16sdtdh w16sdtfl w16du wp14">
+  <w:comment w:id="0" w:author="Henry Pearson" w:date="2026-01-30T07:29:00Z" w:initials="HP">
+    <w:p>
+      <w:pPr>
+        <w:pStyle w:val="CommentText"/>
+      </w:pPr>
+      <w:r>
+        <w:rPr>
+          <w:rStyle w:val="CommentReference"/>
+        </w:rPr>
+        <w:annotationRef/>
+      </w:r>
+      <w:r>
+        <w:t>Revise: move to equipment section</w:t>
+      </w:r>
+    </w:p>
+  </w:comment>
+  <w:comment w:id="1" w:author="Henry Pearson" w:date="2026-01-30T07:29:00Z" w:initials="HP">
+    <w:p>
+      <w:pPr>
+        <w:pStyle w:val="CommentText"/>
+      </w:pPr>
+      <w:r>
+        <w:rPr>
+          <w:rStyle w:val="CommentReference"/>
+        </w:rPr>
+        <w:annotationRef/>
+      </w:r>
+      <w:r>
+        <w:t xml:space="preserve">Revise: more specificity on </w:t>
+      </w:r>
+      <w:r>
+        <w:rPr>
+          <w:i/>
+          <w:iCs/>
+        </w:rPr>
+        <w:t>how</w:t>
+      </w:r>
+      <w:r>
+        <w:t xml:space="preserve"> the deck works, prime the reader better</w:t>
+      </w:r>
+    </w:p>
+  </w:comment>
+  <w:comment w:id="2" w:author="Henry Pearson" w:date="2026-02-03T07:30:00Z" w:initials="HP">
+    <w:p>
+      <w:pPr>
+        <w:pStyle w:val="CommentText"/>
+      </w:pPr>
+      <w:r>
+        <w:rPr>
+          <w:rStyle w:val="CommentReference"/>
+        </w:rPr>
+        <w:annotationRef/>
+      </w:r>
+      <w:r>
+        <w:t xml:space="preserve">Split section up: requirements in bullets, rules in clarifications below. </w:t>
+      </w:r>
+    </w:p>
+  </w:comment>
+</w:comments>
+</file>
+
+<file path=word/commentsExtended.xml><?xml version="1.0" encoding="utf-8"?>
+<w15:commentsEx xmlns:wpc="http://schemas.microsoft.com/office/word/2010/wordprocessingCanvas" xmlns:cx="http://schemas.microsoft.com/office/drawing/2014/chartex" xmlns:cx1="http://schemas.microsoft.com/office/drawing/2015/9/8/chartex" xmlns:cx2="http://schemas.microsoft.com/office/drawing/2015/10/21/chartex" xmlns:cx3="http://schemas.microsoft.com/office/drawing/2016/5/9/chartex" xmlns:cx4="http://schemas.microsoft.com/office/drawing/2016/5/10/chartex" xmlns:cx5="http://schemas.microsoft.com/office/drawing/2016/5/11/chartex" xmlns:cx6="http://schemas.microsoft.com/office/drawing/2016/5/12/chartex" xmlns:cx7="http://schemas.microsoft.com/office/drawing/2016/5/13/chartex" xmlns:cx8="http://schemas.microsoft.com/office/drawing/2016/5/14/chartex" xmlns:mc="http://schemas.openxmlformats.org/markup-compatibility/2006" xmlns:aink="http://schemas.microsoft.com/office/drawing/2016/ink" xmlns:am3d="http://schemas.microsoft.com/office/drawing/2017/model3d" xmlns:o="urn:schemas-microsoft-com:office:office" xmlns:oel="http://schemas.microsoft.com/office/2019/extlst" xmlns:r="http://schemas.openxmlformats.org/officeDocument/2006/relationships" xmlns:m="http://schemas.openxmlformats.org/officeDocument/2006/math" xmlns:v="urn:schemas-microsoft-com:vml" xmlns:wp14="http://schemas.microsoft.com/office/word/2010/wordprocessingDrawing" xmlns:wp="http://schemas.openxmlformats.org/drawingml/2006/wordprocessingDrawing" xmlns:w10="urn:schemas-microsoft-com:office:word" xmlns:w="http://schemas.openxmlformats.org/wordprocessingml/2006/main" xmlns:w14="http://schemas.microsoft.com/office/word/2010/wordml" xmlns:w15="http://schemas.microsoft.com/office/word/2012/wordml" xmlns:w16cex="http://schemas.microsoft.com/office/word/2018/wordml/cex" xmlns:w16cid="http://schemas.microsoft.com/office/word/2016/wordml/cid" xmlns:w16="http://schemas.microsoft.com/office/word/2018/wordml" xmlns:w16du="http://schemas.microsoft.com/office/word/2023/wordml/word16du" xmlns:w16sdtdh="http://schemas.microsoft.com/office/word/2020/wordml/sdtdatahash" xmlns:w16sdtfl="http://schemas.microsoft.com/office/word/2024/wordml/sdtformatlock" xmlns:w16se="http://schemas.microsoft.com/office/word/2015/wordml/symex" xmlns:wpg="http://schemas.microsoft.com/office/word/2010/wordprocessingGroup" xmlns:wpi="http://schemas.microsoft.com/office/word/2010/wordprocessingInk" xmlns:wne="http://schemas.microsoft.com/office/word/2006/wordml" xmlns:wps="http://schemas.microsoft.com/office/word/2010/wordprocessingShape" mc:Ignorable="w14 w15 w16se w16cid w16 w16cex w16sdtdh w16sdtfl w16du wp14">
+  <w15:commentEx w15:paraId="58C0BDAB" w15:done="0"/>
+  <w15:commentEx w15:paraId="27C076FC" w15:done="0"/>
+  <w15:commentEx w15:paraId="50023A0E" w15:done="0"/>
+</w15:commentsEx>
+</file>
+
+<file path=word/commentsExtensible.xml><?xml version="1.0" encoding="utf-8"?>
+<w16cex:commentsExtensible xmlns:wpc="http://schemas.microsoft.com/office/word/2010/wordprocessingCanvas" xmlns:cx="http://schemas.microsoft.com/office/drawing/2014/chartex" xmlns:cx1="http://schemas.microsoft.com/office/drawing/2015/9/8/chartex" xmlns:cx2="http://schemas.microsoft.com/office/drawing/2015/10/21/chartex" xmlns:cx3="http://schemas.microsoft.com/office/drawing/2016/5/9/chartex" xmlns:cx4="http://schemas.microsoft.com/office/drawing/2016/5/10/chartex" xmlns:cx5="http://schemas.microsoft.com/office/drawing/2016/5/11/chartex" xmlns:cx6="http://schemas.microsoft.com/office/drawing/2016/5/12/chartex" xmlns:cx7="http://schemas.microsoft.com/office/drawing/2016/5/13/chartex" xmlns:cx8="http://schemas.microsoft.com/office/drawing/2016/5/14/chartex" xmlns:cr="http://schemas.microsoft.com/office/comments/2020/reactions" xmlns:mc="http://schemas.openxmlformats.org/markup-compatibility/2006" xmlns:aink="http://schemas.microsoft.com/office/drawing/2016/ink" xmlns:am3d="http://schemas.microsoft.com/office/drawing/2017/model3d" xmlns:o="urn:schemas-microsoft-com:office:office" xmlns:oel="http://schemas.microsoft.com/office/2019/extlst" xmlns:r="http://schemas.openxmlformats.org/officeDocument/2006/relationships" xmlns:m="http://schemas.openxmlformats.org/officeDocument/2006/math" xmlns:v="urn:schemas-microsoft-com:vml" xmlns:wp14="http://schemas.microsoft.com/office/word/2010/wordprocessingDrawing" xmlns:wp="http://schemas.openxmlformats.org/drawingml/2006/wordprocessingDrawing" xmlns:w10="urn:schemas-microsoft-com:office:word" xmlns:w="http://schemas.openxmlformats.org/wordprocessingml/2006/main" xmlns:w14="http://schemas.microsoft.com/office/word/2010/wordml" xmlns:w15="http://schemas.microsoft.com/office/word/2012/wordml" xmlns:w16cex="http://schemas.microsoft.com/office/word/2018/wordml/cex" xmlns:w16cid="http://schemas.microsoft.com/office/word/2016/wordml/cid" xmlns:w16="http://schemas.microsoft.com/office/word/2018/wordml" xmlns:w16du="http://schemas.microsoft.com/office/word/2023/wordml/word16du" xmlns:w16sdtdh="http://schemas.microsoft.com/office/word/2020/wordml/sdtdatahash" xmlns:w16sdtfl="http://schemas.microsoft.com/office/word/2024/wordml/sdtformatlock" xmlns:w16se="http://schemas.microsoft.com/office/word/2015/wordml/symex" xmlns:wpg="http://schemas.microsoft.com/office/word/2010/wordprocessingGroup" xmlns:wpi="http://schemas.microsoft.com/office/word/2010/wordprocessingInk" xmlns:wne="http://schemas.microsoft.com/office/word/2006/wordml" xmlns:wps="http://schemas.microsoft.com/office/word/2010/wordprocessingShape" mc:Ignorable="w14 w15 w16se w16cid w16 w16cex w16sdtdh w16sdtfl cr w16du wp14">
+  <w16cex:commentExtensible w16cex:durableId="0290390E" w16cex:dateUtc="2026-01-30T13:29:00Z"/>
+  <w16cex:commentExtensible w16cex:durableId="04967138" w16cex:dateUtc="2026-01-30T13:29:00Z"/>
+  <w16cex:commentExtensible w16cex:durableId="0DD88E30" w16cex:dateUtc="2026-02-03T13:30:00Z"/>
+</w16cex:commentsExtensible>
+</file>
+
+<file path=word/commentsIds.xml><?xml version="1.0" encoding="utf-8"?>
+<w16cid:commentsIds xmlns:wpc="http://schemas.microsoft.com/office/word/2010/wordprocessingCanvas" xmlns:cx="http://schemas.microsoft.com/office/drawing/2014/chartex" xmlns:cx1="http://schemas.microsoft.com/office/drawing/2015/9/8/chartex" xmlns:cx2="http://schemas.microsoft.com/office/drawing/2015/10/21/chartex" xmlns:cx3="http://schemas.microsoft.com/office/drawing/2016/5/9/chartex" xmlns:cx4="http://schemas.microsoft.com/office/drawing/2016/5/10/chartex" xmlns:cx5="http://schemas.microsoft.com/office/drawing/2016/5/11/chartex" xmlns:cx6="http://schemas.microsoft.com/office/drawing/2016/5/12/chartex" xmlns:cx7="http://schemas.microsoft.com/office/drawing/2016/5/13/chartex" xmlns:cx8="http://schemas.microsoft.com/office/drawing/2016/5/14/chartex" xmlns:mc="http://schemas.openxmlformats.org/markup-compatibility/2006" xmlns:aink="http://schemas.microsoft.com/office/drawing/2016/ink" xmlns:am3d="http://schemas.microsoft.com/office/drawing/2017/model3d" xmlns:o="urn:schemas-microsoft-com:office:office" xmlns:oel="http://schemas.microsoft.com/office/2019/extlst" xmlns:r="http://schemas.openxmlformats.org/officeDocument/2006/relationships" xmlns:m="http://schemas.openxmlformats.org/officeDocument/2006/math" xmlns:v="urn:schemas-microsoft-com:vml" xmlns:wp14="http://schemas.microsoft.com/office/word/2010/wordprocessingDrawing" xmlns:wp="http://schemas.openxmlformats.org/drawingml/2006/wordprocessingDrawing" xmlns:w10="urn:schemas-microsoft-com:office:word" xmlns:w="http://schemas.openxmlformats.org/wordprocessingml/2006/main" xmlns:w14="http://schemas.microsoft.com/office/word/2010/wordml" xmlns:w15="http://schemas.microsoft.com/office/word/2012/wordml" xmlns:w16cex="http://schemas.microsoft.com/office/word/2018/wordml/cex" xmlns:w16cid="http://schemas.microsoft.com/office/word/2016/wordml/cid" xmlns:w16="http://schemas.microsoft.com/office/word/2018/wordml" xmlns:w16du="http://schemas.microsoft.com/office/word/2023/wordml/word16du" xmlns:w16sdtdh="http://schemas.microsoft.com/office/word/2020/wordml/sdtdatahash" xmlns:w16sdtfl="http://schemas.microsoft.com/office/word/2024/wordml/sdtformatlock" xmlns:w16se="http://schemas.microsoft.com/office/word/2015/wordml/symex" xmlns:wpg="http://schemas.microsoft.com/office/word/2010/wordprocessingGroup" xmlns:wpi="http://schemas.microsoft.com/office/word/2010/wordprocessingInk" xmlns:wne="http://schemas.microsoft.com/office/word/2006/wordml" xmlns:wps="http://schemas.microsoft.com/office/word/2010/wordprocessingShape" mc:Ignorable="w14 w15 w16se w16cid w16 w16cex w16sdtdh w16sdtfl w16du wp14">
+  <w16cid:commentId w16cid:paraId="58C0BDAB" w16cid:durableId="0290390E"/>
+  <w16cid:commentId w16cid:paraId="27C076FC" w16cid:durableId="04967138"/>
+  <w16cid:commentId w16cid:paraId="50023A0E" w16cid:durableId="0DD88E30"/>
+</w16cid:commentsIds>
+</file>
+
 <file path=word/numbering.xml><?xml version="1.0" encoding="utf-8"?>
 <w:numbering xmlns:wpc="http://schemas.microsoft.com/office/word/2010/wordprocessingCanvas" xmlns:cx="http://schemas.microsoft.com/office/drawing/2014/chartex" xmlns:cx1="http://schemas.microsoft.com/office/drawing/2015/9/8/chartex" xmlns:cx2="http://schemas.microsoft.com/office/drawing/2015/10/21/chartex" xmlns:cx3="http://schemas.microsoft.com/office/drawing/2016/5/9/chartex" xmlns:cx4="http://schemas.microsoft.com/office/drawing/2016/5/10/chartex" xmlns:cx5="http://schemas.microsoft.com/office/drawing/2016/5/11/chartex" xmlns:cx6="http://schemas.microsoft.com/office/drawing/2016/5/12/chartex" xmlns:cx7="http://schemas.microsoft.com/office/drawing/2016/5/13/chartex" xmlns:cx8="http://schemas.microsoft.com/office/drawing/2016/5/14/chartex" xmlns:mc="http://schemas.openxmlformats.org/markup-compatibility/2006" xmlns:aink="http://schemas.microsoft.com/office/drawing/2016/ink" xmlns:am3d="http://schemas.microsoft.com/office/drawing/2017/model3d" xmlns:o="urn:schemas-microsoft-com:office:office" xmlns:oel="http://schemas.microsoft.com/office/2019/extlst" xmlns:r="http://schemas.openxmlformats.org/officeDocument/2006/relationships" xmlns:m="http://schemas.openxmlformats.org/officeDocument/2006/math" xmlns:v="urn:schemas-microsoft-com:vml" xmlns:wp14="http://schemas.microsoft.com/office/word/2010/wordprocessingDrawing" xmlns:wp="http://schemas.openxmlformats.org/drawingml/2006/wordprocessingDrawing" xmlns:w10="urn:schemas-microsoft-com:office:word" xmlns:w="http://schemas.openxmlformats.org/wordprocessingml/2006/main" xmlns:w14="http://schemas.microsoft.com/office/word/2010/wordml" xmlns:w15="http://schemas.microsoft.com/office/word/2012/wordml" xmlns:w16cex="http://schemas.microsoft.com/office/word/2018/wordml/cex" xmlns:w16cid="http://schemas.microsoft.com/office/word/2016/wordml/cid" xmlns:w16="http://schemas.microsoft.com/office/word/2018/wordml" xmlns:w16du="http://schemas.microsoft.com/office/word/2023/wordml/word16du" xmlns:w16sdtdh="http://schemas.microsoft.com/office/word/2020/wordml/sdtdatahash" xmlns:w16sdtfl="http://schemas.microsoft.com/office/word/2024/wordml/sdtformatlock" xmlns:w16se="http://schemas.microsoft.com/office/word/2015/wordml/symex" xmlns:wpg="http://schemas.microsoft.com/office/word/2010/wordprocessingGroup" xmlns:wpi="http://schemas.microsoft.com/office/word/2010/wordprocessingInk" xmlns:wne="http://schemas.microsoft.com/office/word/2006/wordml" xmlns:wps="http://schemas.microsoft.com/office/word/2010/wordprocessingShape" mc:Ignorable="w14 w15 w16se w16cid w16 w16cex w16sdtdh w16sdtfl w16du wp14">
   <w:abstractNum w:abstractNumId="0" w15:restartNumberingAfterBreak="0">
@@ -6204,6 +7160,118 @@
     </w:lvl>
   </w:abstractNum>
   <w:abstractNum w:abstractNumId="1" w15:restartNumberingAfterBreak="0">
+    <w:nsid w:val="07C42D39"/>
+    <w:multiLevelType w:val="hybridMultilevel"/>
+    <w:tmpl w:val="22FEB45E"/>
+    <w:lvl w:ilvl="0" w:tplc="265E5DD8">
+      <w:numFmt w:val="bullet"/>
+      <w:lvlText w:val="-"/>
+      <w:lvlJc w:val="left"/>
+      <w:pPr>
+        <w:ind w:left="1446" w:hanging="360"/>
+      </w:pPr>
+      <w:rPr>
+        <w:rFonts w:ascii="Aptos" w:eastAsiaTheme="minorHAnsi" w:hAnsi="Aptos" w:cstheme="minorBidi" w:hint="default"/>
+      </w:rPr>
+    </w:lvl>
+    <w:lvl w:ilvl="1" w:tplc="04090003" w:tentative="1">
+      <w:start w:val="1"/>
+      <w:numFmt w:val="bullet"/>
+      <w:lvlText w:val="o"/>
+      <w:lvlJc w:val="left"/>
+      <w:pPr>
+        <w:ind w:left="2166" w:hanging="360"/>
+      </w:pPr>
+      <w:rPr>
+        <w:rFonts w:ascii="Courier New" w:hAnsi="Courier New" w:cs="Courier New" w:hint="default"/>
+      </w:rPr>
+    </w:lvl>
+    <w:lvl w:ilvl="2" w:tplc="04090005" w:tentative="1">
+      <w:start w:val="1"/>
+      <w:numFmt w:val="bullet"/>
+      <w:lvlText w:val=""/>
+      <w:lvlJc w:val="left"/>
+      <w:pPr>
+        <w:ind w:left="2886" w:hanging="360"/>
+      </w:pPr>
+      <w:rPr>
+        <w:rFonts w:ascii="Wingdings" w:hAnsi="Wingdings" w:hint="default"/>
+      </w:rPr>
+    </w:lvl>
+    <w:lvl w:ilvl="3" w:tplc="04090001" w:tentative="1">
+      <w:start w:val="1"/>
+      <w:numFmt w:val="bullet"/>
+      <w:lvlText w:val=""/>
+      <w:lvlJc w:val="left"/>
+      <w:pPr>
+        <w:ind w:left="3606" w:hanging="360"/>
+      </w:pPr>
+      <w:rPr>
+        <w:rFonts w:ascii="Symbol" w:hAnsi="Symbol" w:hint="default"/>
+      </w:rPr>
+    </w:lvl>
+    <w:lvl w:ilvl="4" w:tplc="04090003" w:tentative="1">
+      <w:start w:val="1"/>
+      <w:numFmt w:val="bullet"/>
+      <w:lvlText w:val="o"/>
+      <w:lvlJc w:val="left"/>
+      <w:pPr>
+        <w:ind w:left="4326" w:hanging="360"/>
+      </w:pPr>
+      <w:rPr>
+        <w:rFonts w:ascii="Courier New" w:hAnsi="Courier New" w:cs="Courier New" w:hint="default"/>
+      </w:rPr>
+    </w:lvl>
+    <w:lvl w:ilvl="5" w:tplc="04090005" w:tentative="1">
+      <w:start w:val="1"/>
+      <w:numFmt w:val="bullet"/>
+      <w:lvlText w:val=""/>
+      <w:lvlJc w:val="left"/>
+      <w:pPr>
+        <w:ind w:left="5046" w:hanging="360"/>
+      </w:pPr>
+      <w:rPr>
+        <w:rFonts w:ascii="Wingdings" w:hAnsi="Wingdings" w:hint="default"/>
+      </w:rPr>
+    </w:lvl>
+    <w:lvl w:ilvl="6" w:tplc="04090001" w:tentative="1">
+      <w:start w:val="1"/>
+      <w:numFmt w:val="bullet"/>
+      <w:lvlText w:val=""/>
+      <w:lvlJc w:val="left"/>
+      <w:pPr>
+        <w:ind w:left="5766" w:hanging="360"/>
+      </w:pPr>
+      <w:rPr>
+        <w:rFonts w:ascii="Symbol" w:hAnsi="Symbol" w:hint="default"/>
+      </w:rPr>
+    </w:lvl>
+    <w:lvl w:ilvl="7" w:tplc="04090003" w:tentative="1">
+      <w:start w:val="1"/>
+      <w:numFmt w:val="bullet"/>
+      <w:lvlText w:val="o"/>
+      <w:lvlJc w:val="left"/>
+      <w:pPr>
+        <w:ind w:left="6486" w:hanging="360"/>
+      </w:pPr>
+      <w:rPr>
+        <w:rFonts w:ascii="Courier New" w:hAnsi="Courier New" w:cs="Courier New" w:hint="default"/>
+      </w:rPr>
+    </w:lvl>
+    <w:lvl w:ilvl="8" w:tplc="04090005" w:tentative="1">
+      <w:start w:val="1"/>
+      <w:numFmt w:val="bullet"/>
+      <w:lvlText w:val=""/>
+      <w:lvlJc w:val="left"/>
+      <w:pPr>
+        <w:ind w:left="7206" w:hanging="360"/>
+      </w:pPr>
+      <w:rPr>
+        <w:rFonts w:ascii="Wingdings" w:hAnsi="Wingdings" w:hint="default"/>
+      </w:rPr>
+    </w:lvl>
+  </w:abstractNum>
+  <w:abstractNum w:abstractNumId="2" w15:restartNumberingAfterBreak="0">
     <w:nsid w:val="0A3B3AF4"/>
     <w:multiLevelType w:val="hybridMultilevel"/>
     <w:tmpl w:val="60EA4C98"/>
@@ -6219,7 +7287,7 @@
         <w:rFonts w:hint="default"/>
       </w:rPr>
     </w:lvl>
-    <w:lvl w:ilvl="1" w:tplc="04090019" w:tentative="1">
+    <w:lvl w:ilvl="1" w:tplc="04090019">
       <w:start w:val="1"/>
       <w:numFmt w:val="lowerLetter"/>
       <w:lvlText w:val="%2."/>
@@ -6292,7 +7360,120 @@
       </w:pPr>
     </w:lvl>
   </w:abstractNum>
-  <w:abstractNum w:abstractNumId="2" w15:restartNumberingAfterBreak="0">
+  <w:abstractNum w:abstractNumId="3" w15:restartNumberingAfterBreak="0">
+    <w:nsid w:val="120B51D0"/>
+    <w:multiLevelType w:val="hybridMultilevel"/>
+    <w:tmpl w:val="D1A2F3AC"/>
+    <w:lvl w:ilvl="0" w:tplc="04090001">
+      <w:start w:val="1"/>
+      <w:numFmt w:val="bullet"/>
+      <w:lvlText w:val=""/>
+      <w:lvlJc w:val="left"/>
+      <w:pPr>
+        <w:ind w:left="720" w:hanging="360"/>
+      </w:pPr>
+      <w:rPr>
+        <w:rFonts w:ascii="Symbol" w:hAnsi="Symbol" w:hint="default"/>
+      </w:rPr>
+    </w:lvl>
+    <w:lvl w:ilvl="1" w:tplc="04090003" w:tentative="1">
+      <w:start w:val="1"/>
+      <w:numFmt w:val="bullet"/>
+      <w:lvlText w:val="o"/>
+      <w:lvlJc w:val="left"/>
+      <w:pPr>
+        <w:ind w:left="1440" w:hanging="360"/>
+      </w:pPr>
+      <w:rPr>
+        <w:rFonts w:ascii="Courier New" w:hAnsi="Courier New" w:cs="Courier New" w:hint="default"/>
+      </w:rPr>
+    </w:lvl>
+    <w:lvl w:ilvl="2" w:tplc="04090005" w:tentative="1">
+      <w:start w:val="1"/>
+      <w:numFmt w:val="bullet"/>
+      <w:lvlText w:val=""/>
+      <w:lvlJc w:val="left"/>
+      <w:pPr>
+        <w:ind w:left="2160" w:hanging="360"/>
+      </w:pPr>
+      <w:rPr>
+        <w:rFonts w:ascii="Wingdings" w:hAnsi="Wingdings" w:hint="default"/>
+      </w:rPr>
+    </w:lvl>
+    <w:lvl w:ilvl="3" w:tplc="04090001" w:tentative="1">
+      <w:start w:val="1"/>
+      <w:numFmt w:val="bullet"/>
+      <w:lvlText w:val=""/>
+      <w:lvlJc w:val="left"/>
+      <w:pPr>
+        <w:ind w:left="2880" w:hanging="360"/>
+      </w:pPr>
+      <w:rPr>
+        <w:rFonts w:ascii="Symbol" w:hAnsi="Symbol" w:hint="default"/>
+      </w:rPr>
+    </w:lvl>
+    <w:lvl w:ilvl="4" w:tplc="04090003" w:tentative="1">
+      <w:start w:val="1"/>
+      <w:numFmt w:val="bullet"/>
+      <w:lvlText w:val="o"/>
+      <w:lvlJc w:val="left"/>
+      <w:pPr>
+        <w:ind w:left="3600" w:hanging="360"/>
+      </w:pPr>
+      <w:rPr>
+        <w:rFonts w:ascii="Courier New" w:hAnsi="Courier New" w:cs="Courier New" w:hint="default"/>
+      </w:rPr>
+    </w:lvl>
+    <w:lvl w:ilvl="5" w:tplc="04090005" w:tentative="1">
+      <w:start w:val="1"/>
+      <w:numFmt w:val="bullet"/>
+      <w:lvlText w:val=""/>
+      <w:lvlJc w:val="left"/>
+      <w:pPr>
+        <w:ind w:left="4320" w:hanging="360"/>
+      </w:pPr>
+      <w:rPr>
+        <w:rFonts w:ascii="Wingdings" w:hAnsi="Wingdings" w:hint="default"/>
+      </w:rPr>
+    </w:lvl>
+    <w:lvl w:ilvl="6" w:tplc="04090001" w:tentative="1">
+      <w:start w:val="1"/>
+      <w:numFmt w:val="bullet"/>
+      <w:lvlText w:val=""/>
+      <w:lvlJc w:val="left"/>
+      <w:pPr>
+        <w:ind w:left="5040" w:hanging="360"/>
+      </w:pPr>
+      <w:rPr>
+        <w:rFonts w:ascii="Symbol" w:hAnsi="Symbol" w:hint="default"/>
+      </w:rPr>
+    </w:lvl>
+    <w:lvl w:ilvl="7" w:tplc="04090003" w:tentative="1">
+      <w:start w:val="1"/>
+      <w:numFmt w:val="bullet"/>
+      <w:lvlText w:val="o"/>
+      <w:lvlJc w:val="left"/>
+      <w:pPr>
+        <w:ind w:left="5760" w:hanging="360"/>
+      </w:pPr>
+      <w:rPr>
+        <w:rFonts w:ascii="Courier New" w:hAnsi="Courier New" w:cs="Courier New" w:hint="default"/>
+      </w:rPr>
+    </w:lvl>
+    <w:lvl w:ilvl="8" w:tplc="04090005" w:tentative="1">
+      <w:start w:val="1"/>
+      <w:numFmt w:val="bullet"/>
+      <w:lvlText w:val=""/>
+      <w:lvlJc w:val="left"/>
+      <w:pPr>
+        <w:ind w:left="6480" w:hanging="360"/>
+      </w:pPr>
+      <w:rPr>
+        <w:rFonts w:ascii="Wingdings" w:hAnsi="Wingdings" w:hint="default"/>
+      </w:rPr>
+    </w:lvl>
+  </w:abstractNum>
+  <w:abstractNum w:abstractNumId="4" w15:restartNumberingAfterBreak="0">
     <w:nsid w:val="127A77EF"/>
     <w:multiLevelType w:val="hybridMultilevel"/>
     <w:tmpl w:val="6AF48616"/>
@@ -6307,7 +7488,7 @@
         <w:rFonts w:ascii="Aptos" w:eastAsiaTheme="minorHAnsi" w:hAnsi="Aptos" w:cstheme="minorBidi" w:hint="default"/>
       </w:rPr>
     </w:lvl>
-    <w:lvl w:ilvl="1" w:tplc="04090003" w:tentative="1">
+    <w:lvl w:ilvl="1" w:tplc="04090003">
       <w:start w:val="1"/>
       <w:numFmt w:val="bullet"/>
       <w:lvlText w:val="o"/>
@@ -6404,7 +7585,7 @@
       </w:rPr>
     </w:lvl>
   </w:abstractNum>
-  <w:abstractNum w:abstractNumId="3" w15:restartNumberingAfterBreak="0">
+  <w:abstractNum w:abstractNumId="5" w15:restartNumberingAfterBreak="0">
     <w:nsid w:val="262E677F"/>
     <w:multiLevelType w:val="hybridMultilevel"/>
     <w:tmpl w:val="64CEAC2A"/>
@@ -6517,7 +7698,7 @@
       </w:rPr>
     </w:lvl>
   </w:abstractNum>
-  <w:abstractNum w:abstractNumId="4" w15:restartNumberingAfterBreak="0">
+  <w:abstractNum w:abstractNumId="6" w15:restartNumberingAfterBreak="0">
     <w:nsid w:val="3563535F"/>
     <w:multiLevelType w:val="hybridMultilevel"/>
     <w:tmpl w:val="6CAC5B74"/>
@@ -6630,10 +7811,10 @@
       </w:rPr>
     </w:lvl>
   </w:abstractNum>
-  <w:abstractNum w:abstractNumId="5" w15:restartNumberingAfterBreak="0">
+  <w:abstractNum w:abstractNumId="7" w15:restartNumberingAfterBreak="0">
     <w:nsid w:val="38642602"/>
     <w:multiLevelType w:val="hybridMultilevel"/>
-    <w:tmpl w:val="BC80FD1C"/>
+    <w:tmpl w:val="298898E0"/>
     <w:lvl w:ilvl="0" w:tplc="265E5DD8">
       <w:numFmt w:val="bullet"/>
       <w:lvlText w:val="-"/>
@@ -6645,7 +7826,7 @@
         <w:rFonts w:ascii="Aptos" w:eastAsiaTheme="minorHAnsi" w:hAnsi="Aptos" w:cstheme="minorBidi" w:hint="default"/>
       </w:rPr>
     </w:lvl>
-    <w:lvl w:ilvl="1" w:tplc="04090003" w:tentative="1">
+    <w:lvl w:ilvl="1" w:tplc="04090003">
       <w:start w:val="1"/>
       <w:numFmt w:val="bullet"/>
       <w:lvlText w:val="o"/>
@@ -6742,7 +7923,7 @@
       </w:rPr>
     </w:lvl>
   </w:abstractNum>
-  <w:abstractNum w:abstractNumId="6" w15:restartNumberingAfterBreak="0">
+  <w:abstractNum w:abstractNumId="8" w15:restartNumberingAfterBreak="0">
     <w:nsid w:val="3FFE4494"/>
     <w:multiLevelType w:val="hybridMultilevel"/>
     <w:tmpl w:val="7DB03EA0"/>
@@ -6854,7 +8035,120 @@
       </w:rPr>
     </w:lvl>
   </w:abstractNum>
-  <w:abstractNum w:abstractNumId="7" w15:restartNumberingAfterBreak="0">
+  <w:abstractNum w:abstractNumId="9" w15:restartNumberingAfterBreak="0">
+    <w:nsid w:val="4C326807"/>
+    <w:multiLevelType w:val="hybridMultilevel"/>
+    <w:tmpl w:val="321498FC"/>
+    <w:lvl w:ilvl="0" w:tplc="04090001">
+      <w:start w:val="1"/>
+      <w:numFmt w:val="bullet"/>
+      <w:lvlText w:val=""/>
+      <w:lvlJc w:val="left"/>
+      <w:pPr>
+        <w:ind w:left="720" w:hanging="360"/>
+      </w:pPr>
+      <w:rPr>
+        <w:rFonts w:ascii="Symbol" w:hAnsi="Symbol" w:hint="default"/>
+      </w:rPr>
+    </w:lvl>
+    <w:lvl w:ilvl="1" w:tplc="04090003" w:tentative="1">
+      <w:start w:val="1"/>
+      <w:numFmt w:val="bullet"/>
+      <w:lvlText w:val="o"/>
+      <w:lvlJc w:val="left"/>
+      <w:pPr>
+        <w:ind w:left="1440" w:hanging="360"/>
+      </w:pPr>
+      <w:rPr>
+        <w:rFonts w:ascii="Courier New" w:hAnsi="Courier New" w:cs="Courier New" w:hint="default"/>
+      </w:rPr>
+    </w:lvl>
+    <w:lvl w:ilvl="2" w:tplc="04090005" w:tentative="1">
+      <w:start w:val="1"/>
+      <w:numFmt w:val="bullet"/>
+      <w:lvlText w:val=""/>
+      <w:lvlJc w:val="left"/>
+      <w:pPr>
+        <w:ind w:left="2160" w:hanging="360"/>
+      </w:pPr>
+      <w:rPr>
+        <w:rFonts w:ascii="Wingdings" w:hAnsi="Wingdings" w:hint="default"/>
+      </w:rPr>
+    </w:lvl>
+    <w:lvl w:ilvl="3" w:tplc="04090001" w:tentative="1">
+      <w:start w:val="1"/>
+      <w:numFmt w:val="bullet"/>
+      <w:lvlText w:val=""/>
+      <w:lvlJc w:val="left"/>
+      <w:pPr>
+        <w:ind w:left="2880" w:hanging="360"/>
+      </w:pPr>
+      <w:rPr>
+        <w:rFonts w:ascii="Symbol" w:hAnsi="Symbol" w:hint="default"/>
+      </w:rPr>
+    </w:lvl>
+    <w:lvl w:ilvl="4" w:tplc="04090003" w:tentative="1">
+      <w:start w:val="1"/>
+      <w:numFmt w:val="bullet"/>
+      <w:lvlText w:val="o"/>
+      <w:lvlJc w:val="left"/>
+      <w:pPr>
+        <w:ind w:left="3600" w:hanging="360"/>
+      </w:pPr>
+      <w:rPr>
+        <w:rFonts w:ascii="Courier New" w:hAnsi="Courier New" w:cs="Courier New" w:hint="default"/>
+      </w:rPr>
+    </w:lvl>
+    <w:lvl w:ilvl="5" w:tplc="04090005" w:tentative="1">
+      <w:start w:val="1"/>
+      <w:numFmt w:val="bullet"/>
+      <w:lvlText w:val=""/>
+      <w:lvlJc w:val="left"/>
+      <w:pPr>
+        <w:ind w:left="4320" w:hanging="360"/>
+      </w:pPr>
+      <w:rPr>
+        <w:rFonts w:ascii="Wingdings" w:hAnsi="Wingdings" w:hint="default"/>
+      </w:rPr>
+    </w:lvl>
+    <w:lvl w:ilvl="6" w:tplc="04090001" w:tentative="1">
+      <w:start w:val="1"/>
+      <w:numFmt w:val="bullet"/>
+      <w:lvlText w:val=""/>
+      <w:lvlJc w:val="left"/>
+      <w:pPr>
+        <w:ind w:left="5040" w:hanging="360"/>
+      </w:pPr>
+      <w:rPr>
+        <w:rFonts w:ascii="Symbol" w:hAnsi="Symbol" w:hint="default"/>
+      </w:rPr>
+    </w:lvl>
+    <w:lvl w:ilvl="7" w:tplc="04090003" w:tentative="1">
+      <w:start w:val="1"/>
+      <w:numFmt w:val="bullet"/>
+      <w:lvlText w:val="o"/>
+      <w:lvlJc w:val="left"/>
+      <w:pPr>
+        <w:ind w:left="5760" w:hanging="360"/>
+      </w:pPr>
+      <w:rPr>
+        <w:rFonts w:ascii="Courier New" w:hAnsi="Courier New" w:cs="Courier New" w:hint="default"/>
+      </w:rPr>
+    </w:lvl>
+    <w:lvl w:ilvl="8" w:tplc="04090005" w:tentative="1">
+      <w:start w:val="1"/>
+      <w:numFmt w:val="bullet"/>
+      <w:lvlText w:val=""/>
+      <w:lvlJc w:val="left"/>
+      <w:pPr>
+        <w:ind w:left="6480" w:hanging="360"/>
+      </w:pPr>
+      <w:rPr>
+        <w:rFonts w:ascii="Wingdings" w:hAnsi="Wingdings" w:hint="default"/>
+      </w:rPr>
+    </w:lvl>
+  </w:abstractNum>
+  <w:abstractNum w:abstractNumId="10" w15:restartNumberingAfterBreak="0">
     <w:nsid w:val="53285FA5"/>
     <w:multiLevelType w:val="hybridMultilevel"/>
     <w:tmpl w:val="25A6ABEE"/>
@@ -6967,7 +8261,7 @@
       </w:rPr>
     </w:lvl>
   </w:abstractNum>
-  <w:abstractNum w:abstractNumId="8" w15:restartNumberingAfterBreak="0">
+  <w:abstractNum w:abstractNumId="11" w15:restartNumberingAfterBreak="0">
     <w:nsid w:val="5FD66C0C"/>
     <w:multiLevelType w:val="hybridMultilevel"/>
     <w:tmpl w:val="B5C24DD0"/>
@@ -7079,7 +8373,120 @@
       </w:rPr>
     </w:lvl>
   </w:abstractNum>
-  <w:abstractNum w:abstractNumId="9" w15:restartNumberingAfterBreak="0">
+  <w:abstractNum w:abstractNumId="12" w15:restartNumberingAfterBreak="0">
+    <w:nsid w:val="65541B4F"/>
+    <w:multiLevelType w:val="hybridMultilevel"/>
+    <w:tmpl w:val="AC745E2A"/>
+    <w:lvl w:ilvl="0" w:tplc="04090001">
+      <w:start w:val="1"/>
+      <w:numFmt w:val="bullet"/>
+      <w:lvlText w:val=""/>
+      <w:lvlJc w:val="left"/>
+      <w:pPr>
+        <w:ind w:left="1440" w:hanging="360"/>
+      </w:pPr>
+      <w:rPr>
+        <w:rFonts w:ascii="Symbol" w:hAnsi="Symbol" w:hint="default"/>
+      </w:rPr>
+    </w:lvl>
+    <w:lvl w:ilvl="1" w:tplc="04090003">
+      <w:start w:val="1"/>
+      <w:numFmt w:val="bullet"/>
+      <w:lvlText w:val="o"/>
+      <w:lvlJc w:val="left"/>
+      <w:pPr>
+        <w:ind w:left="2160" w:hanging="360"/>
+      </w:pPr>
+      <w:rPr>
+        <w:rFonts w:ascii="Courier New" w:hAnsi="Courier New" w:cs="Courier New" w:hint="default"/>
+      </w:rPr>
+    </w:lvl>
+    <w:lvl w:ilvl="2" w:tplc="04090005">
+      <w:start w:val="1"/>
+      <w:numFmt w:val="bullet"/>
+      <w:lvlText w:val=""/>
+      <w:lvlJc w:val="left"/>
+      <w:pPr>
+        <w:ind w:left="2880" w:hanging="360"/>
+      </w:pPr>
+      <w:rPr>
+        <w:rFonts w:ascii="Wingdings" w:hAnsi="Wingdings" w:hint="default"/>
+      </w:rPr>
+    </w:lvl>
+    <w:lvl w:ilvl="3" w:tplc="04090001">
+      <w:start w:val="1"/>
+      <w:numFmt w:val="bullet"/>
+      <w:lvlText w:val=""/>
+      <w:lvlJc w:val="left"/>
+      <w:pPr>
+        <w:ind w:left="3600" w:hanging="360"/>
+      </w:pPr>
+      <w:rPr>
+        <w:rFonts w:ascii="Symbol" w:hAnsi="Symbol" w:hint="default"/>
+      </w:rPr>
+    </w:lvl>
+    <w:lvl w:ilvl="4" w:tplc="04090003" w:tentative="1">
+      <w:start w:val="1"/>
+      <w:numFmt w:val="bullet"/>
+      <w:lvlText w:val="o"/>
+      <w:lvlJc w:val="left"/>
+      <w:pPr>
+        <w:ind w:left="4320" w:hanging="360"/>
+      </w:pPr>
+      <w:rPr>
+        <w:rFonts w:ascii="Courier New" w:hAnsi="Courier New" w:cs="Courier New" w:hint="default"/>
+      </w:rPr>
+    </w:lvl>
+    <w:lvl w:ilvl="5" w:tplc="04090005" w:tentative="1">
+      <w:start w:val="1"/>
+      <w:numFmt w:val="bullet"/>
+      <w:lvlText w:val=""/>
+      <w:lvlJc w:val="left"/>
+      <w:pPr>
+        <w:ind w:left="5040" w:hanging="360"/>
+      </w:pPr>
+      <w:rPr>
+        <w:rFonts w:ascii="Wingdings" w:hAnsi="Wingdings" w:hint="default"/>
+      </w:rPr>
+    </w:lvl>
+    <w:lvl w:ilvl="6" w:tplc="04090001" w:tentative="1">
+      <w:start w:val="1"/>
+      <w:numFmt w:val="bullet"/>
+      <w:lvlText w:val=""/>
+      <w:lvlJc w:val="left"/>
+      <w:pPr>
+        <w:ind w:left="5760" w:hanging="360"/>
+      </w:pPr>
+      <w:rPr>
+        <w:rFonts w:ascii="Symbol" w:hAnsi="Symbol" w:hint="default"/>
+      </w:rPr>
+    </w:lvl>
+    <w:lvl w:ilvl="7" w:tplc="04090003" w:tentative="1">
+      <w:start w:val="1"/>
+      <w:numFmt w:val="bullet"/>
+      <w:lvlText w:val="o"/>
+      <w:lvlJc w:val="left"/>
+      <w:pPr>
+        <w:ind w:left="6480" w:hanging="360"/>
+      </w:pPr>
+      <w:rPr>
+        <w:rFonts w:ascii="Courier New" w:hAnsi="Courier New" w:cs="Courier New" w:hint="default"/>
+      </w:rPr>
+    </w:lvl>
+    <w:lvl w:ilvl="8" w:tplc="04090005" w:tentative="1">
+      <w:start w:val="1"/>
+      <w:numFmt w:val="bullet"/>
+      <w:lvlText w:val=""/>
+      <w:lvlJc w:val="left"/>
+      <w:pPr>
+        <w:ind w:left="7200" w:hanging="360"/>
+      </w:pPr>
+      <w:rPr>
+        <w:rFonts w:ascii="Wingdings" w:hAnsi="Wingdings" w:hint="default"/>
+      </w:rPr>
+    </w:lvl>
+  </w:abstractNum>
+  <w:abstractNum w:abstractNumId="13" w15:restartNumberingAfterBreak="0">
     <w:nsid w:val="67D22DB5"/>
     <w:multiLevelType w:val="hybridMultilevel"/>
     <w:tmpl w:val="5F407BD8"/>
@@ -7191,7 +8598,7 @@
       </w:rPr>
     </w:lvl>
   </w:abstractNum>
-  <w:abstractNum w:abstractNumId="10" w15:restartNumberingAfterBreak="0">
+  <w:abstractNum w:abstractNumId="14" w15:restartNumberingAfterBreak="0">
     <w:nsid w:val="7AB82DBF"/>
     <w:multiLevelType w:val="hybridMultilevel"/>
     <w:tmpl w:val="6CA803A8"/>
@@ -7305,39 +8712,59 @@
     </w:lvl>
   </w:abstractNum>
   <w:num w:numId="1" w16cid:durableId="1276447464">
+    <w:abstractNumId w:val="8"/>
+  </w:num>
+  <w:num w:numId="2" w16cid:durableId="1122186065">
+    <w:abstractNumId w:val="4"/>
+  </w:num>
+  <w:num w:numId="3" w16cid:durableId="813898">
+    <w:abstractNumId w:val="7"/>
+  </w:num>
+  <w:num w:numId="4" w16cid:durableId="1774932439">
+    <w:abstractNumId w:val="13"/>
+  </w:num>
+  <w:num w:numId="5" w16cid:durableId="1173297488">
     <w:abstractNumId w:val="6"/>
   </w:num>
-  <w:num w:numId="2" w16cid:durableId="1122186065">
-    <w:abstractNumId w:val="2"/>
-  </w:num>
-  <w:num w:numId="3" w16cid:durableId="813898">
-    <w:abstractNumId w:val="5"/>
-  </w:num>
-  <w:num w:numId="4" w16cid:durableId="1774932439">
-    <w:abstractNumId w:val="9"/>
-  </w:num>
-  <w:num w:numId="5" w16cid:durableId="1173297488">
-    <w:abstractNumId w:val="4"/>
-  </w:num>
   <w:num w:numId="6" w16cid:durableId="177042415">
-    <w:abstractNumId w:val="8"/>
+    <w:abstractNumId w:val="11"/>
   </w:num>
   <w:num w:numId="7" w16cid:durableId="494341887">
     <w:abstractNumId w:val="0"/>
   </w:num>
   <w:num w:numId="8" w16cid:durableId="1439835381">
+    <w:abstractNumId w:val="14"/>
+  </w:num>
+  <w:num w:numId="9" w16cid:durableId="694382023">
+    <w:abstractNumId w:val="2"/>
+  </w:num>
+  <w:num w:numId="10" w16cid:durableId="391122666">
     <w:abstractNumId w:val="10"/>
   </w:num>
-  <w:num w:numId="9" w16cid:durableId="694382023">
+  <w:num w:numId="11" w16cid:durableId="256641268">
+    <w:abstractNumId w:val="5"/>
+  </w:num>
+  <w:num w:numId="12" w16cid:durableId="1416706557">
+    <w:abstractNumId w:val="12"/>
+  </w:num>
+  <w:num w:numId="13" w16cid:durableId="397821032">
     <w:abstractNumId w:val="1"/>
   </w:num>
-  <w:num w:numId="10" w16cid:durableId="391122666">
-    <w:abstractNumId w:val="7"/>
-  </w:num>
-  <w:num w:numId="11" w16cid:durableId="256641268">
+  <w:num w:numId="14" w16cid:durableId="130634190">
     <w:abstractNumId w:val="3"/>
   </w:num>
+  <w:num w:numId="15" w16cid:durableId="772172158">
+    <w:abstractNumId w:val="9"/>
+  </w:num>
 </w:numbering>
+</file>
+
+<file path=word/people.xml><?xml version="1.0" encoding="utf-8"?>
+<w15:people xmlns:wpc="http://schemas.microsoft.com/office/word/2010/wordprocessingCanvas" xmlns:cx="http://schemas.microsoft.com/office/drawing/2014/chartex" xmlns:cx1="http://schemas.microsoft.com/office/drawing/2015/9/8/chartex" xmlns:cx2="http://schemas.microsoft.com/office/drawing/2015/10/21/chartex" xmlns:cx3="http://schemas.microsoft.com/office/drawing/2016/5/9/chartex" xmlns:cx4="http://schemas.microsoft.com/office/drawing/2016/5/10/chartex" xmlns:cx5="http://schemas.microsoft.com/office/drawing/2016/5/11/chartex" xmlns:cx6="http://schemas.microsoft.com/office/drawing/2016/5/12/chartex" xmlns:cx7="http://schemas.microsoft.com/office/drawing/2016/5/13/chartex" xmlns:cx8="http://schemas.microsoft.com/office/drawing/2016/5/14/chartex" xmlns:mc="http://schemas.openxmlformats.org/markup-compatibility/2006" xmlns:aink="http://schemas.microsoft.com/office/drawing/2016/ink" xmlns:am3d="http://schemas.microsoft.com/office/drawing/2017/model3d" xmlns:o="urn:schemas-microsoft-com:office:office" xmlns:oel="http://schemas.microsoft.com/office/2019/extlst" xmlns:r="http://schemas.openxmlformats.org/officeDocument/2006/relationships" xmlns:m="http://schemas.openxmlformats.org/officeDocument/2006/math" xmlns:v="urn:schemas-microsoft-com:vml" xmlns:wp14="http://schemas.microsoft.com/office/word/2010/wordprocessingDrawing" xmlns:wp="http://schemas.openxmlformats.org/drawingml/2006/wordprocessingDrawing" xmlns:w10="urn:schemas-microsoft-com:office:word" xmlns:w="http://schemas.openxmlformats.org/wordprocessingml/2006/main" xmlns:w14="http://schemas.microsoft.com/office/word/2010/wordml" xmlns:w15="http://schemas.microsoft.com/office/word/2012/wordml" xmlns:w16cex="http://schemas.microsoft.com/office/word/2018/wordml/cex" xmlns:w16cid="http://schemas.microsoft.com/office/word/2016/wordml/cid" xmlns:w16="http://schemas.microsoft.com/office/word/2018/wordml" xmlns:w16du="http://schemas.microsoft.com/office/word/2023/wordml/word16du" xmlns:w16sdtdh="http://schemas.microsoft.com/office/word/2020/wordml/sdtdatahash" xmlns:w16sdtfl="http://schemas.microsoft.com/office/word/2024/wordml/sdtformatlock" xmlns:w16se="http://schemas.microsoft.com/office/word/2015/wordml/symex" xmlns:wpg="http://schemas.microsoft.com/office/word/2010/wordprocessingGroup" xmlns:wpi="http://schemas.microsoft.com/office/word/2010/wordprocessingInk" xmlns:wne="http://schemas.microsoft.com/office/word/2006/wordml" xmlns:wps="http://schemas.microsoft.com/office/word/2010/wordprocessingShape" mc:Ignorable="w14 w15 w16se w16cid w16 w16cex w16sdtdh w16sdtfl w16du wp14">
+  <w15:person w15:author="Henry Pearson">
+    <w15:presenceInfo w15:providerId="Windows Live" w15:userId="bb7984591e6186d3"/>
+  </w15:person>
+</w15:people>
 </file>
 
 <file path=word/styles.xml><?xml version="1.0" encoding="utf-8"?>
@@ -8276,6 +9703,72 @@
       </w:tblBorders>
     </w:tblPr>
   </w:style>
+  <w:style w:type="character" w:styleId="CommentReference">
+    <w:name w:val="annotation reference"/>
+    <w:basedOn w:val="DefaultParagraphFont"/>
+    <w:uiPriority w:val="99"/>
+    <w:semiHidden/>
+    <w:unhideWhenUsed/>
+    <w:rsid w:val="009E1259"/>
+    <w:rPr>
+      <w:sz w:val="16"/>
+      <w:szCs w:val="16"/>
+    </w:rPr>
+  </w:style>
+  <w:style w:type="paragraph" w:styleId="CommentText">
+    <w:name w:val="annotation text"/>
+    <w:basedOn w:val="Normal"/>
+    <w:link w:val="CommentTextChar"/>
+    <w:uiPriority w:val="99"/>
+    <w:unhideWhenUsed/>
+    <w:rsid w:val="009E1259"/>
+    <w:pPr>
+      <w:spacing w:line="240" w:lineRule="auto"/>
+    </w:pPr>
+    <w:rPr>
+      <w:sz w:val="20"/>
+      <w:szCs w:val="20"/>
+    </w:rPr>
+  </w:style>
+  <w:style w:type="character" w:customStyle="1" w:styleId="CommentTextChar">
+    <w:name w:val="Comment Text Char"/>
+    <w:basedOn w:val="DefaultParagraphFont"/>
+    <w:link w:val="CommentText"/>
+    <w:uiPriority w:val="99"/>
+    <w:rsid w:val="009E1259"/>
+    <w:rPr>
+      <w:sz w:val="20"/>
+      <w:szCs w:val="20"/>
+    </w:rPr>
+  </w:style>
+  <w:style w:type="paragraph" w:styleId="CommentSubject">
+    <w:name w:val="annotation subject"/>
+    <w:basedOn w:val="CommentText"/>
+    <w:next w:val="CommentText"/>
+    <w:link w:val="CommentSubjectChar"/>
+    <w:uiPriority w:val="99"/>
+    <w:semiHidden/>
+    <w:unhideWhenUsed/>
+    <w:rsid w:val="009E1259"/>
+    <w:rPr>
+      <w:b/>
+      <w:bCs/>
+    </w:rPr>
+  </w:style>
+  <w:style w:type="character" w:customStyle="1" w:styleId="CommentSubjectChar">
+    <w:name w:val="Comment Subject Char"/>
+    <w:basedOn w:val="CommentTextChar"/>
+    <w:link w:val="CommentSubject"/>
+    <w:uiPriority w:val="99"/>
+    <w:semiHidden/>
+    <w:rsid w:val="009E1259"/>
+    <w:rPr>
+      <w:b/>
+      <w:bCs/>
+      <w:sz w:val="20"/>
+      <w:szCs w:val="20"/>
+    </w:rPr>
+  </w:style>
 </w:styles>
 </file>
 

--- a/Introduction.docx
+++ b/Introduction.docx
@@ -4899,23 +4899,7 @@
         </w:numPr>
       </w:pPr>
       <w:r>
-        <w:t xml:space="preserve">Have a target: The character, object or area being affected by the attack. The number of possible targets is determined by the attack, but by default it is </w:t>
-      </w:r>
-      <w:r>
-        <w:rPr>
-          <w:b/>
-          <w:bCs/>
-        </w:rPr>
-        <w:t xml:space="preserve">one character or object. </w:t>
-      </w:r>
-      <w:r>
-        <w:t xml:space="preserve">Any attack you can make against a character you can also make against a freestanding object (not worn or wielded by a character). </w:t>
-      </w:r>
-      <w:r>
-        <w:t>Any attack you make against a character is made against Center of Mass by default, but any attack can be made against a limb instead</w:t>
-      </w:r>
-      <w:r>
-        <w:t xml:space="preserve">. </w:t>
+        <w:t xml:space="preserve">Are Tests: Attacks deal damage based on tests, usually the attackers proficiency with a tool vs. the targets Size, Silhouette, or another factor. </w:t>
       </w:r>
     </w:p>
     <w:p>
@@ -4927,25 +4911,19 @@
         </w:numPr>
       </w:pPr>
       <w:r>
-        <w:t>Has an Attack Difficult</w:t>
-      </w:r>
-      <w:r>
-        <w:t>y</w:t>
-      </w:r>
-      <w:r>
-        <w:t xml:space="preserve"> (AD): The Attack </w:t>
-      </w:r>
-      <w:r>
-        <w:t>D</w:t>
-      </w:r>
-      <w:r>
-        <w:t xml:space="preserve">ifficulty is how hard it is to hit the attack. Many things can affect AD, </w:t>
-      </w:r>
-      <w:r>
-        <w:t xml:space="preserve">and is mostly dependent on the attack. However, most </w:t>
-      </w:r>
-      <w:r>
-        <w:t xml:space="preserve">AD’s add the target Silhouette and the Targets Motion. </w:t>
+        <w:t xml:space="preserve">Have a </w:t>
+      </w:r>
+      <w:commentRangeEnd w:id="1"/>
+      <w:r>
+        <w:rPr>
+          <w:rStyle w:val="CommentReference"/>
+          <w:sz w:val="24"/>
+          <w:szCs w:val="24"/>
+        </w:rPr>
+        <w:commentReference w:id="1"/>
+      </w:r>
+      <w:r>
+        <w:t xml:space="preserve">target(s): The object or character being affected by the attack (or objects and characters). Usually this is in the form of damage, and there are requirements that a target must meet before they can be targeted. </w:t>
       </w:r>
     </w:p>
     <w:p>
@@ -4957,73 +4935,10 @@
         </w:numPr>
       </w:pPr>
       <w:r>
-        <w:t>Have an Accuracy Rating: To check if an attack hits, the character will always add a Training</w:t>
-      </w:r>
-      <w:r>
-        <w:t xml:space="preserve"> </w:t>
-      </w:r>
-      <w:r>
-        <w:t xml:space="preserve">– the highest relevant Training they possess – and potentially an opportunity to add a card. For instance, being Stable allows you to prepare a card for your next Shoot Action. </w:t>
-      </w:r>
-      <w:r>
-        <w:rPr>
-          <w:b/>
-          <w:bCs/>
-        </w:rPr>
-        <w:t xml:space="preserve">You compare AD to the AR, and if they are even, or the AR is higher, the attack hits. </w:t>
-      </w:r>
-      <w:commentRangeEnd w:id="1"/>
-      <w:r>
-        <w:rPr>
-          <w:rStyle w:val="CommentReference"/>
-          <w:sz w:val="24"/>
-          <w:szCs w:val="24"/>
-        </w:rPr>
-        <w:commentReference w:id="1"/>
-      </w:r>
-    </w:p>
-    <w:p>
-      <w:r>
-        <w:t xml:space="preserve">There are some other rules governing Attacks that are important to go over </w:t>
-      </w:r>
-      <w:r>
-        <w:t>below.</w:t>
-      </w:r>
-    </w:p>
-    <w:p>
-      <w:pPr>
-        <w:rPr>
-          <w:sz w:val="28"/>
-          <w:szCs w:val="28"/>
-        </w:rPr>
-      </w:pPr>
-      <w:r>
-        <w:rPr>
-          <w:sz w:val="28"/>
-          <w:szCs w:val="28"/>
-        </w:rPr>
-        <w:t>Multiple Targets</w:t>
-      </w:r>
-    </w:p>
-    <w:p>
-      <w:r>
-        <w:t xml:space="preserve">Some attacks can have multiple targets. For instance, </w:t>
-      </w:r>
-      <w:r>
-        <w:t xml:space="preserve">many explosives affect all targets </w:t>
-      </w:r>
-      <w:r>
-        <w:rPr>
-          <w:b/>
-          <w:bCs/>
-        </w:rPr>
-        <w:t>engaged</w:t>
-      </w:r>
-      <w:r>
-        <w:t xml:space="preserve"> with one another, while </w:t>
-      </w:r>
-      <w:r>
-        <w:t>many attacks permit additional targets. These are always listed under the attack action you make. All targets are targeted with the same AR, but each maintain their own AD. Some notes:</w:t>
+        <w:t xml:space="preserve">Are Precise or Imprecise: Precise attacks use skill and good positioning to </w:t>
+      </w:r>
+      <w:r>
+        <w:t>affect their targets. Imprecise attacks use raw volume to do so. There are more rules below on these attacks, and lots of other rules and items interact with them, but all attacks are either Precise or Imprecise – no inbetween or neither.</w:t>
       </w:r>
     </w:p>
     <w:p>
@@ -5031,11 +4946,11 @@
         <w:pStyle w:val="ListParagraph"/>
         <w:numPr>
           <w:ilvl w:val="0"/>
-          <w:numId w:val="14"/>
+          <w:numId w:val="3"/>
         </w:numPr>
       </w:pPr>
       <w:r>
-        <w:t xml:space="preserve">If an action says “up to X targets”, then you may target X, less than X, or 1 target. You cannot target 0 targets for any action. </w:t>
+        <w:t xml:space="preserve">One attack per turn – Even if you have Temporary AP, you may only make a single attack per turn. Some attacks can hit multiple characters, but it is still only part of one attack. </w:t>
       </w:r>
     </w:p>
     <w:p>
@@ -5043,88 +4958,92 @@
         <w:pStyle w:val="ListParagraph"/>
         <w:numPr>
           <w:ilvl w:val="0"/>
-          <w:numId w:val="14"/>
+          <w:numId w:val="3"/>
         </w:numPr>
-        <w:rPr>
-          <w:sz w:val="28"/>
-          <w:szCs w:val="28"/>
-        </w:rPr>
-      </w:pPr>
-      <w:r>
-        <w:t xml:space="preserve">If an action says “all targets with [Y condition]”, it targets all targets, objects or characters. If it says “any targets with [Y condition]” you may select any number of them, with a minimum of course of one. </w:t>
-      </w:r>
-    </w:p>
-    <w:p>
-      <w:pPr>
-        <w:rPr>
-          <w:sz w:val="28"/>
-          <w:szCs w:val="28"/>
-        </w:rPr>
-      </w:pPr>
-      <w:r>
-        <w:rPr>
-          <w:sz w:val="28"/>
-          <w:szCs w:val="28"/>
-        </w:rPr>
-        <w:t xml:space="preserve">Multiple </w:t>
-      </w:r>
-      <w:r>
-        <w:rPr>
-          <w:sz w:val="28"/>
-          <w:szCs w:val="28"/>
-        </w:rPr>
-        <w:t>Hits</w:t>
-      </w:r>
-    </w:p>
-    <w:p>
-      <w:r>
-        <w:t xml:space="preserve">Some Attack Actions </w:t>
-      </w:r>
-      <w:r>
-        <w:t>will trigger multiple hits</w:t>
-      </w:r>
-      <w:r>
-        <w:t xml:space="preserve">. These can be items with the </w:t>
-      </w:r>
-      <w:r>
-        <w:rPr>
-          <w:b/>
-          <w:bCs/>
-        </w:rPr>
-        <w:t xml:space="preserve">burst </w:t>
-      </w:r>
-      <w:r>
-        <w:t xml:space="preserve">trait, </w:t>
-      </w:r>
-      <w:r>
-        <w:rPr>
-          <w:b/>
-          <w:bCs/>
-        </w:rPr>
-        <w:t>follow-up shots</w:t>
-      </w:r>
-      <w:r>
-        <w:t xml:space="preserve">, or as a result of Collateral (see below). </w:t>
-      </w:r>
-      <w:r>
-        <w:t>All hits that are a part of the same</w:t>
-      </w:r>
-      <w:r>
-        <w:t xml:space="preserve"> </w:t>
-      </w:r>
-      <w:r>
-        <w:lastRenderedPageBreak/>
-        <w:t xml:space="preserve">attack, deal the same damage, and are of the same damage type </w:t>
-      </w:r>
-      <w:r>
-        <w:rPr>
-          <w:b/>
-          <w:bCs/>
-        </w:rPr>
-        <w:t xml:space="preserve">stack </w:t>
-      </w:r>
-      <w:r>
-        <w:t xml:space="preserve">their damage – they deal damage once, and then each subsequent hit upgrades the wound by 1. </w:t>
+      </w:pPr>
+      <w:r>
+        <w:t xml:space="preserve">All attacks have a threat range: The range of targets affected. </w:t>
+      </w:r>
+    </w:p>
+    <w:p>
+      <w:r>
+        <w:t>Attac</w:t>
+      </w:r>
+      <w:r>
+        <w:t xml:space="preserve">ks otherwise carry a variety of different effects and rules depending on the tool used. </w:t>
+      </w:r>
+    </w:p>
+    <w:p>
+      <w:pPr>
+        <w:rPr>
+          <w:sz w:val="40"/>
+          <w:szCs w:val="40"/>
+        </w:rPr>
+      </w:pPr>
+      <w:r>
+        <w:rPr>
+          <w:sz w:val="40"/>
+          <w:szCs w:val="40"/>
+        </w:rPr>
+        <w:t>Threat</w:t>
+      </w:r>
+    </w:p>
+    <w:p>
+      <w:pPr>
+        <w:rPr>
+          <w:sz w:val="40"/>
+          <w:szCs w:val="40"/>
+        </w:rPr>
+      </w:pPr>
+      <w:r>
+        <w:rPr>
+          <w:sz w:val="40"/>
+          <w:szCs w:val="40"/>
+        </w:rPr>
+        <w:t>Concealment</w:t>
+      </w:r>
+    </w:p>
+    <w:p>
+      <w:pPr>
+        <w:rPr>
+          <w:sz w:val="40"/>
+          <w:szCs w:val="40"/>
+        </w:rPr>
+      </w:pPr>
+      <w:r>
+        <w:rPr>
+          <w:sz w:val="40"/>
+          <w:szCs w:val="40"/>
+        </w:rPr>
+        <w:t>Hardness &amp; Toughness</w:t>
+      </w:r>
+    </w:p>
+    <w:p>
+      <w:pPr>
+        <w:rPr>
+          <w:sz w:val="40"/>
+          <w:szCs w:val="40"/>
+        </w:rPr>
+      </w:pPr>
+      <w:r>
+        <w:rPr>
+          <w:sz w:val="40"/>
+          <w:szCs w:val="40"/>
+        </w:rPr>
+        <w:t>Cover</w:t>
+      </w:r>
+    </w:p>
+    <w:p>
+      <w:r>
+        <w:t xml:space="preserve">Cover is any object or character that must be intercepted before an attack can go through. For melee attacks, a wielded weapon, shield or object can be used as cover. </w:t>
+      </w:r>
+      <w:r>
+        <w:t>For ranged attacks, any object or character can be used as cover by engaging with it. Some objects are so large that they count as cover even for things not engaged with it</w:t>
+      </w:r>
+    </w:p>
+    <w:p>
+      <w:r>
+        <w:t>-Full Cover’</w:t>
       </w:r>
     </w:p>
     <w:p>
@@ -5139,82 +5058,42 @@
           <w:sz w:val="36"/>
           <w:szCs w:val="36"/>
         </w:rPr>
-        <w:t>Collateral</w:t>
-      </w:r>
-    </w:p>
-    <w:p>
-      <w:r>
-        <w:t xml:space="preserve">No shot is a true miss inside of a Hull – every bullet and beam lands somewhere. </w:t>
-      </w:r>
-      <w:r>
-        <w:t xml:space="preserve">These missed, random shots are referred to as </w:t>
-      </w:r>
-      <w:r>
-        <w:rPr>
-          <w:b/>
-          <w:bCs/>
-        </w:rPr>
-        <w:t>collateral</w:t>
-      </w:r>
-      <w:r>
-        <w:t xml:space="preserve"> and meant to endanger anyone around particularly volatile attacks. </w:t>
-      </w:r>
-    </w:p>
-    <w:p>
-      <w:r>
-        <w:t>Collateral is generated per attack, but it has its own means of calculating AR</w:t>
-      </w:r>
-      <w:r>
-        <w:t xml:space="preserve"> – by the </w:t>
-      </w:r>
-      <w:r>
-        <w:rPr>
-          <w:b/>
-          <w:bCs/>
-        </w:rPr>
-        <w:t>volume of fire</w:t>
-      </w:r>
-      <w:r>
-        <w:t xml:space="preserve">, or number of shots etc. in the Collateral Attack. </w:t>
-      </w:r>
-    </w:p>
-    <w:p>
-      <w:r>
-        <w:t xml:space="preserve">There are three different types of Collateral which determine the valid Collateral Targets. </w:t>
-      </w:r>
-    </w:p>
-    <w:p>
-      <w:r>
-        <w:t xml:space="preserve">Downrange Collateral is anyone </w:t>
-      </w:r>
-      <w:r>
-        <w:rPr>
-          <w:b/>
-          <w:bCs/>
-        </w:rPr>
-        <w:t xml:space="preserve">in front of </w:t>
-      </w:r>
-      <w:r>
-        <w:t xml:space="preserve">the attacker (minus the target of the attack). That is to say that they are in a zone greater than (if the attacker is firing to a higher zone), less than (if the target is in a zone lower than the attacker). If the attacker is in the same zone, it is treated as Close Collateral instead. </w:t>
-      </w:r>
-    </w:p>
-    <w:p>
-      <w:r>
-        <w:t xml:space="preserve">Close Collateral targets everyone within engagement with the target. </w:t>
-      </w:r>
-    </w:p>
-    <w:p>
-      <w:r>
-        <w:t xml:space="preserve">Long Collateral targets everyone in a room. </w:t>
-      </w:r>
-    </w:p>
-    <w:p>
-      <w:r>
-        <w:t>All target ADs that are beaten by the Collateral AR receive one hit based on the attacks damage – if the AR is equal to double the targets AD, they receive a second hit, and so forth.</w:t>
-      </w:r>
-    </w:p>
-    <w:p/>
-    <w:p/>
+        <w:t>Silhouette</w:t>
+      </w:r>
+    </w:p>
+    <w:p>
+      <w:r>
+        <w:lastRenderedPageBreak/>
+        <w:t xml:space="preserve">Silhouette represents how large of a target you present. It is affected both by Size and by distance – for that reason, Silhouette is </w:t>
+      </w:r>
+      <w:r>
+        <w:t xml:space="preserve">a value of a target that is relative to the attacker. </w:t>
+      </w:r>
+    </w:p>
+    <w:p>
+      <w:r>
+        <w:t xml:space="preserve">Silhouette is 10 + </w:t>
+      </w:r>
+      <w:r>
+        <w:t xml:space="preserve">The Targets </w:t>
+      </w:r>
+      <w:r>
+        <w:t>Distance (in Zones) – th</w:t>
+      </w:r>
+      <w:r>
+        <w:t>e Targets Size.</w:t>
+      </w:r>
+    </w:p>
+    <w:p>
+      <w:r>
+        <w:t xml:space="preserve">So in a Small Room, a Size 6 creature would have a Silhouette of 10 + 2 - 6 = 6. If they moved to the adjacent space, they would have a Silhouette of 5, if they moved to the same Zone they would have a Silhouette of 4. </w:t>
+      </w:r>
+    </w:p>
+    <w:p>
+      <w:r>
+        <w:t xml:space="preserve">You can also decrease your Silhouette with Hunker Down. This means you assume a crouched or prone position, making yourself smaller. </w:t>
+      </w:r>
+    </w:p>
     <w:p/>
     <w:p>
       <w:pPr>
@@ -5294,7 +5173,6 @@
     </w:p>
     <w:p>
       <w:r>
-        <w:lastRenderedPageBreak/>
         <w:t>Dispatch – As Hullboots, your ship needs to be dispatched to a mission zone before. The Dispatch determines a lot about what kind of Hullbreak it will b</w:t>
       </w:r>
       <w:r>
@@ -5390,6 +5268,7 @@
         </w:numPr>
       </w:pPr>
       <w:r>
+        <w:lastRenderedPageBreak/>
         <w:t>Raiders will progress play by taking Actions, with one player at a time taking a Driver, while others play Riders</w:t>
       </w:r>
     </w:p>
@@ -5546,7 +5425,6 @@
         </w:numPr>
       </w:pPr>
       <w:r>
-        <w:lastRenderedPageBreak/>
         <w:t>The characters have time only to take the quickest actions, and cannot initiate Investigative actions (though they can continue investigative actions they were pursuing after they move back into Investigative mode)</w:t>
       </w:r>
     </w:p>
@@ -5645,6 +5523,7 @@
           <w:sz w:val="22"/>
           <w:szCs w:val="22"/>
         </w:rPr>
+        <w:lastRenderedPageBreak/>
         <w:t xml:space="preserve">The </w:t>
       </w:r>
       <w:r>
@@ -5902,7 +5781,6 @@
           <w:sz w:val="32"/>
           <w:szCs w:val="32"/>
         </w:rPr>
-        <w:lastRenderedPageBreak/>
         <w:t>Tool Rules</w:t>
       </w:r>
     </w:p>
@@ -5986,6 +5864,7 @@
     </w:p>
     <w:p>
       <w:r>
+        <w:lastRenderedPageBreak/>
         <w:t>All</w:t>
       </w:r>
       <w:r>
@@ -6223,7 +6102,6 @@
           <w:sz w:val="22"/>
           <w:szCs w:val="22"/>
         </w:rPr>
-        <w:lastRenderedPageBreak/>
         <w:t xml:space="preserve">1 Operate: Remove item </w:t>
       </w:r>
       <w:r>
@@ -6394,6 +6272,7 @@
           <w:sz w:val="32"/>
           <w:szCs w:val="32"/>
         </w:rPr>
+        <w:lastRenderedPageBreak/>
         <w:t>Wearable Tools</w:t>
       </w:r>
     </w:p>
@@ -7408,6 +7287,7 @@
           <w:sz w:val="32"/>
           <w:szCs w:val="32"/>
         </w:rPr>
+        <w:lastRenderedPageBreak/>
         <w:t>Computers and Hacking Devices</w:t>
       </w:r>
     </w:p>
@@ -7588,7 +7468,7 @@
           <w:sz w:val="20"/>
           <w:szCs w:val="20"/>
         </w:rPr>
-        <w:t xml:space="preserve">The tactics of the most basic Cybersec are simple – march steadily forward, suppressing enemy positions and resisting small-arms fire with their durable frames and clearing positions with grenades and brute </w:t>
+        <w:t xml:space="preserve">The tactics of the most basic Cybersec are simple – march steadily forward, suppressing enemy positions and resisting small-arms fire with their durable frames and clearing positions with grenades and brute strength. More tactical versions exist, that retain much more cognitive function and tactical ability, </w:t>
       </w:r>
       <w:r>
         <w:rPr>
@@ -7597,16 +7477,6 @@
           <w:sz w:val="20"/>
           <w:szCs w:val="20"/>
         </w:rPr>
-        <w:lastRenderedPageBreak/>
-        <w:t xml:space="preserve">strength. More tactical versions exist, that retain much more cognitive function and tactical ability, </w:t>
-      </w:r>
-      <w:r>
-        <w:rPr>
-          <w:i/>
-          <w:iCs/>
-          <w:sz w:val="20"/>
-          <w:szCs w:val="20"/>
-        </w:rPr>
         <w:t xml:space="preserve">coordinating their dumber brethren and utilizing laser cutters, grenade launchers and longrifles to wreak havoc. These Officers are rarely debtors and instead are volunteers – callous, cruel and ambitious, they are  looking to exchange service to ascend into becoming a member of the Productorate, or at least curry favor with their masters by carrying out every grim order they demand. </w:t>
       </w:r>
     </w:p>
@@ -7755,6 +7625,7 @@
           <w:sz w:val="22"/>
           <w:szCs w:val="22"/>
         </w:rPr>
+        <w:lastRenderedPageBreak/>
         <w:t>Clubs</w:t>
       </w:r>
       <w:r>
@@ -7949,7 +7820,6 @@
     <w:p/>
     <w:p>
       <w:r>
-        <w:lastRenderedPageBreak/>
         <w:t>DRAFT SPACE</w:t>
       </w:r>
     </w:p>
@@ -8013,54 +7883,54 @@
     </w:p>
     <w:p>
       <w:r>
+        <w:t>Idea: Precise vs. Imprecise fire</w:t>
+      </w:r>
+      <w:r>
+        <w:t xml:space="preserve">. </w:t>
+      </w:r>
+    </w:p>
+    <w:p>
+      <w:r>
+        <w:t xml:space="preserve">Precise fire means that all shots that do hit will either go on target or will hit the wall. No in-betweens. </w:t>
+      </w:r>
+    </w:p>
+    <w:p>
+      <w:r>
+        <w:t xml:space="preserve">Imprecise fire </w:t>
+      </w:r>
+      <w:r>
+        <w:t>allocates hits by order of how easy that thing is to hit</w:t>
+      </w:r>
+    </w:p>
+    <w:p/>
+    <w:p>
+      <w:r>
+        <w:t xml:space="preserve">So of a pyramid of 4 SHL 6 enemies and one SHL 3 object and another SHL 5 object, </w:t>
+      </w:r>
+    </w:p>
+    <w:p>
+      <w:r>
+        <w:t>Easy to Hard to hit goes as follows:</w:t>
+      </w:r>
+    </w:p>
+    <w:p>
+      <w:r>
+        <w:t>Point Blank SHL 6</w:t>
+      </w:r>
+    </w:p>
+    <w:p>
+      <w:r>
+        <w:t>SHL 3 Object</w:t>
+      </w:r>
+    </w:p>
+    <w:p>
+      <w:r>
+        <w:t>SHL 5 Cover</w:t>
+      </w:r>
+    </w:p>
+    <w:p>
+      <w:r>
         <w:lastRenderedPageBreak/>
-        <w:t>Idea: Precise vs. Imprecise fire</w:t>
-      </w:r>
-      <w:r>
-        <w:t xml:space="preserve">. </w:t>
-      </w:r>
-    </w:p>
-    <w:p>
-      <w:r>
-        <w:t xml:space="preserve">Precise fire means that all shots that do hit will either go on target or will hit the wall. No in-betweens. </w:t>
-      </w:r>
-    </w:p>
-    <w:p>
-      <w:r>
-        <w:t xml:space="preserve">Imprecise fire </w:t>
-      </w:r>
-      <w:r>
-        <w:t>allocates hits by order of how easy that thing is to hit</w:t>
-      </w:r>
-    </w:p>
-    <w:p/>
-    <w:p>
-      <w:r>
-        <w:t xml:space="preserve">So of a pyramid of 4 SHL 6 enemies and one SHL 3 object and another SHL 5 object, </w:t>
-      </w:r>
-    </w:p>
-    <w:p>
-      <w:r>
-        <w:t>Easy to Hard to hit goes as follows:</w:t>
-      </w:r>
-    </w:p>
-    <w:p>
-      <w:r>
-        <w:t>Point Blank SHL 6</w:t>
-      </w:r>
-    </w:p>
-    <w:p>
-      <w:r>
-        <w:t>SHL 3 Object</w:t>
-      </w:r>
-    </w:p>
-    <w:p>
-      <w:r>
-        <w:t>SHL 5 Cover</w:t>
-      </w:r>
-    </w:p>
-    <w:p>
-      <w:r>
         <w:t xml:space="preserve">Enemy behind cover (blocked by cover) </w:t>
       </w:r>
     </w:p>
@@ -8248,6 +8118,7 @@
         </w:numPr>
       </w:pPr>
       <w:r>
+        <w:lastRenderedPageBreak/>
         <w:t>Threat 4 is same Zone and adjacent Zones</w:t>
       </w:r>
     </w:p>
@@ -8353,7 +8224,6 @@
         </w:numPr>
       </w:pPr>
       <w:r>
-        <w:lastRenderedPageBreak/>
         <w:t xml:space="preserve">Minimal Cover – the object you are covering behind is a step smaller than you. Your limbs are exposed, and there is a SHL+2 Weakspot that hits your COM.  </w:t>
       </w:r>
     </w:p>
@@ -8428,6 +8298,7 @@
         <w:rPr>
           <w:noProof/>
         </w:rPr>
+        <w:lastRenderedPageBreak/>
         <w:drawing>
           <wp:inline distT="0" distB="0" distL="0" distR="0" wp14:anchorId="325A184B" wp14:editId="4562BCF4">
             <wp:extent cx="2767224" cy="2078966"/>
@@ -8504,7 +8375,6 @@
     </w:p>
     <w:p>
       <w:r>
-        <w:lastRenderedPageBreak/>
         <w:t>To choose the face</w:t>
       </w:r>
     </w:p>
@@ -8597,6 +8467,7 @@
         </w:numPr>
       </w:pPr>
       <w:r>
+        <w:lastRenderedPageBreak/>
         <w:t>Spades: You are dependable and calm.</w:t>
       </w:r>
       <w:r>
@@ -8703,7 +8574,7 @@
 <file path=word/commentsExtended.xml><?xml version="1.0" encoding="utf-8"?>
 <w15:commentsEx xmlns:wpc="http://schemas.microsoft.com/office/word/2010/wordprocessingCanvas" xmlns:cx="http://schemas.microsoft.com/office/drawing/2014/chartex" xmlns:cx1="http://schemas.microsoft.com/office/drawing/2015/9/8/chartex" xmlns:cx2="http://schemas.microsoft.com/office/drawing/2015/10/21/chartex" xmlns:cx3="http://schemas.microsoft.com/office/drawing/2016/5/9/chartex" xmlns:cx4="http://schemas.microsoft.com/office/drawing/2016/5/10/chartex" xmlns:cx5="http://schemas.microsoft.com/office/drawing/2016/5/11/chartex" xmlns:cx6="http://schemas.microsoft.com/office/drawing/2016/5/12/chartex" xmlns:cx7="http://schemas.microsoft.com/office/drawing/2016/5/13/chartex" xmlns:cx8="http://schemas.microsoft.com/office/drawing/2016/5/14/chartex" xmlns:mc="http://schemas.openxmlformats.org/markup-compatibility/2006" xmlns:aink="http://schemas.microsoft.com/office/drawing/2016/ink" xmlns:am3d="http://schemas.microsoft.com/office/drawing/2017/model3d" xmlns:o="urn:schemas-microsoft-com:office:office" xmlns:oel="http://schemas.microsoft.com/office/2019/extlst" xmlns:r="http://schemas.openxmlformats.org/officeDocument/2006/relationships" xmlns:m="http://schemas.openxmlformats.org/officeDocument/2006/math" xmlns:v="urn:schemas-microsoft-com:vml" xmlns:wp14="http://schemas.microsoft.com/office/word/2010/wordprocessingDrawing" xmlns:wp="http://schemas.openxmlformats.org/drawingml/2006/wordprocessingDrawing" xmlns:w10="urn:schemas-microsoft-com:office:word" xmlns:w="http://schemas.openxmlformats.org/wordprocessingml/2006/main" xmlns:w14="http://schemas.microsoft.com/office/word/2010/wordml" xmlns:w15="http://schemas.microsoft.com/office/word/2012/wordml" xmlns:w16cex="http://schemas.microsoft.com/office/word/2018/wordml/cex" xmlns:w16cid="http://schemas.microsoft.com/office/word/2016/wordml/cid" xmlns:w16="http://schemas.microsoft.com/office/word/2018/wordml" xmlns:w16du="http://schemas.microsoft.com/office/word/2023/wordml/word16du" xmlns:w16sdtdh="http://schemas.microsoft.com/office/word/2020/wordml/sdtdatahash" xmlns:w16sdtfl="http://schemas.microsoft.com/office/word/2024/wordml/sdtformatlock" xmlns:w16se="http://schemas.microsoft.com/office/word/2015/wordml/symex" xmlns:wpg="http://schemas.microsoft.com/office/word/2010/wordprocessingGroup" xmlns:wpi="http://schemas.microsoft.com/office/word/2010/wordprocessingInk" xmlns:wne="http://schemas.microsoft.com/office/word/2006/wordml" xmlns:wps="http://schemas.microsoft.com/office/word/2010/wordprocessingShape" mc:Ignorable="w14 w15 w16se w16cid w16 w16cex w16sdtdh w16sdtfl w16du wp14">
   <w15:commentEx w15:paraId="28AC5573" w15:done="1"/>
-  <w15:commentEx w15:paraId="50023A0E" w15:done="0"/>
+  <w15:commentEx w15:paraId="50023A0E" w15:done="1"/>
   <w15:commentEx w15:paraId="6174A7CD" w15:done="1"/>
 </w15:commentsEx>
 </file>

--- a/Introduction.docx
+++ b/Introduction.docx
@@ -5043,9 +5043,13 @@
     </w:p>
     <w:p>
       <w:r>
-        <w:t>-Full Cover’</w:t>
-      </w:r>
-    </w:p>
+        <w:t xml:space="preserve"> </w:t>
+      </w:r>
+      <w:r>
+        <w:t xml:space="preserve">Full Cover – You have concealed yourself fully behind the object – you are fully concealed and </w:t>
+      </w:r>
+    </w:p>
+    <w:p/>
     <w:p>
       <w:pPr>
         <w:rPr>
@@ -5058,12 +5062,12 @@
           <w:sz w:val="36"/>
           <w:szCs w:val="36"/>
         </w:rPr>
+        <w:lastRenderedPageBreak/>
         <w:t>Silhouette</w:t>
       </w:r>
     </w:p>
     <w:p>
       <w:r>
-        <w:lastRenderedPageBreak/>
         <w:t xml:space="preserve">Silhouette represents how large of a target you present. It is affected both by Size and by distance – for that reason, Silhouette is </w:t>
       </w:r>
       <w:r>
@@ -5253,6 +5257,7 @@
         </w:numPr>
       </w:pPr>
       <w:r>
+        <w:lastRenderedPageBreak/>
         <w:t xml:space="preserve">Raiders will swap between two frames of time, Investigative and </w:t>
       </w:r>
       <w:r>
@@ -5268,7 +5273,6 @@
         </w:numPr>
       </w:pPr>
       <w:r>
-        <w:lastRenderedPageBreak/>
         <w:t>Raiders will progress play by taking Actions, with one player at a time taking a Driver, while others play Riders</w:t>
       </w:r>
     </w:p>
